--- a/paper/manuscript_full.docx
+++ b/paper/manuscript_full.docx
@@ -1924,7 +1924,7 @@
         </w:r>
       </w:hyperlink>
       <w:r>
-        <w:t xml:space="preserve">), because true positives occupy a growing share of the queue for the low-false-positive models as prevalence rises. Precision moves over the same range from 0.4% to 27.1% for Gemini Flash and from 0.01% to 1.2% for GPT-4o-mini. The operational effect of model selection is thus far greater than aggregate classification metrics alone would imply: a change in foundation model can alter not only detection behaviour but also the number and quality of cases presented to human investigators.</w:t>
+        <w:t xml:space="preserve">), because true positives occupy a growing share of the queue for the low-false-positive models as prevalence rises. Precision moves over the same range from 0.4% to 27.6% for Gemini Flash and from 0.01% to 1.2% for GPT-4o-mini. The operational effect of model selection is thus far greater than aggregate classification metrics alone would imply: a change in foundation model can alter not only detection behaviour but also the number and quality of cases presented to human investigators.</w:t>
       </w:r>
     </w:p>
     <w:bookmarkEnd w:id="21"/>
@@ -2035,7 +2035,7 @@
         </m:r>
       </m:oMath>
       <w:r>
-        <w:t xml:space="preserve">2.3%, GPT-4o 0.3%</w:t>
+        <w:t xml:space="preserve">2.3%, GPT-4o 1.0%</w:t>
       </w:r>
       <m:oMath>
         <m:r>
@@ -2046,7 +2046,7 @@
         </m:r>
       </m:oMath>
       <w:r>
-        <w:t xml:space="preserve">7.7%, GPT-4.1-mini 20.7%</w:t>
+        <w:t xml:space="preserve">9.7%, GPT-4.1-mini 24.0%</w:t>
       </w:r>
       <m:oMath>
         <m:r>
@@ -2057,7 +2057,7 @@
         </m:r>
       </m:oMath>
       <w:r>
-        <w:t xml:space="preserve">36.7%, Gemini Flash-Lite 24.7%</w:t>
+        <w:t xml:space="preserve">42.7%, Gemini Flash-Lite 24.7%</w:t>
       </w:r>
       <m:oMath>
         <m:r>
@@ -2068,7 +2068,7 @@
         </m:r>
       </m:oMath>
       <w:r>
-        <w:t xml:space="preserve">44.0%, and GPT-4o-mini 78.7%</w:t>
+        <w:t xml:space="preserve">44.0%, and GPT-4o-mini 82.7%</w:t>
       </w:r>
       <m:oMath>
         <m:r>
@@ -2079,7 +2079,7 @@
         </m:r>
       </m:oMath>
       <w:r>
-        <w:t xml:space="preserve">85.0%. The mean overall prompt-related decision-flip rate was 7.5% (95% CI 6.9–8.2). Changes in prompt wording shifted individual operating points by about 2–19 percentage points, but these shifts were smaller than the divergence between models and preserved the relative model ordering. The main result therefore did not depend on a particular prompt formulation.</w:t>
+        <w:t xml:space="preserve">90.0%. The mean overall prompt-related decision-flip rate was 7.5% (95% CI 6.9–8.2). Changes in prompt wording shifted individual operating points by about 2–19 percentage points, but these shifts were smaller than the divergence between models and preserved the relative model ordering. The main result therefore did not depend on a particular prompt formulation.</w:t>
       </w:r>
     </w:p>
     <w:p>
@@ -2141,7 +2141,7 @@
         </m:r>
       </m:oMath>
       <w:r>
-        <w:t xml:space="preserve">); Scott’s</w:t>
+        <w:t xml:space="preserve">) and a mean pairwise Scott’s</w:t>
       </w:r>
       <w:r>
         <w:t xml:space="preserve"> </w:t>
@@ -2150,12 +2150,18 @@
         <m:r>
           <m:t>π</m:t>
         </m:r>
+        <m:r>
+          <m:rPr>
+            <m:sty m:val="p"/>
+          </m:rPr>
+          <m:t>=</m:t>
+        </m:r>
+        <m:r>
+          <m:t>0.051</m:t>
+        </m:r>
       </m:oMath>
       <w:r>
-        <w:t xml:space="preserve"> </w:t>
-      </w:r>
-      <w:r>
-        <w:t xml:space="preserve">and Gwet’s AC1 gave consistent conclusions. The dominant cross-model phenomenon was therefore not a common set of missed suspicious cases, but a large divergence in the aggressiveness with which legitimate activity was escalated.</w:t>
+        <w:t xml:space="preserve">. Gwet’s AC1 instead averaged 0.924, the divergence expected when one category is rare and raw agreement is already 93.2%, so the low-agreement reading rests on the direct counts above rather than on any single coefficient. The dominant cross-model phenomenon was therefore not a common set of missed suspicious cases, but a large divergence in the aggressiveness with which legitimate activity was escalated.</w:t>
       </w:r>
     </w:p>
     <w:bookmarkEnd w:id="23"/>
@@ -4007,7 +4013,7 @@
         <w:t xml:space="preserve"> </w:t>
       </w:r>
       <w:r>
-        <w:t xml:space="preserve">Expected daily alerts for each screener at a suspicious prevalence of 0.1% over 1,000,000 transactions per day (logarithmic axis). Model choice changes the queue from about 4,200 to about 830,000 alerts on identical activity</w:t>
+        <w:t xml:space="preserve">Expected daily alerts for each screener at a suspicious prevalence of 0.1% over 1,000,000 transactions per day (logarithmic axis). Model choice changes the queue from about 24,000 to about 857,000 alerts on identical activity</w:t>
       </w:r>
     </w:p>
     <w:bookmarkEnd w:id="45"/>

--- a/paper/manuscript_full.docx
+++ b/paper/manuscript_full.docx
@@ -34,7 +34,7 @@
         <w:pStyle w:val="FirstParagraph"/>
       </w:pPr>
       <w:r>
-        <w:t xml:space="preserve">Large language models (LLMs) are increasingly considered for anti-money-laundering (AML) transaction screening, but the operational implications of choosing one foundation model over another are poorly quantified. This study investigates how foundation-model selection affects the screening operating point for a fixed task, transaction cases and evaluation procedure. We tested five off-the-shelf foundation models from two providers as zero-shot AML screeners, using a preregistered, fully reproducible battery of 600 synthetic transaction cases anchored on established laundering typologies, with equal numbers of suspicious cases and legitimate hard negatives designed to resemble common alert patterns. For the same 300 legitimate cases, false-positive rates ranged from 2.3% to 85.7%—an 83.3 percentage-point spread (95% confidence interval 71.8 to 93.7 points, cluster bootstrap over eight typology strata)—and the models disagreed on 88.7% of legitimate cases. The differences were systematic: false-positive rates decreased monotonically with model tier within each of the two provider families studied, so that smaller, lower-tier models substantially over-flagged legitimate activity relative to their more capable counterparts. The models therefore occupied quite different points along the sensitivity–specificity trade-off, not merely different levels of accuracy. In an illustrative low-prevalence scenario of one million transactions per day, projected daily alert workload differed by 36- to 196-fold across the four deployable single-call configurations, and by about 35-fold under the preregistered per-case aggregate; the ordering of the models was invariant across prompts, seeds and prevalence. These findings show that foundation-model choice is not merely an AML procurement or implementation decision but a core operational risk parameter. Because commercially accessed models may be updated, substituted, repriced or retired by providers, model-tier substitution and provider-managed alias redirection should be treated as first-class model-risk events, and model identity and operating-point stability should be explicitly incorporated into model-risk governance, validation and ongoing monitoring through a standing operating-point probe.</w:t>
+        <w:t xml:space="preserve">Large language models (LLMs) are increasingly considered for anti-money-laundering (AML) transaction screening, but the operational implications of choosing one foundation model over another are poorly quantified. This study investigates how foundation-model selection affects the screening operating point for a fixed task, transaction cases and evaluation procedure. We tested five off-the-shelf foundation models from two providers as zero-shot AML screeners, using a preregistered, fully reproducible battery of 600 synthetic transaction cases anchored on established laundering typologies, with equal numbers of suspicious cases and legitimate hard negatives designed to resemble common alert patterns. For the same 300 legitimate cases, false-positive rates ranged from 2.3% to 85.7%—an 83.3 percentage-point spread (95% confidence interval 71.8 to 93.7 points, cluster bootstrap over eight case-template strata)—and the models disagreed on 88.7% of legitimate cases. The differences were systematic: false-positive rates decreased monotonically with model tier within each of the two provider families studied, so that smaller, lower-tier models substantially over-flagged legitimate activity relative to their more capable counterparts. The models therefore occupied quite different points along the sensitivity–specificity trade-off, not merely different levels of accuracy. In an illustrative low-prevalence scenario of one million transactions per day, projected daily alert workload differed by 36- to 196-fold across the four deployable single-call configurations, and by about 35-fold under the preregistered per-case aggregate; the ordering of the models was invariant across prompts, seeds and prevalence. These findings show that foundation-model choice is not merely an AML procurement or implementation decision but a core operational risk parameter. Because commercially accessed models may be updated, substituted, repriced or retired by providers, model-tier substitution and provider-managed alias redirection should be treated as first-class model-risk events, and model identity and operating-point stability should be explicitly incorporated into model-risk governance, validation and ongoing monitoring through a standing operating-point probe.</w:t>
       </w:r>
     </w:p>
     <w:p>
@@ -139,7 +139,7 @@
         <w:pStyle w:val="BodyText"/>
       </w:pPr>
       <w:r>
-        <w:t xml:space="preserve">Relatedly, the literature on algorithmic monoculture raises concerns that heavy dependence on a small set of shared foundation models may lead institutions to make similar decisions and to suffer correlated errors [7, 12, 25]. This leaves two competing possibilities for AML screening. Shared foundation models may converge, producing common blind spots on the same suspicious cases, or they may diverge greatly, returning different results for identical transactions depending on the model used. We are not aware of any direct measurement of this cross-model divergence at scale under a controlled AML screening design.</w:t>
+        <w:t xml:space="preserve">Relatedly, the literature on algorithmic monoculture raises concerns that heavy dependence on a small set of shared foundation models may lead institutions to make similar decisions and to suffer correlated errors [7, 12, 25]. This leaves two competing possibilities for AML screening. Shared foundation models may converge, producing common blind spots on the same suspicious cases, or they may diverge greatly, returning different results for identical transactions depending on the model used. We are not aware of a preregistered measurement that translates this divergence into screening operating points and alert burden.</w:t>
       </w:r>
     </w:p>
     <w:p>
@@ -249,7 +249,7 @@
         <w:t xml:space="preserve"> </w:t>
       </w:r>
       <w:r>
-        <w:t xml:space="preserve">That different language models disagree on identical inputs, and that model-induced variance can exceed prompt-induced variance, is established in the broader model-evaluation literature [9, 39]. Our contribution is not the phenomenon but its first domain-specific, governance-framed controlled measurement in AML transaction screening: foundation-model identity is the experimental variable, while the task, the transaction cases, the prompts and the evaluation procedure are held fixed.</w:t>
+        <w:t xml:space="preserve">That different language models disagree on identical inputs, and that model-induced variance can exceed prompt-induced variance, is established in the broader model-evaluation literature [26, 39]. Our contribution is not the phenomenon but its first preregistered, governance-framed controlled measurement in AML transaction screening: foundation-model identity is the experimental variable, while the task, the transaction cases, the prompts and the evaluation procedure are held fixed.</w:t>
       </w:r>
     </w:p>
     <w:p>
@@ -386,11 +386,11 @@
         </w:r>
       </w:hyperlink>
       <w:r>
-        <w:t xml:space="preserve">.</w:t>
+        <w:t xml:space="preserve">. Each legitimate case is assigned to the stratum of the benign pattern its hard-negative template instantiates. The legitimate and suspicious sides therefore carry eight strata each, drawn from two disjoint sets of templates: eight benign patterns and eight laundering typologies. The strata are the clustering units for every interval and permutation reported below.</w:t>
       </w:r>
     </w:p>
     <w:bookmarkEnd w:id="11"/>
-    <w:bookmarkStart w:id="12" w:name="Xc4a3d29f5c03302f64052837ebb8bb0a41f0564"/>
+    <w:bookmarkStart w:id="12" w:name="sec:design"/>
     <w:p>
       <w:pPr>
         <w:pStyle w:val="Heading2"/>
@@ -573,7 +573,7 @@
         <w:t xml:space="preserve">,</w:t>
       </w:r>
       <w:r>
-        <w:t xml:space="preserve">120 calls: 111 GPT-4o-mini cases carry a fifth retried call and one GPT-4.1-mini case carries three valid calls after an application-programming-interface error. Both the designed and the realized counts are reported because the retries were made during capture and are preserved in the archive.</w:t>
+        <w:t xml:space="preserve">120 calls: 111 GPT-4o-mini cases carry a fifth retried call and one GPT-4.1-mini case carries three valid calls after an application-programming-interface error. The 111 retries were made because the GPT-4o-mini terse-prompt seed-0 pass was re-issued after OpenAI rate limiting interrupted it, so cases that had already returned were called a second time; the remaining 9 calls are ERROR rows recording the rate-limit failures themselves, which are excluded from the vote. Both the designed and the realized counts are reported because the retries were made during capture and are preserved in the archive.</w:t>
       </w:r>
     </w:p>
     <w:p>
@@ -589,7 +589,7 @@
         <w:pStyle w:val="BodyText"/>
       </w:pPr>
       <w:r>
-        <w:t xml:space="preserve">The evaluated set is the surviving part of a larger preregistered grid. The confirmatory design specified a third provider family, xAI Grok-4.5, alongside the OpenAI and Google models. Two logged decisions reduced it:</w:t>
+        <w:t xml:space="preserve">The evaluated set is the surviving part of a larger preregistered grid. The confirmatory design specified a third provider family, xAI Grok-4.5, alongside the OpenAI and Google models. Two logged decisions reduced it: D17 dropped</w:t>
       </w:r>
       <w:r>
         <w:t xml:space="preserve"> </w:t>
@@ -604,7 +604,7 @@
         <w:t xml:space="preserve"> </w:t>
       </w:r>
       <w:r>
-        <w:t xml:space="preserve">was dropped for thinking-mode incompatibility and cost, and</w:t>
+        <w:t xml:space="preserve">for thinking-mode incompatibility and cost, and D19 dropped</w:t>
       </w:r>
       <w:r>
         <w:t xml:space="preserve"> </w:t>
@@ -619,7 +619,7 @@
         <w:t xml:space="preserve"> </w:t>
       </w:r>
       <w:r>
-        <w:t xml:space="preserve">was dropped because the xAI account was out of credits before the full run. The final grid of five models from two providers is therefore the result of documented attrition rather than a two-provider design, and the loss of the third family is why a provider main effect cannot be separated from the tier effect. Anthropic Claude appears in the generative-artificial-intelligence declaration solely as a coding assistant and was never an evaluated system.</w:t>
+        <w:t xml:space="preserve">because the xAI account was out of credits before the full run. The final grid of five models from two providers is therefore the result of documented attrition rather than a two-provider design, and the and, because tier is defined only within providers, a provider main effect cannot be separated from the tier effect. Anthropic Claude appears in the generative-artificial-intelligence declaration solely as a coding assistant and was never an evaluated system.</w:t>
       </w:r>
     </w:p>
     <w:p>
@@ -732,7 +732,7 @@
         </w:r>
       </w:hyperlink>
       <w:r>
-        <w:t xml:space="preserve">). Across all nine analyses the spread lies between 77.7 and 85.3 percentage points and the ordering of the five models never changes.</w:t>
+        <w:t xml:space="preserve">). Across all nine analyses the spread lies between 77.7 and 85.3 percentage points and no pair of models reverses order.</w:t>
       </w:r>
     </w:p>
     <w:p>
@@ -740,7 +740,7 @@
         <w:pStyle w:val="BodyText"/>
       </w:pPr>
       <w:r>
-        <w:t xml:space="preserve">Two further points follow. First, the four-call aggregate is an evaluation construct, not a deployable configuration: no institution would issue four calls per transaction and take a majority. The deployable quantity is a single call, and those configurations are reported alongside the aggregate. Second, a label-independent rule that instead resolves ties by strict majority on both labels reproduces the submitted false-positive rates exactly, which locates the whole effect of the deviation on the miss axis, where miss rates rise from 12.0, 3.3, 3.7, 0.7 and 0.0% to 18.3, 8.3, 7.0, 2.0 and 0.0%.</w:t>
+        <w:t xml:space="preserve">Two further points follow. First, the four-call aggregate is an evaluation construct, not a deployable configuration: no institution would issue four calls per transaction and take a majority. The deployable quantity is a single call, and those configurations are reported alongside the aggregate. Second, a label-independent rule that resolves ties by strict majority on both labels reproduces the submitted false-positive rates exactly but raises miss rates from 12.0, 3.3, 3.7, 0.7 and 0.0% to 18.3, 8.3, 7.0, 2.0 and 0.0%. The submitted false-positive rates are therefore attainable without the label, at a cost on the miss axis.</w:t>
       </w:r>
     </w:p>
     <w:bookmarkEnd w:id="13"/>
@@ -906,7 +906,7 @@
         <w:t xml:space="preserve"> </w:t>
       </w:r>
       <w:r>
-        <w:t xml:space="preserve">and the exact McNemar test both treat the 300 legitimate cases as exchangeable units. Because the cases are generated from a shared set of typology templates, that assumption is not satisfied exactly. The primary test is therefore accompanied by a cluster-level permutation procedure in which the eight typology strata are resampled as clusters and model labels are permuted within case, and the adjacent-tier contrasts are reported with cluster-robust bootstrap intervals over the same strata. Case-level</w:t>
+        <w:t xml:space="preserve">and the exact McNemar test both treat the 300 legitimate cases as exchangeable units. Because the cases are generated from a shared set of typology templates, that assumption is not satisfied exactly. The primary test is therefore accompanied by a cluster-level permutation procedure in which a single permutation of model labels is applied to all cases within each of the eight case-template strata, and the adjacent-tier contrasts are reported with cluster-robust bootstrap intervals over the same strata. With eight clusters, these intervals are approximate. Case-level</w:t>
       </w:r>
       <w:r>
         <w:t xml:space="preserve"> </w:t>
@@ -925,7 +925,7 @@
         <w:pStyle w:val="BodyText"/>
       </w:pPr>
       <w:r>
-        <w:t xml:space="preserve">Proportions such as false-positive and miss rates are reported with 95% Wilson score confidence intervals [43]. For quantities whose uncertainty was composition-dependent across typology strata (cross-model spread, disagreement metrics and typology-level rates), additional 95% percentile bootstrap confidence intervals were constructed via cluster resampling over the eight typology strata [14], using 2</w:t>
+        <w:t xml:space="preserve">Proportions such as false-positive and miss rates are reported with 95% Wilson score confidence intervals [43]. For quantities whose uncertainty was composition-dependent across case-template strata (cross-model spread, disagreement metrics and typology-level rates), additional 95% percentile bootstrap confidence intervals were constructed via cluster resampling over the eight case-template strata [14], using 2</w:t>
       </w:r>
       <w:r>
         <w:t xml:space="preserve">,</w:t>
@@ -1544,14 +1544,14 @@
         <w:pStyle w:val="BodyText"/>
       </w:pPr>
       <w:r>
-        <w:t xml:space="preserve">The false-positive rate on the 300 legitimate cases ranged from 2.3% (7 of 300 cases) for Gemini Flash to 85.7% (257 of 300 cases) for GPT-4o-mini. The resulting cross-model spread was 83.3 percentage points (95% confidence interval [CI] 71.8–93.7; cluster bootstrap over the eight typology strata) (Fig. </w:t>
+        <w:t xml:space="preserve">The false-positive rate on the 300 legitimate cases ranged from 2.3% (7 of 300 cases) for Gemini Flash to 85.7% (257 of 300 cases) for GPT-4o-mini. The resulting cross-model spread was 83.3 percentage points (95% confidence interval [CI] 71.8–93.7; cluster bootstrap over the eight case-template strata) (Fig. </w:t>
       </w:r>
       <w:hyperlink w:anchor="fig:fp">
         <w:r>
           <w:rPr>
             <w:rStyle w:val="Hyperlink"/>
           </w:rPr>
-          <w:t xml:space="preserve">2</w:t>
+          <w:t xml:space="preserve">1</w:t>
         </w:r>
       </w:hyperlink>
       <w:r>
@@ -1659,7 +1659,7 @@
         </m:sSup>
       </m:oMath>
       <w:r>
-        <w:t xml:space="preserve">). Because cases generated from a shared typology template are not independent, the same null was also tested by a permutation procedure that resamples the eight typology strata as clusters; no permutation of 2,000 reached the observed statistic (</w:t>
+        <w:t xml:space="preserve">). Because cases generated from a shared typology template are not independent, the same null was also tested by a permutation procedure that applies a single permutation of model labels to all cases within each of the eight case-template strata; no permutation of 2,000 reached the observed statistic (</w:t>
       </w:r>
       <m:oMath>
         <m:r>
@@ -1787,7 +1787,7 @@
           <w:rPr>
             <w:rStyle w:val="Hyperlink"/>
           </w:rPr>
-          <w:t xml:space="preserve">3</w:t>
+          <w:t xml:space="preserve">2</w:t>
         </w:r>
       </w:hyperlink>
       <w:r>
@@ -1825,7 +1825,7 @@
           <w:rPr>
             <w:rStyle w:val="Hyperlink"/>
           </w:rPr>
-          <w:t xml:space="preserve">3</w:t>
+          <w:t xml:space="preserve">2</w:t>
         </w:r>
       </w:hyperlink>
       <w:r>
@@ -1879,7 +1879,7 @@
           <w:rPr>
             <w:rStyle w:val="Hyperlink"/>
           </w:rPr>
-          <w:t xml:space="preserve">4</w:t>
+          <w:t xml:space="preserve">3</w:t>
         </w:r>
       </w:hyperlink>
       <w:r>
@@ -1920,7 +1920,7 @@
           <w:rPr>
             <w:rStyle w:val="Hyperlink"/>
           </w:rPr>
-          <w:t xml:space="preserve">1</w:t>
+          <w:t xml:space="preserve">4</w:t>
         </w:r>
       </w:hyperlink>
       <w:r>
@@ -1959,7 +1959,7 @@
         <w:pStyle w:val="BodyText"/>
       </w:pPr>
       <w:r>
-        <w:t xml:space="preserve">The strong supervised performance is consistent with the construction of the controlled battery: the cases contain explicit structural manifestations of the laundering typologies, and the engineered features were designed to capture those structures. The supervised result should therefore be regarded as an optimistic reference ceiling for this synthetic evaluation, not an estimate of production AML performance. Against the rules baseline, the foundation models were widely dispersed: GPT-4o-mini had about seven times the false-positive rate of the rules system, while GPT-4o and Gemini Flash had much lower false-positive rates; the intermediate models, GPT-4.1-mini and Gemini Flash-Lite, also produced more false positives than the rules baseline. The comparison underscores the central result: zero-shot foundation models do not share a common AML screening operating point, but differ substantially in sensitivity and specificity even before task-specific tuning or threshold optimisation.</w:t>
+        <w:t xml:space="preserve">The strong supervised performance is consistent with the construction of the controlled battery: the cases contain explicit structural manifestations of the laundering typologies, and the engineered features were designed to capture those structures. The supervised result should therefore be regarded as an optimistic reference ceiling for this synthetic evaluation, not an estimate of production AML performance. Against the rules baseline, the foundation models were widely dispersed: GPT-4o-mini had about seven times the false-positive rate of the rules system, while GPT-4o and Gemini Flash had lower false-positive rates (7.7% and 2.3%); the intermediate models, GPT-4.1-mini and Gemini Flash-Lite, also produced more false positives than the rules baseline. The comparison underscores the central result: zero-shot foundation models do not share a common AML screening operating point, but differ substantially in sensitivity and specificity even before task-specific tuning or threshold optimisation.</w:t>
       </w:r>
     </w:p>
     <w:bookmarkEnd w:id="22"/>
@@ -2261,22 +2261,6 @@
         <w:pStyle w:val="BodyText"/>
       </w:pPr>
       <w:r>
-        <w:t xml:space="preserve">A practical control follows directly from the experimental design used here. Institutions could maintain a fixed, held-out, labelled operating-point probe of benign and suspicious cases that exemplify the screening behaviours they consider important. The probe could be re-run periodically and whenever a model version, provider configuration, prompt, or routing policy changes. False-positive and miss rates could then be logged alongside the model inventory and compared with predefined tolerances. Such a procedure would not replace production validation or continuous drift monitoring, but would address a different failure mode: a change in the model itself rather than a change in the incoming data.</w:t>
-      </w:r>
-    </w:p>
-    <w:p>
-      <w:pPr>
-        <w:pStyle w:val="BodyText"/>
-      </w:pPr>
-      <w:r>
-        <w:t xml:space="preserve">This control is additive to existing model-risk practices rather than a duplication. Drift monitoring is usually intended to detect changes in input distributions or degradation in a fixed model. Post-hoc explainability tools such as SHAP or LIME can help explain why a particular alert was generated but do not indicate whether a different foundation model would have decided differently on the same case. Champion–challenger testing can compare models during initial selection but offers limited protection if the deployed model is later changed without an equivalent revalidation event. The operating-point probe fills this gap by continuously treating model identity as a variable that can affect system behaviour.</w:t>
-      </w:r>
-    </w:p>
-    <w:p>
-      <w:pPr>
-        <w:pStyle w:val="BodyText"/>
-      </w:pPr>
-      <w:r>
         <w:t xml:space="preserve">A related but distinct finding is prompt sensitivity. The FATF-aware prompt increased the false-positive rate for all models, showing that the wording of instructions can shift the operating point. The overall decision-flip rate, however, was 7.5%, and the relative model ordering was preserved. Prompt design therefore matters, but in this experiment the divergence between models was larger than the effect of changing between the two supervisory prompt formulations. Prompt governance alone is thus insufficient: an institution may tightly govern its instructions and still see a significant shift in screening behaviour if the underlying foundation model changes.</w:t>
       </w:r>
     </w:p>
@@ -2351,6 +2335,14 @@
       </w:pPr>
       <w:r>
         <w:t xml:space="preserve">The control is deliberately modest. It does not require access to model internals, provider cooperation or production data, and a battery of a few hundred fixed cases is small enough to re-run cheaply. What it provides is an auditable time series of the operating point, so that a shift is detected as a model-risk event rather than inferred later from a change in alert volume. The probe measures the same quantity this paper measures, which is why the measurement design transfers directly to a monitoring design.</w:t>
+      </w:r>
+    </w:p>
+    <w:p>
+      <w:pPr>
+        <w:pStyle w:val="BodyText"/>
+      </w:pPr>
+      <w:r>
+        <w:t xml:space="preserve">This control is additive to existing model-risk practices rather than a duplication. Drift monitoring is usually intended to detect changes in input distributions or degradation in a fixed model. Post-hoc explainability tools such as SHAP or LIME can help explain why a particular alert was generated but do not indicate whether a different foundation model would have decided differently on the same case. Champion–challenger testing can compare models during initial selection but offers limited protection if the deployed model is later changed without an equivalent revalidation event. The operating-point probe fills this gap by continuously treating model identity as a variable that can affect system behaviour.</w:t>
       </w:r>
     </w:p>
     <w:bookmarkEnd w:id="25"/>
@@ -2551,7 +2543,7 @@
     </w:p>
     <w:bookmarkEnd w:id="26"/>
     <w:bookmarkEnd w:id="27"/>
-    <w:bookmarkStart w:id="33" w:name="sec:conclusion"/>
+    <w:bookmarkStart w:id="29" w:name="sec:conclusion"/>
     <w:p>
       <w:pPr>
         <w:pStyle w:val="Heading1"/>
@@ -2629,7 +2621,84 @@
         <w:t xml:space="preserve"> </w:t>
       </w:r>
       <w:r>
-        <w:t xml:space="preserve">is the deviation corrected in this revision. Strict majority applied to both labels reproduces the submitted rates exactly, which locates the effect of the deviation on the miss axis alone.</w:t>
+        <w:t xml:space="preserve">is the deviation corrected in this revision. Strict majority applied to both labels reproduces the submitted false-positive rates exactly, at the cost of higher miss rates (Section </w:t>
+      </w:r>
+      <w:hyperlink w:anchor="sec:agg">
+        <w:r>
+          <w:rPr>
+            <w:rStyle w:val="Hyperlink"/>
+          </w:rPr>
+          <w:t xml:space="preserve">2.3</w:t>
+        </w:r>
+      </w:hyperlink>
+      <w:r>
+        <w:t xml:space="preserve">). Cochran’s</w:t>
+      </w:r>
+      <w:r>
+        <w:t xml:space="preserve"> </w:t>
+      </w:r>
+      <m:oMath>
+        <m:r>
+          <m:t>Q</m:t>
+        </m:r>
+      </m:oMath>
+      <w:r>
+        <w:t xml:space="preserve"> </w:t>
+      </w:r>
+      <w:r>
+        <w:t xml:space="preserve">tests the equality of the five models’ false-positive rates under each rule (4 degrees of freedom,</w:t>
+      </w:r>
+      <w:r>
+        <w:t xml:space="preserve"> </w:t>
+      </w:r>
+      <m:oMath>
+        <m:r>
+          <m:t>P</m:t>
+        </m:r>
+        <m:r>
+          <m:rPr>
+            <m:sty m:val="p"/>
+          </m:rPr>
+          <m:t>&lt;</m:t>
+        </m:r>
+        <m:sSup>
+          <m:e>
+            <m:r>
+              <m:t>10</m:t>
+            </m:r>
+          </m:e>
+          <m:sup>
+            <m:r>
+              <m:rPr>
+                <m:sty m:val="p"/>
+              </m:rPr>
+              <m:t>−</m:t>
+            </m:r>
+            <m:r>
+              <m:t>15</m:t>
+            </m:r>
+          </m:sup>
+        </m:sSup>
+      </m:oMath>
+      <w:r>
+        <w:t xml:space="preserve"> </w:t>
+      </w:r>
+      <w:r>
+        <w:t xml:space="preserve">throughout). Because</w:t>
+      </w:r>
+      <w:r>
+        <w:t xml:space="preserve"> </w:t>
+      </w:r>
+      <m:oMath>
+        <m:r>
+          <m:t>Q</m:t>
+        </m:r>
+      </m:oMath>
+      <w:r>
+        <w:t xml:space="preserve"> </w:t>
+      </w:r>
+      <w:r>
+        <w:t xml:space="preserve">requires a decision from every model on every case, the abstention row is computed on the 189 legitimate cases on which all five models decided.</w:t>
       </w:r>
     </w:p>
     <w:tbl>
@@ -2637,16 +2706,17 @@
         <w:tblStyle w:val="Table"/>
         <w:tblW w:type="auto" w:w="0"/>
         <w:tblLook w:firstRow="1" w:lastRow="0" w:firstColumn="0" w:lastColumn="0" w:noHBand="0" w:noVBand="0" w:val="0020"/>
-        <w:tblCaption w:val="Sensitivity of the false-positive spread to the per-case aggregation rule. Per-model false-positive rates (%) on the 300 legitimate cases under five label-independent or label-dependent aggregation policies and under each of the four deployable single-call configurations. The preregistered rule (decision D4) is the primary analysis. “Label-dependent (as submitted)” is the deviation corrected in this revision. Strict majority applied to both labels reproduces the submitted rates exactly, which locates the effect of the deviation on the miss axis alone."/>
+        <w:tblCaption w:val="Sensitivity of the false-positive spread to the per-case aggregation rule. Per-model false-positive rates (%) on the 300 legitimate cases under five label-independent or label-dependent aggregation policies and under each of the four deployable single-call configurations. The preregistered rule (decision D4) is the primary analysis. “Label-dependent (as submitted)” is the deviation corrected in this revision. Strict majority applied to both labels reproduces the submitted false-positive rates exactly, at the cost of higher miss rates (Section 2.3). Cochran’s Q tests the equality of the five models’ false-positive rates under each rule (4 degrees of freedom, P&lt;10^{-15} throughout). Because Q requires a decision from every model on every case, the abstention row is computed on the 189 legitimate cases on which all five models decided."/>
       </w:tblPr>
       <w:tblGrid>
-        <w:gridCol w:w="1131"/>
-        <w:gridCol w:w="1131"/>
-        <w:gridCol w:w="1131"/>
-        <w:gridCol w:w="1131"/>
-        <w:gridCol w:w="1131"/>
-        <w:gridCol w:w="1131"/>
-        <w:gridCol w:w="1131"/>
+        <w:gridCol w:w="990"/>
+        <w:gridCol w:w="990"/>
+        <w:gridCol w:w="990"/>
+        <w:gridCol w:w="990"/>
+        <w:gridCol w:w="990"/>
+        <w:gridCol w:w="990"/>
+        <w:gridCol w:w="990"/>
+        <w:gridCol w:w="990"/>
       </w:tblGrid>
       <w:tr>
         <w:trPr>
@@ -2736,6 +2806,26 @@
             </w:r>
           </w:p>
         </w:tc>
+        <w:tc>
+          <w:tcPr/>
+          <w:p>
+            <w:pPr>
+              <w:pStyle w:val="Compact"/>
+              <w:jc w:val="right"/>
+            </w:pPr>
+            <w:r>
+              <w:t xml:space="preserve">Cochran’s</w:t>
+            </w:r>
+            <w:r>
+              <w:t xml:space="preserve"> </w:t>
+            </w:r>
+            <m:oMath>
+              <m:r>
+                <m:t>Q</m:t>
+              </m:r>
+            </m:oMath>
+          </w:p>
+        </w:tc>
       </w:tr>
       <w:tr>
         <w:tc>
@@ -2822,6 +2912,18 @@
             </w:r>
           </w:p>
         </w:tc>
+        <w:tc>
+          <w:tcPr/>
+          <w:p>
+            <w:pPr>
+              <w:pStyle w:val="Compact"/>
+              <w:jc w:val="right"/>
+            </w:pPr>
+            <w:r>
+              <w:t xml:space="preserve">117.0</w:t>
+            </w:r>
+          </w:p>
+        </w:tc>
       </w:tr>
       <w:tr>
         <w:tc>
@@ -2908,6 +3010,18 @@
             </w:r>
           </w:p>
         </w:tc>
+        <w:tc>
+          <w:tcPr/>
+          <w:p>
+            <w:pPr>
+              <w:pStyle w:val="Compact"/>
+              <w:jc w:val="right"/>
+            </w:pPr>
+            <w:r>
+              <w:t xml:space="preserve">131.6</w:t>
+            </w:r>
+          </w:p>
+        </w:tc>
       </w:tr>
       <w:tr>
         <w:tc>
@@ -2994,6 +3108,18 @@
             </w:r>
           </w:p>
         </w:tc>
+        <w:tc>
+          <w:tcPr/>
+          <w:p>
+            <w:pPr>
+              <w:pStyle w:val="Compact"/>
+              <w:jc w:val="right"/>
+            </w:pPr>
+            <w:r>
+              <w:t xml:space="preserve">80.4</w:t>
+            </w:r>
+          </w:p>
+        </w:tc>
       </w:tr>
       <w:tr>
         <w:tc>
@@ -3080,6 +3206,18 @@
             </w:r>
           </w:p>
         </w:tc>
+        <w:tc>
+          <w:tcPr/>
+          <w:p>
+            <w:pPr>
+              <w:pStyle w:val="Compact"/>
+              <w:jc w:val="right"/>
+            </w:pPr>
+            <w:r>
+              <w:t xml:space="preserve">123.7</w:t>
+            </w:r>
+          </w:p>
+        </w:tc>
       </w:tr>
       <w:tr>
         <w:tc>
@@ -3166,6 +3304,18 @@
             </w:r>
           </w:p>
         </w:tc>
+        <w:tc>
+          <w:tcPr/>
+          <w:p>
+            <w:pPr>
+              <w:pStyle w:val="Compact"/>
+              <w:jc w:val="right"/>
+            </w:pPr>
+            <w:r>
+              <w:t xml:space="preserve">131.6</w:t>
+            </w:r>
+          </w:p>
+        </w:tc>
       </w:tr>
       <w:tr>
         <w:tc>
@@ -3252,6 +3402,18 @@
             </w:r>
           </w:p>
         </w:tc>
+        <w:tc>
+          <w:tcPr/>
+          <w:p>
+            <w:pPr>
+              <w:pStyle w:val="Compact"/>
+              <w:jc w:val="right"/>
+            </w:pPr>
+            <w:r>
+              <w:t xml:space="preserve">117.6</w:t>
+            </w:r>
+          </w:p>
+        </w:tc>
       </w:tr>
       <w:tr>
         <w:tc>
@@ -3338,6 +3500,18 @@
             </w:r>
           </w:p>
         </w:tc>
+        <w:tc>
+          <w:tcPr/>
+          <w:p>
+            <w:pPr>
+              <w:pStyle w:val="Compact"/>
+              <w:jc w:val="right"/>
+            </w:pPr>
+            <w:r>
+              <w:t xml:space="preserve">118.6</w:t>
+            </w:r>
+          </w:p>
+        </w:tc>
       </w:tr>
       <w:tr>
         <w:tc>
@@ -3424,6 +3598,18 @@
             </w:r>
           </w:p>
         </w:tc>
+        <w:tc>
+          <w:tcPr/>
+          <w:p>
+            <w:pPr>
+              <w:pStyle w:val="Compact"/>
+              <w:jc w:val="right"/>
+            </w:pPr>
+            <w:r>
+              <w:t xml:space="preserve">127.4</w:t>
+            </w:r>
+          </w:p>
+        </w:tc>
       </w:tr>
       <w:tr>
         <w:tc>
@@ -3510,8 +3696,28 @@
             </w:r>
           </w:p>
         </w:tc>
+        <w:tc>
+          <w:tcPr/>
+          <w:p>
+            <w:pPr>
+              <w:pStyle w:val="Compact"/>
+              <w:jc w:val="right"/>
+            </w:pPr>
+            <w:r>
+              <w:t xml:space="preserve">130.8</w:t>
+            </w:r>
+          </w:p>
+        </w:tc>
       </w:tr>
       <w:tr>
+        <w:tc>
+          <w:tcPr/>
+          <w:p>
+            <w:pPr>
+              <w:pStyle w:val="Compact"/>
+            </w:pPr>
+          </w:p>
+        </w:tc>
         <w:tc>
           <w:tcPr/>
           <w:p>
@@ -3571,74 +3777,7 @@
       </w:tr>
     </w:tbl>
     <w:bookmarkEnd w:id="28"/>
-    <w:bookmarkStart w:id="32" w:name="fig:sweep"/>
-    <w:p>
-      <w:pPr>
-        <w:pStyle w:val="CaptionedFigure"/>
-      </w:pPr>
-      <w:r>
-        <w:drawing>
-          <wp:inline>
-            <wp:extent cx="5067300" cy="2737586"/>
-            <wp:effectExtent b="0" l="0" r="0" t="0"/>
-            <wp:docPr descr="" title="" id="30" name="Picture"/>
-            <a:graphic>
-              <a:graphicData uri="http://schemas.openxmlformats.org/drawingml/2006/picture">
-                <pic:pic>
-                  <pic:nvPicPr>
-                    <pic:cNvPr descr="fig6_prevalence_sweep.png" id="31" name="Picture"/>
-                    <pic:cNvPicPr>
-                      <a:picLocks noChangeArrowheads="1" noChangeAspect="1"/>
-                    </pic:cNvPicPr>
-                  </pic:nvPicPr>
-                  <pic:blipFill>
-                    <a:blip r:embed="rId29"/>
-                    <a:stretch>
-                      <a:fillRect/>
-                    </a:stretch>
-                  </pic:blipFill>
-                  <pic:spPr bwMode="auto">
-                    <a:xfrm>
-                      <a:off x="0" y="0"/>
-                      <a:ext cx="5067300" cy="2737586"/>
-                    </a:xfrm>
-                    <a:prstGeom prst="rect">
-                      <a:avLst/>
-                    </a:prstGeom>
-                    <a:noFill/>
-                    <a:ln w="9525">
-                      <a:noFill/>
-                      <a:headEnd/>
-                      <a:tailEnd/>
-                    </a:ln>
-                  </pic:spPr>
-                </pic:pic>
-              </a:graphicData>
-            </a:graphic>
-          </wp:inline>
-        </w:drawing>
-      </w:r>
-    </w:p>
-    <w:p>
-      <w:pPr>
-        <w:pStyle w:val="ImageCaption"/>
-      </w:pPr>
-      <w:r>
-        <w:rPr>
-          <w:b/>
-          <w:bCs/>
-        </w:rPr>
-        <w:t xml:space="preserve">Alert volume and precision across suspicious-activity prevalence.</w:t>
-      </w:r>
-      <w:r>
-        <w:t xml:space="preserve"> </w:t>
-      </w:r>
-      <w:r>
-        <w:t xml:space="preserve">Projected daily alerts (left) and precision (right) for each model over prevalence from 0.01% to 1%, at 1,000,000 transactions per day under the preregistered aggregation rule. The ordering of the five models is identical at every prevalence; the highest-to-lowest alert ratio moves from about 37-fold to about 27-fold across the swept range</w:t>
-      </w:r>
-    </w:p>
-    <w:bookmarkEnd w:id="32"/>
-    <w:bookmarkEnd w:id="33"/>
+    <w:bookmarkEnd w:id="29"/>
     <w:bookmarkStart w:id="58" w:name="X4906d6a99debbb8dd9c61c1f7450e7cb228d20b"/>
     <w:p>
       <w:pPr>
@@ -3735,7 +3874,7 @@
         <w:t xml:space="preserve">.</w:t>
       </w:r>
     </w:p>
-    <w:bookmarkStart w:id="37" w:name="fig:fp"/>
+    <w:bookmarkStart w:id="33" w:name="fig:fp"/>
     <w:p>
       <w:pPr>
         <w:pStyle w:val="CaptionedFigure"/>
@@ -3745,18 +3884,18 @@
           <wp:inline>
             <wp:extent cx="3840480" cy="2416403"/>
             <wp:effectExtent b="0" l="0" r="0" t="0"/>
-            <wp:docPr descr="" title="" id="35" name="Picture"/>
+            <wp:docPr descr="" title="" id="31" name="Picture"/>
             <a:graphic>
               <a:graphicData uri="http://schemas.openxmlformats.org/drawingml/2006/picture">
                 <pic:pic>
                   <pic:nvPicPr>
-                    <pic:cNvPr descr="fig1_fp_by_model.png" id="36" name="Picture"/>
+                    <pic:cNvPr descr="fig1_fp_by_model.png" id="32" name="Picture"/>
                     <pic:cNvPicPr>
                       <a:picLocks noChangeArrowheads="1" noChangeAspect="1"/>
                     </pic:cNvPicPr>
                   </pic:nvPicPr>
                   <pic:blipFill>
-                    <a:blip r:embed="rId34"/>
+                    <a:blip r:embed="rId30"/>
                     <a:stretch>
                       <a:fillRect/>
                     </a:stretch>
@@ -3882,8 +4021,8 @@
         <w:t xml:space="preserve">)</w:t>
       </w:r>
     </w:p>
-    <w:bookmarkEnd w:id="37"/>
-    <w:bookmarkStart w:id="41" w:name="fig:ops"/>
+    <w:bookmarkEnd w:id="33"/>
+    <w:bookmarkStart w:id="37" w:name="fig:ops"/>
     <w:p>
       <w:pPr>
         <w:pStyle w:val="CaptionedFigure"/>
@@ -3893,18 +4032,18 @@
           <wp:inline>
             <wp:extent cx="3307080" cy="2613081"/>
             <wp:effectExtent b="0" l="0" r="0" t="0"/>
-            <wp:docPr descr="" title="" id="39" name="Picture"/>
+            <wp:docPr descr="" title="" id="35" name="Picture"/>
             <a:graphic>
               <a:graphicData uri="http://schemas.openxmlformats.org/drawingml/2006/picture">
                 <pic:pic>
                   <pic:nvPicPr>
-                    <pic:cNvPr descr="fig2_operating_points.png" id="40" name="Picture"/>
+                    <pic:cNvPr descr="fig2_operating_points.png" id="36" name="Picture"/>
                     <pic:cNvPicPr>
                       <a:picLocks noChangeArrowheads="1" noChangeAspect="1"/>
                     </pic:cNvPicPr>
                   </pic:nvPicPr>
                   <pic:blipFill>
-                    <a:blip r:embed="rId38"/>
+                    <a:blip r:embed="rId34"/>
                     <a:stretch>
                       <a:fillRect/>
                     </a:stretch>
@@ -3949,8 +4088,8 @@
         <w:t xml:space="preserve">Sensitivity (percentage of 300 suspicious cases caught) versus false-positive rate (percentage of 300 legitimate cases flagged) for the five foundation models (circles) and the two non-LLM baselines (triangles: rules heuristic; supervised classifier). Within each provider in the evaluated model set, the more capable model is consistently associated with a lower false-positive rate</w:t>
       </w:r>
     </w:p>
-    <w:bookmarkEnd w:id="41"/>
-    <w:bookmarkStart w:id="45" w:name="fig:vol"/>
+    <w:bookmarkEnd w:id="37"/>
+    <w:bookmarkStart w:id="41" w:name="fig:vol"/>
     <w:p>
       <w:pPr>
         <w:pStyle w:val="CaptionedFigure"/>
@@ -3960,18 +4099,18 @@
           <wp:inline>
             <wp:extent cx="3840480" cy="2425198"/>
             <wp:effectExtent b="0" l="0" r="0" t="0"/>
-            <wp:docPr descr="" title="" id="43" name="Picture"/>
+            <wp:docPr descr="" title="" id="39" name="Picture"/>
             <a:graphic>
               <a:graphicData uri="http://schemas.openxmlformats.org/drawingml/2006/picture">
                 <pic:pic>
                   <pic:nvPicPr>
-                    <pic:cNvPr descr="fig3_alert_volume.png" id="44" name="Picture"/>
+                    <pic:cNvPr descr="fig3_alert_volume.png" id="40" name="Picture"/>
                     <pic:cNvPicPr>
                       <a:picLocks noChangeArrowheads="1" noChangeAspect="1"/>
                     </pic:cNvPicPr>
                   </pic:nvPicPr>
                   <pic:blipFill>
-                    <a:blip r:embed="rId42"/>
+                    <a:blip r:embed="rId38"/>
                     <a:stretch>
                       <a:fillRect/>
                     </a:stretch>
@@ -4014,6 +4153,73 @@
       </w:r>
       <w:r>
         <w:t xml:space="preserve">Expected daily alerts for each screener at a suspicious prevalence of 0.1% over 1,000,000 transactions per day (logarithmic axis). Model choice changes the queue from about 24,000 to about 857,000 alerts on identical activity</w:t>
+      </w:r>
+    </w:p>
+    <w:bookmarkEnd w:id="41"/>
+    <w:bookmarkStart w:id="45" w:name="fig:sweep"/>
+    <w:p>
+      <w:pPr>
+        <w:pStyle w:val="CaptionedFigure"/>
+      </w:pPr>
+      <w:r>
+        <w:drawing>
+          <wp:inline>
+            <wp:extent cx="5067300" cy="2737586"/>
+            <wp:effectExtent b="0" l="0" r="0" t="0"/>
+            <wp:docPr descr="" title="" id="43" name="Picture"/>
+            <a:graphic>
+              <a:graphicData uri="http://schemas.openxmlformats.org/drawingml/2006/picture">
+                <pic:pic>
+                  <pic:nvPicPr>
+                    <pic:cNvPr descr="fig6_prevalence_sweep.png" id="44" name="Picture"/>
+                    <pic:cNvPicPr>
+                      <a:picLocks noChangeArrowheads="1" noChangeAspect="1"/>
+                    </pic:cNvPicPr>
+                  </pic:nvPicPr>
+                  <pic:blipFill>
+                    <a:blip r:embed="rId42"/>
+                    <a:stretch>
+                      <a:fillRect/>
+                    </a:stretch>
+                  </pic:blipFill>
+                  <pic:spPr bwMode="auto">
+                    <a:xfrm>
+                      <a:off x="0" y="0"/>
+                      <a:ext cx="5067300" cy="2737586"/>
+                    </a:xfrm>
+                    <a:prstGeom prst="rect">
+                      <a:avLst/>
+                    </a:prstGeom>
+                    <a:noFill/>
+                    <a:ln w="9525">
+                      <a:noFill/>
+                      <a:headEnd/>
+                      <a:tailEnd/>
+                    </a:ln>
+                  </pic:spPr>
+                </pic:pic>
+              </a:graphicData>
+            </a:graphic>
+          </wp:inline>
+        </w:drawing>
+      </w:r>
+    </w:p>
+    <w:p>
+      <w:pPr>
+        <w:pStyle w:val="ImageCaption"/>
+      </w:pPr>
+      <w:r>
+        <w:rPr>
+          <w:b/>
+          <w:bCs/>
+        </w:rPr>
+        <w:t xml:space="preserve">Alert volume and precision across suspicious-activity prevalence.</w:t>
+      </w:r>
+      <w:r>
+        <w:t xml:space="preserve"> </w:t>
+      </w:r>
+      <w:r>
+        <w:t xml:space="preserve">Projected daily alerts (left) and precision (right) for each model over prevalence from 0.01% to 1%, at 1,000,000 transactions per day under the preregistered aggregation rule. The ordering of the five models is identical at every prevalence; the highest-to-lowest alert ratio moves from about 37-fold to about 27-fold across the swept range</w:t>
       </w:r>
     </w:p>
     <w:bookmarkEnd w:id="45"/>
@@ -4080,7 +4286,7 @@
         <w:t xml:space="preserve"> </w:t>
       </w:r>
       <w:r>
-        <w:t xml:space="preserve">Miss rate by laundering typology, pooled across the five models; error bars are 95% Wilson score confidence intervals. Trade-based laundering and cash-intensive fronts are missed substantially more often than structural typologies</w:t>
+        <w:t xml:space="preserve">Miss rate by laundering typology, pooled across the five models. Trade-based laundering and cash-intensive fronts are missed substantially more often than structural typologies</w:t>
       </w:r>
     </w:p>
     <w:bookmarkEnd w:id="49"/>
@@ -4154,7 +4360,7 @@
           <w:rPr>
             <w:rStyle w:val="Hyperlink"/>
           </w:rPr>
-          <w:t xml:space="preserve">3</w:t>
+          <w:t xml:space="preserve">2</w:t>
         </w:r>
       </w:hyperlink>
     </w:p>
@@ -6593,7 +6799,30 @@
         <w:t xml:space="preserve"> </w:t>
       </w:r>
       <w:r>
-        <w:t xml:space="preserve">is the seeded subsample); the complete 12,000-call response corpus (</w:t>
+        <w:t xml:space="preserve">is the seeded subsample); the complete response corpus (12</w:t>
+      </w:r>
+      <w:r>
+        <w:t xml:space="preserve">,</w:t>
+      </w:r>
+      <w:r>
+        <w:t xml:space="preserve">000 calls by design, 12</w:t>
+      </w:r>
+      <w:r>
+        <w:t xml:space="preserve">,</w:t>
+      </w:r>
+      <w:r>
+        <w:t xml:space="preserve">120 realized; Section </w:t>
+      </w:r>
+      <w:hyperlink w:anchor="sec:design">
+        <w:r>
+          <w:rPr>
+            <w:rStyle w:val="Hyperlink"/>
+          </w:rPr>
+          <w:t xml:space="preserve">2.2</w:t>
+        </w:r>
+      </w:hyperlink>
+      <w:r>
+        <w:t xml:space="preserve">) (</w:t>
       </w:r>
       <w:r>
         <w:rPr>
@@ -6653,7 +6882,7 @@
         <w:t xml:space="preserve"> </w:t>
       </w:r>
       <w:r>
-        <w:t xml:space="preserve">600 cases, each row carrying the raw model JSON, the served-model identifier, token counts and per-call cost); the per-file SHA-256 freeze receipts (</w:t>
+        <w:t xml:space="preserve">600 cases, each row carrying the raw model JSON, the served-model identifier (for the Google models, the alias string only), token counts and per-call cost); the per-file SHA-256 freeze receipts (</w:t>
       </w:r>
       <w:r>
         <w:rPr>

--- a/paper/manuscript_full.docx
+++ b/paper/manuscript_full.docx
@@ -573,7 +573,19 @@
         <w:t xml:space="preserve">,</w:t>
       </w:r>
       <w:r>
-        <w:t xml:space="preserve">120 calls: 111 GPT-4o-mini cases carry a fifth retried call and one GPT-4.1-mini case carries three valid calls after an application-programming-interface error. The 111 retries were made because the GPT-4o-mini terse-prompt seed-0 pass was re-issued after OpenAI rate limiting interrupted it, so cases that had already returned were called a second time; the remaining 9 calls are ERROR rows recording the rate-limit failures themselves, which are excluded from the vote. Both the designed and the realized counts are reported because the retries were made during capture and are preserved in the archive.</w:t>
+        <w:t xml:space="preserve">120 calls: 111 GPT-4o-mini cases carry a fifth retried call and one GPT-4.1-mini case carries three valid calls after an application-programming-interface error. The 111 retries were made because the GPT-4o-mini terse-prompt seed-0 pass was re-issued after OpenAI rate limiting interrupted it, so cases that had already returned were called a second time; the remaining 9 calls are ERROR rows recording the rate-limit failures themselves, which are excluded from the vote. For these cases the single-call analysis uses one of the two terse seed-0 calls and both enter the per-case vote, so the cell is decided on five valid calls rather than four. The two calls returned the same decision in all 111 cases, so the single-call analysis is unaffected by the choice; in the vote the extra call changes one legitimate GPT-4o-mini decision, which would otherwise be an even split resolved toward</w:t>
+      </w:r>
+      <w:r>
+        <w:t xml:space="preserve"> </w:t>
+      </w:r>
+      <w:r>
+        <w:rPr>
+          <w:rStyle w:val="VerbatimChar"/>
+        </w:rPr>
+        <w:t xml:space="preserve">flag</w:t>
+      </w:r>
+      <w:r>
+        <w:t xml:space="preserve">, lowering that model’s false-positive rate by 0.3 percentage points. Both the designed and the realized counts are reported because the retries were made during capture and are preserved in the archive.</w:t>
       </w:r>
     </w:p>
     <w:p>
@@ -619,7 +631,7 @@
         <w:t xml:space="preserve"> </w:t>
       </w:r>
       <w:r>
-        <w:t xml:space="preserve">because the xAI account was out of credits before the full run. The final grid of five models from two providers is therefore the result of documented attrition rather than a two-provider design, and the and, because tier is defined only within providers, a provider main effect cannot be separated from the tier effect. Anthropic Claude appears in the generative-artificial-intelligence declaration solely as a coding assistant and was never an evaluated system.</w:t>
+        <w:t xml:space="preserve">because the xAI account was out of credits before the full run. The final grid of five models from two providers is therefore the result of documented attrition rather than a two-provider design, and, because tier is defined only within providers, a provider main effect cannot be separated from the tier effect. Anthropic Claude appears in the generative-artificial-intelligence declaration solely as a coding assistant and was never an evaluated system.</w:t>
       </w:r>
     </w:p>
     <w:p>
@@ -906,7 +918,7 @@
         <w:t xml:space="preserve"> </w:t>
       </w:r>
       <w:r>
-        <w:t xml:space="preserve">and the exact McNemar test both treat the 300 legitimate cases as exchangeable units. Because the cases are generated from a shared set of typology templates, that assumption is not satisfied exactly. The primary test is therefore accompanied by a cluster-level permutation procedure in which a single permutation of model labels is applied to all cases within each of the eight case-template strata, and the adjacent-tier contrasts are reported with cluster-robust bootstrap intervals over the same strata. With eight clusters, these intervals are approximate. Case-level</w:t>
+        <w:t xml:space="preserve">and the exact McNemar test both treat the 300 legitimate cases as exchangeable units. Because the cases are generated from a shared set of case templates, that assumption is not satisfied exactly. The primary test is therefore accompanied by a cluster-level permutation procedure in which a single permutation of model labels is applied to all cases within each of the eight case-template strata, and the adjacent-tier contrasts are reported with cluster-robust bootstrap intervals over the same strata. With eight clusters, these intervals are approximate. Case-level</w:t>
       </w:r>
       <w:r>
         <w:t xml:space="preserve"> </w:t>
@@ -925,7 +937,7 @@
         <w:pStyle w:val="BodyText"/>
       </w:pPr>
       <w:r>
-        <w:t xml:space="preserve">Proportions such as false-positive and miss rates are reported with 95% Wilson score confidence intervals [43]. For quantities whose uncertainty was composition-dependent across case-template strata (cross-model spread, disagreement metrics and typology-level rates), additional 95% percentile bootstrap confidence intervals were constructed via cluster resampling over the eight case-template strata [14], using 2</w:t>
+        <w:t xml:space="preserve">Proportions such as false-positive and miss rates are reported with 95% Wilson score confidence intervals [43]. For quantities whose uncertainty was composition-dependent across case-template strata (cross-model spread and disagreement metrics), additional 95% percentile bootstrap confidence intervals were constructed via cluster resampling over the eight case-template strata [14], using 2</w:t>
       </w:r>
       <w:r>
         <w:t xml:space="preserve">,</w:t>
@@ -1659,7 +1671,7 @@
         </m:sSup>
       </m:oMath>
       <w:r>
-        <w:t xml:space="preserve">). Because cases generated from a shared typology template are not independent, the same null was also tested by a permutation procedure that applies a single permutation of model labels to all cases within each of the eight case-template strata; no permutation of 2,000 reached the observed statistic (</w:t>
+        <w:t xml:space="preserve">). Because cases generated from a shared case template are not independent, the same null was also tested by a permutation procedure that applies a single permutation of model labels to all cases within each of the eight case-template strata; no permutation of 2,000 reached the observed statistic (</w:t>
       </w:r>
       <m:oMath>
         <m:r>
@@ -2383,7 +2395,7 @@
         <w:pStyle w:val="BodyText"/>
       </w:pPr>
       <w:r>
-        <w:t xml:space="preserve">Second, the study compares five models from two providers at a single point in time, and that set is the surviving part of a preregistered three-family grid, a third provider having been lost to credit exhaustion before the full run. A provider main effect therefore cannot be separated from the tier effect, and the paper’s</w:t>
+        <w:t xml:space="preserve">Second, the study compares five models from two providers at a single point in time, and that set is the surviving part of a preregistered three-family grid, a third provider having been lost to credit exhaustion before the full run. Because tier is defined only within providers, a provider main effect cannot be separated from the tier effect, and the paper’s</w:t>
       </w:r>
       <w:r>
         <w:t xml:space="preserve"> </w:t>
@@ -2395,7 +2407,7 @@
         <w:t xml:space="preserve"> </w:t>
       </w:r>
       <w:r>
-        <w:t xml:space="preserve">language should be read as scoped to the evaluated model set rather than as a claim about foundation models in general. Both evaluated families showed a monotonic relationship between the provider-defined model tier and the false-positive rate, but five models are too few to confirm a universal relationship between capability, price, model size and AML screening behaviour. The result should therefore be regarded as a consistent pattern for this experiment rather than a general scaling law.</w:t>
+        <w:t xml:space="preserve">language should be read as scoped to the evaluated model set rather than as a claim about foundation models in general; replication with a third provider is the natural extension. Both evaluated families showed a monotonic relationship between the provider-defined model tier and the false-positive rate, but five models are too few to confirm a universal relationship between capability, price, model size and AML screening behaviour. The result should therefore be regarded as a consistent pattern for this experiment rather than a general scaling law.</w:t>
       </w:r>
     </w:p>
     <w:p>
@@ -2464,7 +2476,7 @@
         <w:t xml:space="preserve"> </w:t>
       </w:r>
       <w:r>
-        <w:t xml:space="preserve">and the exact McNemar test treat the 300 legitimate cases as exchangeable units, and cases drawn from a shared typology template are not independent. The cluster-level permutation test and the cluster-robust intervals reported in Section </w:t>
+        <w:t xml:space="preserve">and the exact McNemar test treat the 300 legitimate cases as exchangeable units, and cases drawn from a shared case template are not independent. The cluster-level permutation test and the cluster-robust intervals reported in Section </w:t>
       </w:r>
       <w:hyperlink w:anchor="sec:fpspread">
         <w:r>
@@ -6417,7 +6429,7 @@
               <w:t xml:space="preserve"> </w:t>
             </w:r>
             <w:r>
-              <w:t xml:space="preserve">two seeds). 111 GPT-4o-mini cases carry a fifth retried call and one GPT-4.1-mini case carries three, giving 12</w:t>
+              <w:t xml:space="preserve">two seeds). 111 GPT-4o-mini cases carry a fifth retried call and one GPT-4.1-mini case carries three, which, with 9 ERROR rows, gives 12</w:t>
             </w:r>
             <w:r>
               <w:t xml:space="preserve">,</w:t>

--- a/paper/manuscript_full.docx
+++ b/paper/manuscript_full.docx
@@ -585,7 +585,45 @@
         <w:t xml:space="preserve">flag</w:t>
       </w:r>
       <w:r>
-        <w:t xml:space="preserve">, lowering that model’s false-positive rate by 0.3 percentage points. Both the designed and the realized counts are reported because the retries were made during capture and are preserved in the archive.</w:t>
+        <w:t xml:space="preserve">, lowering that model’s false-positive rate by 0.3 percentage points. Duplicate calls are retained in the archive for auditability. Restricting the vote to the four designed prompt–seed cells gives GPT-4o-mini a false-positive rate of 86.0% and a cross-model spread of 83.7 percentage points; we report aggregation over all valid calls as primary because D4 specifies the</w:t>
+      </w:r>
+      <w:r>
+        <w:t xml:space="preserve"> </w:t>
+      </w:r>
+      <w:r>
+        <w:t xml:space="preserve">“modal replicate decision across seeds</w:t>
+      </w:r>
+      <w:r>
+        <w:t xml:space="preserve"> </w:t>
+      </w:r>
+      <m:oMath>
+        <m:r>
+          <m:rPr>
+            <m:sty m:val="p"/>
+          </m:rPr>
+          <m:t>×</m:t>
+        </m:r>
+      </m:oMath>
+      <w:r>
+        <w:t xml:space="preserve"> </w:t>
+      </w:r>
+      <w:r>
+        <w:t xml:space="preserve">prompt variants”</w:t>
+      </w:r>
+      <w:r>
+        <w:t xml:space="preserve"> </w:t>
+      </w:r>
+      <w:r>
+        <w:t xml:space="preserve">with</w:t>
+      </w:r>
+      <w:r>
+        <w:t xml:space="preserve"> </w:t>
+      </w:r>
+      <w:r>
+        <w:t xml:space="preserve">“ERROR replicates excluded from the vote”</w:t>
+      </w:r>
+      <w:r>
+        <w:t xml:space="preserve">, defining the vote over valid replicate calls rather than over a fixed count of four, and the four-cell aggregation as a sensitivity analysis. Both the designed and the realized counts are reported because the retries were made during capture and are preserved in the archive.</w:t>
       </w:r>
     </w:p>
     <w:p>
@@ -929,7 +967,49 @@
         </m:r>
       </m:oMath>
       <w:r>
-        <w:t xml:space="preserve">-values are retained for comparability with the preregistered analysis plan, and the cluster-robust results are the ones relied upon.</w:t>
+        <w:t xml:space="preserve">-values are retained for comparability with the preregistered analysis plan, and the cluster-robust results are the ones relied upon. The Cochran’s</w:t>
+      </w:r>
+      <w:r>
+        <w:t xml:space="preserve"> </w:t>
+      </w:r>
+      <m:oMath>
+        <m:r>
+          <m:t>Q</m:t>
+        </m:r>
+      </m:oMath>
+      <w:r>
+        <w:t xml:space="preserve"> </w:t>
+      </w:r>
+      <w:r>
+        <w:t xml:space="preserve">statistics reported at submission omitted the factor</w:t>
+      </w:r>
+      <w:r>
+        <w:t xml:space="preserve"> </w:t>
+      </w:r>
+      <m:oMath>
+        <m:r>
+          <m:t>k</m:t>
+        </m:r>
+      </m:oMath>
+      <w:r>
+        <w:t xml:space="preserve"> </w:t>
+      </w:r>
+      <w:r>
+        <w:t xml:space="preserve">from the numerator and were understated fivefold; all</w:t>
+      </w:r>
+      <w:r>
+        <w:t xml:space="preserve"> </w:t>
+      </w:r>
+      <m:oMath>
+        <m:r>
+          <m:t>Q</m:t>
+        </m:r>
+      </m:oMath>
+      <w:r>
+        <w:t xml:space="preserve"> </w:t>
+      </w:r>
+      <w:r>
+        <w:t xml:space="preserve">values reported here are corrected and were cross-checked against an independent implementation.</w:t>
       </w:r>
     </w:p>
     <w:p>
@@ -1578,7 +1658,7 @@
         </w:r>
       </w:hyperlink>
       <w:r>
-        <w:t xml:space="preserve">). The overall difference among the five models was highly significant when evaluated on the same legitimate cases as paired binary classifications (Cochran’s</w:t>
+        <w:t xml:space="preserve">). Under the preregistered aggregation rule, the five models differed in false-positive rate (Cochran’s</w:t>
       </w:r>
       <w:r>
         <w:t xml:space="preserve"> </w:t>
@@ -1594,40 +1674,11 @@
           <m:t>=</m:t>
         </m:r>
         <m:r>
-          <m:t>117.0</m:t>
+          <m:t>585.0</m:t>
         </m:r>
       </m:oMath>
       <w:r>
-        <w:t xml:space="preserve">,</w:t>
-      </w:r>
-      <w:r>
-        <w:t xml:space="preserve"> </w:t>
-      </w:r>
-      <m:oMath>
-        <m:r>
-          <m:rPr>
-            <m:sty m:val="p"/>
-          </m:rPr>
-          <m:t>d</m:t>
-        </m:r>
-        <m:r>
-          <m:rPr>
-            <m:sty m:val="p"/>
-          </m:rPr>
-          <m:t>f</m:t>
-        </m:r>
-        <m:r>
-          <m:rPr>
-            <m:sty m:val="p"/>
-          </m:rPr>
-          <m:t>=</m:t>
-        </m:r>
-        <m:r>
-          <m:t>4</m:t>
-        </m:r>
-      </m:oMath>
-      <w:r>
-        <w:t xml:space="preserve">,</w:t>
+        <w:t xml:space="preserve">, 4 df, case-level</w:t>
       </w:r>
       <w:r>
         <w:t xml:space="preserve"> </w:t>
@@ -1643,7 +1694,7 @@
           <m:t>≈</m:t>
         </m:r>
         <m:r>
-          <m:t>2.3</m:t>
+          <m:t>2.7</m:t>
         </m:r>
         <m:r>
           <m:rPr>
@@ -1665,13 +1716,16 @@
               <m:t>−</m:t>
             </m:r>
             <m:r>
-              <m:t>24</m:t>
+              <m:t>125</m:t>
             </m:r>
           </m:sup>
         </m:sSup>
       </m:oMath>
       <w:r>
-        <w:t xml:space="preserve">). Because cases generated from a shared case template are not independent, the same null was also tested by a permutation procedure that applies a single permutation of model labels to all cases within each of the eight case-template strata; no permutation of 2,000 reached the observed statistic (</w:t>
+        <w:t xml:space="preserve">). Because cases share generating templates, we also tested the global null using a cluster-level permutation procedure that applies a single permutation of model labels to all cases within each of the eight case-template strata. None of the 2,000 permuted statistics reached the observed value (Monte Carlo</w:t>
+      </w:r>
+      <w:r>
+        <w:t xml:space="preserve"> </w:t>
       </w:r>
       <m:oMath>
         <m:r>
@@ -1681,14 +1735,14 @@
           <m:rPr>
             <m:sty m:val="p"/>
           </m:rPr>
-          <m:t>&lt;</m:t>
+          <m:t>≈</m:t>
         </m:r>
         <m:r>
-          <m:t>0.001</m:t>
+          <m:t>0.0005</m:t>
         </m:r>
       </m:oMath>
       <w:r>
-        <w:t xml:space="preserve">). Pairwise exact McNemar tests (Bonferroni-corrected across the ten possible model comparisons) compared every model pair on the same legitimate cases. Nine of the ten comparisons were statistically significant after correction, the weakest being Gemini Flash versus GPT-4o (</w:t>
+        <w:t xml:space="preserve">, using the plus-one correction). We rely on the cluster-level inference for the principal significance claim. Pairwise exact McNemar tests (Bonferroni-corrected across the ten possible model comparisons) compared every model pair on the same legitimate cases. Nine of the ten comparisons were statistically significant after correction, the weakest being Gemini Flash versus GPT-4o (</w:t>
       </w:r>
       <m:oMath>
         <m:r>
@@ -2696,7 +2750,7 @@
         <w:t xml:space="preserve"> </w:t>
       </w:r>
       <w:r>
-        <w:t xml:space="preserve">throughout). Because</w:t>
+        <w:t xml:space="preserve">throughout). In the abstention row, each model’s rate uses its own retained cases (294, 280, 260, 242 and 292 for Gemini Flash, GPT-4o, GPT-4.1-mini, Gemini Flash-Lite and GPT-4o-mini); Cochran’s</w:t>
       </w:r>
       <w:r>
         <w:t xml:space="preserve"> </w:t>
@@ -2707,10 +2761,7 @@
         </m:r>
       </m:oMath>
       <w:r>
-        <w:t xml:space="preserve"> </w:t>
-      </w:r>
-      <w:r>
-        <w:t xml:space="preserve">requires a decision from every model on every case, the abstention row is computed on the 189 legitimate cases on which all five models decided.</w:t>
+        <w:t xml:space="preserve">, which requires a decision from every model, uses the 189 legitimate cases on which all five models decided.</w:t>
       </w:r>
     </w:p>
     <w:tbl>
@@ -2718,7 +2769,7 @@
         <w:tblStyle w:val="Table"/>
         <w:tblW w:type="auto" w:w="0"/>
         <w:tblLook w:firstRow="1" w:lastRow="0" w:firstColumn="0" w:lastColumn="0" w:noHBand="0" w:noVBand="0" w:val="0020"/>
-        <w:tblCaption w:val="Sensitivity of the false-positive spread to the per-case aggregation rule. Per-model false-positive rates (%) on the 300 legitimate cases under five label-independent or label-dependent aggregation policies and under each of the four deployable single-call configurations. The preregistered rule (decision D4) is the primary analysis. “Label-dependent (as submitted)” is the deviation corrected in this revision. Strict majority applied to both labels reproduces the submitted false-positive rates exactly, at the cost of higher miss rates (Section 2.3). Cochran’s Q tests the equality of the five models’ false-positive rates under each rule (4 degrees of freedom, P&lt;10^{-15} throughout). Because Q requires a decision from every model on every case, the abstention row is computed on the 189 legitimate cases on which all five models decided."/>
+        <w:tblCaption w:val="Sensitivity of the false-positive spread to the per-case aggregation rule. Per-model false-positive rates (%) on the 300 legitimate cases under five label-independent or label-dependent aggregation policies and under each of the four deployable single-call configurations. The preregistered rule (decision D4) is the primary analysis. “Label-dependent (as submitted)” is the deviation corrected in this revision. Strict majority applied to both labels reproduces the submitted false-positive rates exactly, at the cost of higher miss rates (Section 2.3). Cochran’s Q tests the equality of the five models’ false-positive rates under each rule (4 degrees of freedom, P&lt;10^{-15} throughout). In the abstention row, each model’s rate uses its own retained cases (294, 280, 260, 242 and 292 for Gemini Flash, GPT-4o, GPT-4.1-mini, Gemini Flash-Lite and GPT-4o-mini); Cochran’s Q, which requires a decision from every model, uses the 189 legitimate cases on which all five models decided."/>
       </w:tblPr>
       <w:tblGrid>
         <w:gridCol w:w="990"/>
@@ -2932,7 +2983,7 @@
               <w:jc w:val="right"/>
             </w:pPr>
             <w:r>
-              <w:t xml:space="preserve">117.0</w:t>
+              <w:t xml:space="preserve">585.0</w:t>
             </w:r>
           </w:p>
         </w:tc>
@@ -3030,7 +3081,7 @@
               <w:jc w:val="right"/>
             </w:pPr>
             <w:r>
-              <w:t xml:space="preserve">131.6</w:t>
+              <w:t xml:space="preserve">657.8</w:t>
             </w:r>
           </w:p>
         </w:tc>
@@ -3128,7 +3179,7 @@
               <w:jc w:val="right"/>
             </w:pPr>
             <w:r>
-              <w:t xml:space="preserve">80.4</w:t>
+              <w:t xml:space="preserve">402.2</w:t>
             </w:r>
           </w:p>
         </w:tc>
@@ -3226,7 +3277,7 @@
               <w:jc w:val="right"/>
             </w:pPr>
             <w:r>
-              <w:t xml:space="preserve">123.7</w:t>
+              <w:t xml:space="preserve">618.5</w:t>
             </w:r>
           </w:p>
         </w:tc>
@@ -3324,7 +3375,7 @@
               <w:jc w:val="right"/>
             </w:pPr>
             <w:r>
-              <w:t xml:space="preserve">131.6</w:t>
+              <w:t xml:space="preserve">657.8</w:t>
             </w:r>
           </w:p>
         </w:tc>
@@ -3422,7 +3473,7 @@
               <w:jc w:val="right"/>
             </w:pPr>
             <w:r>
-              <w:t xml:space="preserve">117.6</w:t>
+              <w:t xml:space="preserve">588.1</w:t>
             </w:r>
           </w:p>
         </w:tc>
@@ -3520,7 +3571,7 @@
               <w:jc w:val="right"/>
             </w:pPr>
             <w:r>
-              <w:t xml:space="preserve">118.6</w:t>
+              <w:t xml:space="preserve">593.0</w:t>
             </w:r>
           </w:p>
         </w:tc>
@@ -3618,7 +3669,7 @@
               <w:jc w:val="right"/>
             </w:pPr>
             <w:r>
-              <w:t xml:space="preserve">127.4</w:t>
+              <w:t xml:space="preserve">637.0</w:t>
             </w:r>
           </w:p>
         </w:tc>
@@ -3716,7 +3767,7 @@
               <w:jc w:val="right"/>
             </w:pPr>
             <w:r>
-              <w:t xml:space="preserve">130.8</w:t>
+              <w:t xml:space="preserve">654.0</w:t>
             </w:r>
           </w:p>
         </w:tc>
@@ -3965,7 +4016,7 @@
           <m:t>=</m:t>
         </m:r>
         <m:r>
-          <m:t>117.0</m:t>
+          <m:t>585.0</m:t>
         </m:r>
       </m:oMath>
       <w:r>
@@ -4002,7 +4053,7 @@
           <m:t>≈</m:t>
         </m:r>
         <m:r>
-          <m:t>2.3</m:t>
+          <m:t>2.7</m:t>
         </m:r>
         <m:r>
           <m:rPr>
@@ -4024,7 +4075,7 @@
               <m:t>−</m:t>
             </m:r>
             <m:r>
-              <m:t>24</m:t>
+              <m:t>125</m:t>
             </m:r>
           </m:sup>
         </m:sSup>
@@ -6441,7 +6492,18 @@
               <w:t xml:space="preserve">,</w:t>
             </w:r>
             <w:r>
-              <w:t xml:space="preserve">000 by design</w:t>
+              <w:t xml:space="preserve">000 by design; all valid calls, including the 111 duplicates, enter the vote (Section </w:t>
+            </w:r>
+            <w:hyperlink w:anchor="sec:design">
+              <w:r>
+                <w:rPr>
+                  <w:rStyle w:val="Hyperlink"/>
+                </w:rPr>
+                <w:t xml:space="preserve">2.2</w:t>
+              </w:r>
+            </w:hyperlink>
+            <w:r>
+              <w:t xml:space="preserve">)</w:t>
             </w:r>
           </w:p>
         </w:tc>

--- a/paper/manuscript_full.docx
+++ b/paper/manuscript_full.docx
@@ -1127,7 +1127,7 @@
         <w:t xml:space="preserve">data/configs/models.yaml</w:t>
       </w:r>
       <w:r>
-        <w:t xml:space="preserve">) are conservative budgeting placeholders, not list prices. The tier ordering is therefore corroborated for all five models by the measured cost per call recorded in the archived spend ledger—$0.002108 for GPT-4o, $0.000536 for Gemini Flash, $0.000342 for GPT-4.1-mini, $0.000148 for Gemini Flash-Lite and $0.000125 for GPT-4o-mini—which is reproducible from the deposit. Tier is used only within provider families, not as a universal cross-provider capability scale.</w:t>
+        <w:t xml:space="preserve">) are conservative budgeting placeholders, not list prices. The tier ordering is therefore corroborated for all five models by the measured cost per call recorded in the archived spend ledger—$0.002108 for GPT-4o, $0.000536 for Gemini Flash, $0.000342 for GPT-4.1-mini, $0.000148 for Gemini Flash-Lite and $0.000125 for GPT-4o-mini—which is reproducible from the deposit. Measured cost per call is reported as an expenditure measure and may also reflect differences in token usage; it is not interpreted as a direct measure of model capability or size. Tier is used only within provider families, not as a universal cross-provider capability scale.</w:t>
       </w:r>
     </w:p>
     <w:bookmarkEnd w:id="14"/>
@@ -2279,7 +2279,7 @@
         <w:pStyle w:val="BodyText"/>
       </w:pPr>
       <w:r>
-        <w:t xml:space="preserve">Whether this divergence could be removed by calibration is a fair question, and our design bears on it only partly. The elicitation returns a binary label rather than a score, so there is no decision threshold to tune without changing the elicitation itself; recalibrating these screeners to a common operating point is not a post-processing step but a different interface to the model. What the data show is that the ordering of the models persists across both prompt formulations and all four single-call configurations, with the spread between 80.3 and 85.3 percentage points in every one, which is more stability than a simple threshold shift would predict. This is not a demonstration that score-level calibration could not compress the spread; a scored elicitation with per-model thresholds is the experiment that would settle it, and until then the governance implication should be read as conditional on the binary-decision interface studied here.</w:t>
+        <w:t xml:space="preserve">Whether this divergence could be removed by calibration is a fair question, and our design bears on it only partly. The elicitation returns a binary label rather than a score, so there is no decision threshold to tune without changing the elicitation itself; recalibrating these screeners to a common operating point is not a post-processing step but a different interface to the model. The ordering remains stable across the four tested prompt–seed configurations, demonstrating that the observed divergence is not specific to one configuration. However, the binary-output design cannot determine whether calibrated score thresholds would substantially reduce the differences. A scored elicitation with per-model thresholds is the experiment that would settle it, and until then the governance implication should be read as conditional on the binary-decision interface studied here.</w:t>
       </w:r>
     </w:p>
     <w:p>
@@ -3883,7 +3883,21 @@
         <w:t xml:space="preserve"> </w:t>
       </w:r>
       <w:r>
-        <w:t xml:space="preserve">and the statistical tests. D4 resolves an exact split toward</w:t>
+        <w:t xml:space="preserve">and the statistical tests. One row of Table </w:t>
+      </w:r>
+      <w:hyperlink w:anchor="tab:agg">
+        <w:r>
+          <w:rPr>
+            <w:rStyle w:val="Hyperlink"/>
+          </w:rPr>
+          <w:t xml:space="preserve">1</w:t>
+        </w:r>
+      </w:hyperlink>
+      <w:r>
+        <w:t xml:space="preserve"> </w:t>
+      </w:r>
+      <w:r>
+        <w:t xml:space="preserve">warrants a like-for-like comparison. Under ties as abstentions each model retains a different set of cases, so the 84.9-point spread in that row compares rates estimated on five different subsets. Recomputed on the 189 legitimate cases that every model retained, the false-positive rates are 0.0, 0.5, 21.7, 28.0 and 81.5% for Gemini Flash, GPT-4o, GPT-4.1-mini, Gemini Flash-Lite and GPT-4o-mini, a spread of 81.5 percentage points. Both figures lie inside the 77.7 to 85.3-point range reported across the nine analyses, so the conclusion is unchanged on either basis. D4 resolves an exact split toward</w:t>
       </w:r>
       <w:r>
         <w:t xml:space="preserve"> </w:t>

--- a/paper/manuscript_full.docx
+++ b/paper/manuscript_full.docx
@@ -2876,17 +2876,14 @@
               <w:pStyle w:val="Compact"/>
               <w:jc w:val="right"/>
             </w:pPr>
-            <w:r>
-              <w:t xml:space="preserve">Cochran’s</w:t>
-            </w:r>
-            <w:r>
-              <w:t xml:space="preserve"> </w:t>
-            </w:r>
             <m:oMath>
               <m:r>
                 <m:t>Q</m:t>
               </m:r>
             </m:oMath>
+            <w:r>
+              <w:t xml:space="preserve">​</w:t>
+            </w:r>
           </w:p>
         </w:tc>
       </w:tr>
@@ -2899,7 +2896,7 @@
               <w:jc w:val="left"/>
             </w:pPr>
             <w:r>
-              <w:t xml:space="preserve">Ties to flag (preregistered D4, primary)</w:t>
+              <w:t xml:space="preserve">Ties to flag (D4, primary)</w:t>
             </w:r>
           </w:p>
         </w:tc>
@@ -2997,7 +2994,7 @@
               <w:jc w:val="left"/>
             </w:pPr>
             <w:r>
-              <w:t xml:space="preserve">Ties to no flag (strict majority)</w:t>
+              <w:t xml:space="preserve">Ties to no flag (majority)</w:t>
             </w:r>
           </w:p>
         </w:tc>
@@ -3095,7 +3092,7 @@
               <w:jc w:val="left"/>
             </w:pPr>
             <w:r>
-              <w:t xml:space="preserve">Ties as abstentions (dropped)</w:t>
+              <w:t xml:space="preserve">Ties as abstentions</w:t>
             </w:r>
           </w:p>
         </w:tc>
@@ -3193,7 +3190,7 @@
               <w:jc w:val="left"/>
             </w:pPr>
             <w:r>
-              <w:t xml:space="preserve">Unanimity required to flag</w:t>
+              <w:t xml:space="preserve">Unanimity required</w:t>
             </w:r>
           </w:p>
         </w:tc>
@@ -3291,7 +3288,7 @@
               <w:jc w:val="left"/>
             </w:pPr>
             <w:r>
-              <w:t xml:space="preserve">Label-dependent (as submitted)</w:t>
+              <w:t xml:space="preserve">Label-dependent (submitted)</w:t>
             </w:r>
           </w:p>
         </w:tc>
@@ -3389,7 +3386,7 @@
               <w:jc w:val="left"/>
             </w:pPr>
             <w:r>
-              <w:t xml:space="preserve">Single call: FATF prompt seed 0</w:t>
+              <w:t xml:space="preserve">Single call: FATF seed 0</w:t>
             </w:r>
           </w:p>
         </w:tc>
@@ -3487,7 +3484,7 @@
               <w:jc w:val="left"/>
             </w:pPr>
             <w:r>
-              <w:t xml:space="preserve">Single call: FATF prompt seed 1</w:t>
+              <w:t xml:space="preserve">Single call: FATF seed 1</w:t>
             </w:r>
           </w:p>
         </w:tc>
@@ -3585,7 +3582,7 @@
               <w:jc w:val="left"/>
             </w:pPr>
             <w:r>
-              <w:t xml:space="preserve">Single call: terse prompt seed 0</w:t>
+              <w:t xml:space="preserve">Single call: terse seed 0</w:t>
             </w:r>
           </w:p>
         </w:tc>
@@ -3683,7 +3680,7 @@
               <w:jc w:val="left"/>
             </w:pPr>
             <w:r>
-              <w:t xml:space="preserve">Single call: terse prompt seed 1</w:t>
+              <w:t xml:space="preserve">Single call: terse seed 1</w:t>
             </w:r>
           </w:p>
         </w:tc>

--- a/paper/manuscript_full.docx
+++ b/paper/manuscript_full.docx
@@ -34,7 +34,7 @@
         <w:pStyle w:val="FirstParagraph"/>
       </w:pPr>
       <w:r>
-        <w:t xml:space="preserve">Large language models (LLMs) are increasingly considered for anti-money-laundering (AML) transaction screening, but the operational implications of choosing one foundation model over another are poorly quantified. This study investigates how foundation-model selection affects the screening operating point for a fixed task, transaction cases and evaluation procedure. We tested five off-the-shelf foundation models from two providers as zero-shot AML screeners, using a preregistered, fully reproducible battery of 600 synthetic transaction cases anchored on established laundering typologies, with equal numbers of suspicious cases and legitimate hard negatives designed to resemble common alert patterns. For the same 300 legitimate cases, false-positive rates ranged from 2.3% to 85.7%—an 83.3 percentage-point spread (95% confidence interval 71.8 to 93.7 points, cluster bootstrap over eight case-template strata)—and the models disagreed on 88.7% of legitimate cases. The differences were systematic: false-positive rates decreased monotonically with model tier within each of the two provider families studied, so that smaller, lower-tier models substantially over-flagged legitimate activity relative to their more capable counterparts. The models therefore occupied quite different points along the sensitivity–specificity trade-off, not merely different levels of accuracy. In an illustrative low-prevalence scenario of one million transactions per day, projected daily alert workload differed by 36- to 196-fold across the four deployable single-call configurations, and by about 35-fold under the preregistered per-case aggregate; the ordering of the models was invariant across prompts, seeds and prevalence. These findings show that foundation-model choice is not merely an AML procurement or implementation decision but a core operational risk parameter. Because commercially accessed models may be updated, substituted, repriced or retired by providers, model-tier substitution and provider-managed alias redirection should be treated as first-class model-risk events, and model identity and operating-point stability should be explicitly incorporated into model-risk governance, validation and ongoing monitoring through a standing operating-point probe.</w:t>
+        <w:t xml:space="preserve">Large language models (LLMs) are increasingly considered for anti-money-laundering (AML) transaction screening, but the operational consequences of model choice are poorly quantified. We investigate how foundation-model selection affects the screening operating point when the task, cases and evaluation procedure are held fixed. Five off-the-shelf models from two providers were tested as zero-shot screeners on a preregistered, reproducible battery of 600 synthetic transaction cases anchored on established laundering typologies, half suspicious and half hard negatives. For the same 300 legitimate cases, false-positive rates ranged from 2.3% to 85.7%—an 83.3 percentage-point spread (95% confidence interval 71.8 to 93.7 points, cluster bootstrap over eight case-template strata)—and the models disagreed on 88.7% of legitimate cases. Differences were systematic: rates decreased monotonically with model tier within each of the two provider families studied, so lower-tier models over-flagged legitimate activity. The models occupied different points on the sensitivity–specificity trade-off, not merely different accuracy levels. At one million transactions per day under low prevalence, projected daily alert workload differed by 36- to 196-fold across the four deployable single-call configurations and by about 35-fold under the preregistered per-case aggregate, with model ordering invariant across prompts, seeds and prevalence. Foundation-model choice is therefore not merely an AML procurement decision but a core operational risk parameter. Because commercially accessed models may be updated, substituted or retired by providers, model-tier substitution and alias redirection should be treated as first-class model-risk events, and operating-point stability monitored through a standing probe.</w:t>
       </w:r>
     </w:p>
     <w:p>

--- a/paper/manuscript_full.docx
+++ b/paper/manuscript_full.docx
@@ -173,7 +173,7 @@
         <w:pStyle w:val="BodyText"/>
       </w:pPr>
       <w:r>
-        <w:t xml:space="preserve">Each model is evaluated on all cases under two formulations of the supervisory prompt and two random seeds, allowing us to separate model-level divergence from prompt-level sensitivity. We measure false-positive rates, miss rates, cross-model disagreement, typology-specific behaviour and prompt sensitivity; compare the models with deterministic rules and supervised machine-learning baselines; and translate the measured operating points into an illustrative low-prevalence alert-volume scenario. As a preregistered secondary analysis, we also test whether the models show correlated misses as predicted by the algorithmic-monoculture hypothesis.</w:t>
+        <w:t xml:space="preserve">Each model is evaluated on all cases under two formulations of the supervisory prompt and two random seeds, allowing us to separate model-level divergence from prompt-level sensitivity. We measure false-positive rates, miss rates, cross-model disagreement, typology-specific behaviour and prompt sensitivity. We compare the models with deterministic rules and supervised machine-learning baselines, and translate the measured operating points into an illustrative low-prevalence alert-volume scenario. As a preregistered secondary analysis, we also test whether the models show correlated misses as predicted by the algorithmic-monoculture hypothesis.</w:t>
       </w:r>
     </w:p>
     <w:p>
@@ -359,7 +359,7 @@
         <w:pStyle w:val="BodyText"/>
       </w:pPr>
       <w:r>
-        <w:t xml:space="preserve">Several design features were incorporated to mitigate trivial label leakage. The cases were raw transaction records rather than natural-language summaries; suspicious cases used irregular sub-threshold amounts rather than mechanically uniform ones; laundering signals were interleaved with legitimate background transactions; and relevant activity was temporally dispersed. We retained the generator, the case battery it produced, and its SHA-256 hash as part of the reproducibility package. The reproduction workflow regenerates the battery from the fixed seed and checks the resulting file against the stored hash.</w:t>
+        <w:t xml:space="preserve">Several design features were incorporated to mitigate trivial label leakage. The cases were raw transaction records rather than natural-language summaries. Suspicious cases used irregular sub-threshold amounts rather than mechanically uniform ones. Laundering signals were interleaved with legitimate background transactions, and relevant activity was temporally dispersed. We retained the generator, the case battery it produced, and its SHA-256 hash as part of the reproducibility package. The reproduction workflow regenerates the battery from the fixed seed and checks the resulting file against the stored hash.</w:t>
       </w:r>
     </w:p>
     <w:p>
@@ -386,7 +386,7 @@
         </w:r>
       </w:hyperlink>
       <w:r>
-        <w:t xml:space="preserve">. Each legitimate case is assigned to the stratum of the benign pattern its hard-negative template instantiates. The legitimate and suspicious sides therefore carry eight strata each, drawn from two disjoint sets of templates: eight benign patterns and eight laundering typologies. The strata are the clustering units for every interval and permutation reported below.</w:t>
+        <w:t xml:space="preserve">. Each legitimate case is assigned to the stratum of the benign pattern its hard-negative template instantiates. The legitimate and suspicious sides therefore carry eight strata each, drawn from two disjoint sets of templates: eight benign patterns and eight laundering typologies. The case-template strata are used as clustering units for cluster-bootstrap confidence intervals and cluster-level permutation tests. Wilson score intervals for individual model proportions remain case-level intervals.</w:t>
       </w:r>
     </w:p>
     <w:bookmarkEnd w:id="11"/>
@@ -433,7 +433,7 @@
         <w:t xml:space="preserve">gpt-4o-mini-2024-07-18</w:t>
       </w:r>
       <w:r>
-        <w:t xml:space="preserve">);</w:t>
+        <w:t xml:space="preserve">)</w:t>
       </w:r>
     </w:p>
     <w:p>
@@ -453,7 +453,7 @@
         <w:t xml:space="preserve">gpt-4.1-mini-2025-04-14</w:t>
       </w:r>
       <w:r>
-        <w:t xml:space="preserve">);</w:t>
+        <w:t xml:space="preserve">)</w:t>
       </w:r>
     </w:p>
     <w:p>
@@ -473,7 +473,7 @@
         <w:t xml:space="preserve">gpt-4o-2024-11-20</w:t>
       </w:r>
       <w:r>
-        <w:t xml:space="preserve">);</w:t>
+        <w:t xml:space="preserve">)</w:t>
       </w:r>
     </w:p>
     <w:p>
@@ -484,7 +484,7 @@
         </w:numPr>
       </w:pPr>
       <w:r>
-        <w:t xml:space="preserve">Google Gemini Flash;</w:t>
+        <w:t xml:space="preserve">Google Gemini Flash</w:t>
       </w:r>
     </w:p>
     <w:p>
@@ -530,7 +530,7 @@
         <w:t xml:space="preserve">gemini-flash-lite-latest</w:t>
       </w:r>
       <w:r>
-        <w:t xml:space="preserve">; Google documents these</w:t>
+        <w:t xml:space="preserve">. Google documents these</w:t>
       </w:r>
       <w:r>
         <w:t xml:space="preserve"> </w:t>
@@ -573,7 +573,7 @@
         <w:t xml:space="preserve">,</w:t>
       </w:r>
       <w:r>
-        <w:t xml:space="preserve">120 calls: 111 GPT-4o-mini cases carry a fifth retried call and one GPT-4.1-mini case carries three valid calls after an application-programming-interface error. The 111 retries were made because the GPT-4o-mini terse-prompt seed-0 pass was re-issued after OpenAI rate limiting interrupted it, so cases that had already returned were called a second time; the remaining 9 calls are ERROR rows recording the rate-limit failures themselves, which are excluded from the vote. For these cases the single-call analysis uses one of the two terse seed-0 calls and both enter the per-case vote, so the cell is decided on five valid calls rather than four. The two calls returned the same decision in all 111 cases, so the single-call analysis is unaffected by the choice; in the vote the extra call changes one legitimate GPT-4o-mini decision, which would otherwise be an even split resolved toward</w:t>
+        <w:t xml:space="preserve">120 calls: 111 GPT-4o-mini cases carry a fifth retried call and one GPT-4.1-mini case carries three valid calls after an application-programming-interface error. The 111 retries were made because the GPT-4o-mini terse-prompt seed-0 pass was re-issued after OpenAI rate limiting interrupted it, so cases that had already returned were called a second time. The remaining 9 calls are ERROR rows recording the rate-limit failures themselves, which are excluded from the vote. For these cases the single-call analysis uses one of the two terse seed-0 calls and both enter the per-case vote, so the cell is decided on five valid calls rather than four. The two calls returned the same decision in all 111 cases, so the single-call analysis is unaffected by the choice. In the vote the extra call changes one legitimate GPT-4o-mini decision, which would otherwise be an even split resolved toward</w:t>
       </w:r>
       <w:r>
         <w:t xml:space="preserve"> </w:t>
@@ -585,7 +585,7 @@
         <w:t xml:space="preserve">flag</w:t>
       </w:r>
       <w:r>
-        <w:t xml:space="preserve">, lowering that model’s false-positive rate by 0.3 percentage points. Duplicate calls are retained in the archive for auditability. Restricting the vote to the four designed prompt–seed cells gives GPT-4o-mini a false-positive rate of 86.0% and a cross-model spread of 83.7 percentage points; we report aggregation over all valid calls as primary because D4 specifies the</w:t>
+        <w:t xml:space="preserve">, lowering that model’s false-positive rate by 0.3 percentage points. Duplicate calls are retained in the archive for auditability. Restricting the vote to the four designed prompt–seed cells gives GPT-4o-mini a false-positive rate of 86.0% and a cross-model spread of 83.7 percentage points. We report aggregation over all valid calls as primary because D4 specifies the</w:t>
       </w:r>
       <w:r>
         <w:t xml:space="preserve"> </w:t>
@@ -631,7 +631,7 @@
         <w:pStyle w:val="BodyText"/>
       </w:pPr>
       <w:r>
-        <w:t xml:space="preserve">The models were run at temperature 0 and returned a constrained JSON object with the suspicious/not-suspicious decision. Calls that failed or produced unparsable output were logged as errors rather than silently coerced into a valid class; the overall call-level error rate was 0.08%. For the primary per-case analysis, valid replicate decisions were aggregated at the case level according to the prespecified voting procedure, and failed calls were excluded from the aggregation. The exact voting rule—including the treatment of ties and failed calls—is given in Appendix A.</w:t>
+        <w:t xml:space="preserve">The models were run at temperature 0 and returned a constrained JSON object with the suspicious/not-suspicious decision. Calls that failed or produced unparsable output were logged as errors rather than silently coerced into a valid class. The overall call-level error rate was 0.08%. For the primary per-case analysis, valid replicate decisions were aggregated at the case level according to the prespecified voting procedure, and failed calls were excluded from the aggregation. The exact voting rule—including the treatment of ties and failed calls—is given in Appendix A.</w:t>
       </w:r>
     </w:p>
     <w:p>
@@ -755,7 +755,7 @@
         <w:t xml:space="preserve"> </w:t>
       </w:r>
       <w:r>
-        <w:t xml:space="preserve">estimate conservative, which held while the endpoint was misses; once the endpoint became false positives, conservatism appears to have been reapplied separately to each endpoint.</w:t>
+        <w:t xml:space="preserve">estimate conservative, which held while the endpoint was misses. Once the endpoint became false positives, conservatism appears to have been reapplied separately to each endpoint.</w:t>
       </w:r>
     </w:p>
     <w:p>
@@ -790,7 +790,7 @@
         <w:pStyle w:val="BodyText"/>
       </w:pPr>
       <w:r>
-        <w:t xml:space="preserve">Two further points follow. First, the four-call aggregate is an evaluation construct, not a deployable configuration: no institution would issue four calls per transaction and take a majority. The deployable quantity is a single call, and those configurations are reported alongside the aggregate. Second, a label-independent rule that resolves ties by strict majority on both labels reproduces the submitted false-positive rates exactly but raises miss rates from 12.0, 3.3, 3.7, 0.7 and 0.0% to 18.3, 8.3, 7.0, 2.0 and 0.0%. The submitted false-positive rates are therefore attainable without the label, at a cost on the miss axis.</w:t>
+        <w:t xml:space="preserve">Two further points follow. First, the four-call aggregate is an evaluation construct rather than an operationally validated multi-call screening configuration. A multi-call implementation is possible but would require separate assessment of cost, latency and screening workflow. The deployable quantity is a single call, and those configurations are reported alongside the aggregate. Second, a label-independent rule that resolves ties by strict majority on both labels reproduces the submitted false-positive rates exactly but raises miss rates from 12.0, 3.3, 3.7, 0.7 and 0.0% to 18.3, 8.3, 7.0, 2.0 and 0.0%. The submitted false-positive rates are therefore attainable without the label, at a cost on the miss axis.</w:t>
       </w:r>
     </w:p>
     <w:bookmarkEnd w:id="13"/>
@@ -995,7 +995,7 @@
         <w:t xml:space="preserve"> </w:t>
       </w:r>
       <w:r>
-        <w:t xml:space="preserve">from the numerator and were understated fivefold; all</w:t>
+        <w:t xml:space="preserve">from the numerator and were understated fivefold. All</w:t>
       </w:r>
       <w:r>
         <w:t xml:space="preserve"> </w:t>
@@ -1118,7 +1118,7 @@
         <w:t xml:space="preserve"> </w:t>
       </w:r>
       <w:r>
-        <w:t xml:space="preserve">aliases whose resolved versions were not captured and which the provider’s current pricing page no longer lists; the price fields for those two entries in the archived registry (</w:t>
+        <w:t xml:space="preserve">aliases whose resolved versions were not captured and which the provider’s current pricing page no longer lists. The price fields for those two entries in the archived registry (</w:t>
       </w:r>
       <w:r>
         <w:rPr>
@@ -1127,7 +1127,7 @@
         <w:t xml:space="preserve">data/configs/models.yaml</w:t>
       </w:r>
       <w:r>
-        <w:t xml:space="preserve">) are conservative budgeting placeholders, not list prices. The tier ordering is therefore corroborated for all five models by the measured cost per call recorded in the archived spend ledger—$0.002108 for GPT-4o, $0.000536 for Gemini Flash, $0.000342 for GPT-4.1-mini, $0.000148 for Gemini Flash-Lite and $0.000125 for GPT-4o-mini—which is reproducible from the deposit. Measured cost per call is reported as an expenditure measure and may also reflect differences in token usage; it is not interpreted as a direct measure of model capability or size. Tier is used only within provider families, not as a universal cross-provider capability scale.</w:t>
+        <w:t xml:space="preserve">) are conservative budgeting placeholders, not list prices. The tier ordering is therefore corroborated for all five models by the measured cost per call recorded in the archived spend ledger—$0.002108 for GPT-4o, $0.000536 for Gemini Flash, $0.000342 for GPT-4.1-mini, $0.000148 for Gemini Flash-Lite and $0.000125 for GPT-4o-mini—which is reproducible from the deposit. Measured cost per call is reported as an expenditure measure and may also reflect differences in token usage. It is not interpreted as a direct measure of model capability or size. Tier is used only within provider families, not as a universal cross-provider capability scale.</w:t>
       </w:r>
     </w:p>
     <w:bookmarkEnd w:id="14"/>
@@ -1154,7 +1154,7 @@
         <w:pStyle w:val="FirstParagraph"/>
       </w:pPr>
       <w:r>
-        <w:t xml:space="preserve">To place the foundation-model operating points in context, we benchmarked two non-LLM reference systems on the same 600-case battery. The first was a deterministic rules-based baseline encoding common FATF-style red-flag heuristics, including sub-threshold structuring, mule-account fan-in, shell-entity transfers, high-risk-jurisdiction wires and rapid pass-through activity. The second was a supervised machine-learning baseline based on engineered graph and transaction features, including counts of cash transactions, sub-threshold transfers, fan-in behaviour, shell-entity involvement, high-risk jurisdictions and temporal-span features; logistic-regression and gradient-boosting classifiers were evaluated using five-fold stratified out-of-fold prediction.</w:t>
+        <w:t xml:space="preserve">To place the foundation-model operating points in context, we benchmarked two non-LLM reference systems on the same 600-case battery. The first was a deterministic rules-based baseline encoding common FATF-style red-flag heuristics, including sub-threshold structuring, mule-account fan-in, shell-entity transfers, high-risk-jurisdiction wires and rapid pass-through activity. The second was a supervised machine-learning baseline based on engineered graph and transaction features, including counts of cash transactions, sub-threshold transfers, fan-in behaviour, shell-entity involvement, high-risk jurisdictions and temporal-span features. Logistic-regression and gradient-boosting classifiers were evaluated using five-fold stratified out-of-fold prediction.</w:t>
       </w:r>
     </w:p>
     <w:p>
@@ -1574,7 +1574,7 @@
         <w:pStyle w:val="FirstParagraph"/>
       </w:pPr>
       <w:r>
-        <w:t xml:space="preserve">The analysis was performed in Python 3.12 with NumPy 2.2.6, scikit-learn 1.7.2 [35], SciPy 1.18.0 and Matplotlib 3.10; the OpenAI and Google Python software development kits were used in data collection. The experimental design and main analyses were preregistered prior to data collection. The reproducibility package includes the case generator, the frozen battery of 600 cases, the full corpus of model responses, configuration information, statistical-analysis code, relevant hashes, and preregistration materials. The analysis pipeline is deterministic and reproduces the reported results from the frozen data.</w:t>
+        <w:t xml:space="preserve">The analysis was performed in Python 3.12 with NumPy 2.2.6, scikit-learn 1.7.2 [35], SciPy 1.18.0 and Matplotlib 3.10. The OpenAI and Google Python software development kits were used in data collection. The experimental design and main analyses were preregistered prior to data collection. The reproducibility package includes the case generator, the frozen battery of 600 cases, the full corpus of model responses, configuration information, statistical-analysis code, relevant hashes, and preregistration materials. The analysis pipeline is deterministic and reproduces the reported results from the frozen data.</w:t>
       </w:r>
     </w:p>
     <w:p>
@@ -1636,7 +1636,7 @@
         <w:pStyle w:val="BodyText"/>
       </w:pPr>
       <w:r>
-        <w:t xml:space="preserve">The false-positive rate on the 300 legitimate cases ranged from 2.3% (7 of 300 cases) for Gemini Flash to 85.7% (257 of 300 cases) for GPT-4o-mini. The resulting cross-model spread was 83.3 percentage points (95% confidence interval [CI] 71.8–93.7; cluster bootstrap over the eight case-template strata) (Fig. </w:t>
+        <w:t xml:space="preserve">The false-positive rate on the 300 legitimate cases ranged from 2.3% (7 of 300 cases) for Gemini Flash to 85.7% (257 of 300 cases) for GPT-4o-mini. The resulting cross-model spread was 83.3 percentage points (95% confidence interval [CI] 71.8–93.7. Cluster bootstrap over the eight case-template strata) (Fig. </w:t>
       </w:r>
       <w:hyperlink w:anchor="fig:fp">
         <w:r>
@@ -1647,7 +1647,7 @@
         </w:r>
       </w:hyperlink>
       <w:r>
-        <w:t xml:space="preserve">; Table </w:t>
+        <w:t xml:space="preserve">, Table </w:t>
       </w:r>
       <w:hyperlink w:anchor="tab:ops">
         <w:r>
@@ -1857,7 +1857,7 @@
         </w:r>
       </w:hyperlink>
       <w:r>
-        <w:t xml:space="preserve">; Table </w:t>
+        <w:t xml:space="preserve">, Table </w:t>
       </w:r>
       <w:hyperlink w:anchor="tab:ops">
         <w:r>
@@ -1876,7 +1876,7 @@
         <w:pStyle w:val="BodyText"/>
       </w:pPr>
       <w:r>
-        <w:t xml:space="preserve">Because the design is fully paired, the ordering was tested by comparing adjacent tiers on the same legitimate cases rather than by a trend test across tiers, which would treat the same 300 cases as independent groups and overstate the evidence. All three adjacent-tier comparisons ran in the predicted direction and remained significant after Bonferroni correction across the three tests: GPT-4o to GPT-4.1-mini (discordant counts 2 and 90; difference 29.3 points, cluster-robust 95% CI 12.6–51.2), GPT-4.1-mini to GPT-4o-mini (3 and 149; 48.7 points, CI 25.8–72.5), and Gemini Flash to Gemini Flash-Lite (0 and 125; 41.7 points, CI 19.7–65.2). Each interval excludes zero. This monotonic pattern should be understood only within the two evaluated provider families and does not imply a general cross-provider relationship between model size, price or capability and false-positive behaviour.</w:t>
+        <w:t xml:space="preserve">Because the design is fully paired, the ordering was tested by comparing adjacent tiers on the same legitimate cases rather than by a trend test across tiers, which would treat the same 300 cases as independent groups and overstate the evidence. All three adjacent-tier comparisons ran in the predicted direction and remained significant after Bonferroni correction across the three tests: GPT-4o to GPT-4.1-mini (discordant counts 2 and 90. Difference 29.3 points, cluster-robust 95% CI 12.6–51.2), GPT-4.1-mini to GPT-4o-mini (3 and 149; 48.7 points, CI 25.8–72.5), and Gemini Flash to Gemini Flash-Lite (0 and 125; 41.7 points, CI 19.7–65.2). Each interval excludes zero. This monotonic pattern should be understood only within the two evaluated provider families and does not imply a general cross-provider relationship between model size, price or capability and false-positive behaviour.</w:t>
       </w:r>
     </w:p>
     <w:p>
@@ -1949,7 +1949,7 @@
         </w:r>
       </w:hyperlink>
       <w:r>
-        <w:t xml:space="preserve">; Table </w:t>
+        <w:t xml:space="preserve">, Table </w:t>
       </w:r>
       <w:hyperlink w:anchor="tab:vol">
         <w:r>
@@ -1960,7 +1960,7 @@
         </w:r>
       </w:hyperlink>
       <w:r>
-        <w:t xml:space="preserve">)—a difference in daily alert workload of about 35-fold on the same underlying transaction population. The contents of those alert queues also differed sharply. At the Gemini Flash operating point, the estimated precision was about 3.6%, versus about 0.12% at the GPT-4o-mini operating point; at the latter, about 999 of every 1,000 alerts would be expected to be false under the stated prevalence assumption.</w:t>
+        <w:t xml:space="preserve">)—a difference in daily alert workload of about 35-fold on the same underlying transaction population. The contents of those alert queues also differed sharply. At the Gemini Flash operating point, the estimated precision was about 3.6%, versus about 0.12% at the GPT-4o-mini operating point. At the latter, about 999 of every 1,000 alerts would be expected to be false under the stated prevalence assumption.</w:t>
       </w:r>
     </w:p>
     <w:p>
@@ -2025,7 +2025,7 @@
         <w:pStyle w:val="BodyText"/>
       </w:pPr>
       <w:r>
-        <w:t xml:space="preserve">The strong supervised performance is consistent with the construction of the controlled battery: the cases contain explicit structural manifestations of the laundering typologies, and the engineered features were designed to capture those structures. The supervised result should therefore be regarded as an optimistic reference ceiling for this synthetic evaluation, not an estimate of production AML performance. Against the rules baseline, the foundation models were widely dispersed: GPT-4o-mini had about seven times the false-positive rate of the rules system, while GPT-4o and Gemini Flash had lower false-positive rates (7.7% and 2.3%); the intermediate models, GPT-4.1-mini and Gemini Flash-Lite, also produced more false positives than the rules baseline. The comparison underscores the central result: zero-shot foundation models do not share a common AML screening operating point, but differ substantially in sensitivity and specificity even before task-specific tuning or threshold optimisation.</w:t>
+        <w:t xml:space="preserve">The strong supervised performance is consistent with the construction of the controlled battery: the cases contain explicit structural manifestations of the laundering typologies, and the engineered features were designed to capture those structures. The supervised result should therefore be regarded as an optimistic reference ceiling for this synthetic evaluation, not an estimate of production AML performance. Against the rules baseline, the foundation models were widely dispersed: GPT-4o-mini had about seven times the false-positive rate of the rules system, while GPT-4o and Gemini Flash had lower false-positive rates (7.7% and 2.3%). The intermediate models, GPT-4.1-mini and Gemini Flash-Lite, also produced more false positives than the rules baseline. The comparison underscores the central result: zero-shot foundation models do not share a common AML screening operating point, but differ substantially in sensitivity and specificity even before task-specific tuning or threshold optimisation.</w:t>
       </w:r>
     </w:p>
     <w:bookmarkEnd w:id="22"/>
@@ -2263,7 +2263,7 @@
         <w:pStyle w:val="BodyText"/>
       </w:pPr>
       <w:r>
-        <w:t xml:space="preserve">The point is not that a financial institution would deliberately deploy a model that flags 86% of legitimate activity; such behaviour would be caught by a competent pre-deployment validation. The more important result is that the screening operating point is partly inherited from the underlying foundation model and can change significantly when that model changes. In a traditional machine-learning system, the deployed model is usually a stable artefact whose performance may degrade over time as the data distribution shifts. In a commercially accessed foundation-model system, however, the model itself can change through provider updates, version retirement, alias redirection, routing decisions, or institution-driven substitution between model tiers. The present results suggest that such a substitution can change a core operational risk parameter even when the institution’s transaction data and screening logic remain the same.</w:t>
+        <w:t xml:space="preserve">The point is not that a financial institution would deliberately deploy a model that flags 86% of legitimate activity. Such behaviour would be caught by a competent pre-deployment validation. The more important result is that the screening operating point is partly inherited from the underlying foundation model and can change significantly when that model changes. In a traditional machine-learning system, the deployed model is usually a stable artefact whose performance may degrade over time as the data distribution shifts. In a commercially accessed foundation-model system, however, the model itself can change through provider updates, version retirement, alias redirection, routing decisions, or institution-driven substitution between model tiers. The present results suggest that such a substitution can change a core operational risk parameter even when the institution’s transaction data and screening logic remain the same.</w:t>
       </w:r>
     </w:p>
     <w:p>
@@ -2279,7 +2279,7 @@
         <w:pStyle w:val="BodyText"/>
       </w:pPr>
       <w:r>
-        <w:t xml:space="preserve">Whether this divergence could be removed by calibration is a fair question, and our design bears on it only partly. The elicitation returns a binary label rather than a score, so there is no decision threshold to tune without changing the elicitation itself; recalibrating these screeners to a common operating point is not a post-processing step but a different interface to the model. The ordering remains stable across the four tested prompt–seed configurations, demonstrating that the observed divergence is not specific to one configuration. However, the binary-output design cannot determine whether calibrated score thresholds would substantially reduce the differences. A scored elicitation with per-model thresholds is the experiment that would settle it, and until then the governance implication should be read as conditional on the binary-decision interface studied here.</w:t>
+        <w:t xml:space="preserve">Whether this divergence could be removed by calibration is a fair question, and our design bears on it only partly. The elicitation returns a binary label rather than a score, so there is no decision threshold to tune without changing the elicitation itself. Recalibrating these screeners to a common operating point is not a post-processing step but a different interface to the model. The ordering remains stable across the four tested prompt–seed configurations, demonstrating that the observed divergence is not specific to one configuration. However, the binary-output design cannot determine whether calibrated score thresholds would substantially reduce the differences. A scored elicitation with per-model thresholds is the experiment that would settle it, and until then the governance implication should be read as conditional on the binary-decision interface studied here.</w:t>
       </w:r>
     </w:p>
     <w:p>
@@ -2295,7 +2295,7 @@
         <w:pStyle w:val="BodyText"/>
       </w:pPr>
       <w:r>
-        <w:t xml:space="preserve">The non-LLM baselines add context. On the same battery, the deterministic rules baseline produced a 12.0% false-positive and 11.3% miss rate, while the supervised gradient-boosting model produced near-perfect separation. The supervised result should not be read as evidence that such performance would transfer directly to production, because the synthetic cases contain structural signals close to the engineered features; but it does show that the battery is not intrinsically inseparable. More importantly, the comparison reveals that the zero-shot foundation models occupy very different positions relative to the same traditional reference systems, with some outperforming the rules baseline on false positives and others generating considerably higher alert burden.</w:t>
+        <w:t xml:space="preserve">The non-LLM baselines add context. On the same battery, the deterministic rules baseline produced a 12.0% false-positive and 11.3% miss rate, while the supervised gradient-boosting model produced near-perfect separation. The supervised result should not be read as evidence that such performance would transfer directly to production, because the synthetic cases contain structural signals close to the engineered features. But it does show that the battery is not intrinsically inseparable. More importantly, the comparison reveals that the zero-shot foundation models occupy very different positions relative to the same traditional reference systems, with some outperforming the rules baseline on false positives and others generating considerably higher alert burden.</w:t>
       </w:r>
     </w:p>
     <w:p>
@@ -2303,7 +2303,7 @@
         <w:pStyle w:val="BodyText"/>
       </w:pPr>
       <w:r>
-        <w:t xml:space="preserve">The within-provider pattern adds to the governance relevance of the finding. For the OpenAI models, false-positive rates fell from GPT-4o-mini to GPT-4.1-mini to GPT-4o; for the Google models, Gemini Flash-Lite generated substantially more false positives than Gemini Flash. This relationship cannot be generalised beyond the models studied, but it shows that substitution between cost or capability tiers can occur alongside large changes in screening behaviour. In practical deployments, moving traffic to a cheaper model may therefore be more than an efficiency decision: it may shift the balance between missing suspicious activity and over-escalating legitimate transactions.</w:t>
+        <w:t xml:space="preserve">The within-provider pattern adds to the governance relevance of the finding. For the OpenAI models, false-positive rates fell from GPT-4o-mini to GPT-4.1-mini to GPT-4o. For the Google models, Gemini Flash-Lite generated substantially more false positives than Gemini Flash. This relationship cannot be generalised beyond the models studied, but it shows that substitution between cost or capability tiers can occur alongside large changes in screening behaviour. In practical deployments, moving traffic to a cheaper model may therefore be more than an efficiency decision: it may shift the balance between missing suspicious activity and over-escalating legitimate transactions.</w:t>
       </w:r>
     </w:p>
     <w:p>
@@ -2311,7 +2311,7 @@
         <w:pStyle w:val="BodyText"/>
       </w:pPr>
       <w:r>
-        <w:t xml:space="preserve">This is a particularly important issue because commercial foundation-model interfaces do not always expose model identity with equal precision. This study accessed the Google models through provider-maintained aliases and the OpenAI models through dated snapshot identifiers. During data collection, a selected model snapshot was deprecated and had to be substituted. These are not merely logistical details; they illustrate the difference between an institution managing its own model artefact and depending on an externally managed model lifecycle. If a deployed AML system is inventoried simply as being with a particular provider or using a particular API, a meaningful change in the underlying model may not be treated as a formal model-change event.</w:t>
+        <w:t xml:space="preserve">This is a particularly important issue because commercial foundation-model interfaces do not always expose model identity with equal precision. This study accessed the Google models through provider-maintained aliases and the OpenAI models through dated snapshot identifiers. During data collection, a selected model snapshot was deprecated and had to be substituted. These are not merely logistical details. They illustrate the difference between an institution managing its own model artefact and depending on an externally managed model lifecycle. If a deployed AML system is inventoried simply as being with a particular provider or using a particular API, a meaningful change in the underlying model may not be treated as a formal model-change event.</w:t>
       </w:r>
     </w:p>
     <w:p>
@@ -2319,7 +2319,7 @@
         <w:pStyle w:val="BodyText"/>
       </w:pPr>
       <w:r>
-        <w:t xml:space="preserve">Current supervisory model-risk guidance establishes inventory, validation and monitoring principles for covered vendor and third-party models, while noting that generative and agentic AI fall outside its formal scope; broader AI-governance frameworks and regulation provide additional governance expectations for AI systems [6, 15, 31]. The results therefore justify treating the specific model version or snapshot as part of the governed model configuration. A change to that configuration should attract the same scrutiny ordinarily applied to a material change in an internally developed model, with the model’s operating point disclosed on a standard battery in the spirit of standardised model and dataset documentation [18, 29] and its behaviour audited end-to-end [37]. At a minimum, institutions should be able to identify the model that produced a decision, detect when the model changes, and determine whether the change has shifted the system’s operating point.</w:t>
+        <w:t xml:space="preserve">Current supervisory model-risk guidance establishes inventory, validation and monitoring principles for covered vendor and third-party models, while noting that generative and agentic AI fall outside its formal scope. Broader AI-governance frameworks and regulation provide additional governance expectations for AI systems [6, 15, 31]. The results therefore justify treating the specific model version or snapshot as part of the governed model configuration. A change to that configuration should attract the same scrutiny ordinarily applied to a material change in an internally developed model, with the model’s operating point disclosed on a standard battery in the spirit of standardised model and dataset documentation [18, 29] and its behaviour audited end-to-end [37]. At a minimum, institutions should be able to identify the model that produced a decision, detect when the model changes, and determine whether the change has shifted the system’s operating point.</w:t>
       </w:r>
     </w:p>
     <w:p>
@@ -2441,7 +2441,7 @@
         <w:t xml:space="preserve">“tipping-off”</w:t>
       </w:r>
       <w:r>
-        <w:t xml:space="preserve">) that a suspicious transaction report or related information is being filed [16], and the pooling of financial data for AML analytics must be reconciled with privacy and data-protection requirements [17]. Moreover, real-world ground truth is necessarily incomplete: laundering that is never detected cannot appear as a confirmed positive case [3]. A deterministic synthetic battery therefore offers an important experimental advantage for the present research question by providing full labels and allowing each model to be evaluated on exactly the same underlying cases. The trade-off is between ecological realism and experimental control. The absolute false-positive and miss rates reported here should not be interpreted as estimates of production-bank performance; the relevant estimand is the relative change in operating point as the foundation model is varied while the screening cases are held constant. Replication on other independently constructed batteries or suitable confidential institutional datasets would help assess the generality of the observed divergence, but the absence of such data does not affect the controlled comparison reported here.</w:t>
+        <w:t xml:space="preserve">) that a suspicious transaction report or related information is being filed [16], and the pooling of financial data for AML analytics must be reconciled with privacy and data-protection requirements [17]. Moreover, real-world ground truth is necessarily incomplete: laundering that is never detected cannot appear as a confirmed positive case [3]. A deterministic synthetic battery therefore offers an important experimental advantage for the present research question by providing full labels and allowing each model to be evaluated on exactly the same underlying cases. The trade-off is between ecological realism and experimental control. The absolute false-positive and miss rates reported here should not be interpreted as estimates of production-bank performance. The relevant estimand is the relative change in operating point as the foundation model is varied while the screening cases are held constant. Replication on other independently constructed batteries or suitable confidential institutional datasets would help assess the generality of the observed divergence, but the absence of such data does not affect the controlled comparison reported here.</w:t>
       </w:r>
     </w:p>
     <w:p>
@@ -2461,7 +2461,7 @@
         <w:t xml:space="preserve"> </w:t>
       </w:r>
       <w:r>
-        <w:t xml:space="preserve">language should be read as scoped to the evaluated model set rather than as a claim about foundation models in general; replication with a third provider is the natural extension. Both evaluated families showed a monotonic relationship between the provider-defined model tier and the false-positive rate, but five models are too few to confirm a universal relationship between capability, price, model size and AML screening behaviour. The result should therefore be regarded as a consistent pattern for this experiment rather than a general scaling law.</w:t>
+        <w:t xml:space="preserve">language should be read as scoped to the evaluated model set rather than as a claim about foundation models in general. Replication with a third provider is the natural extension. Both evaluated families showed a monotonic relationship between the provider-defined model tier and the false-positive rate, but five models are too few to confirm a universal relationship between capability, price, model size and AML screening behaviour. The result should therefore be regarded as a consistent pattern for this experiment rather than a general scaling law.</w:t>
       </w:r>
     </w:p>
     <w:p>
@@ -2558,7 +2558,7 @@
         <w:t xml:space="preserve"> </w:t>
       </w:r>
       <w:r>
-        <w:t xml:space="preserve">are the safeguards against this, and they are materially wider than case-level inference would give; the case-level</w:t>
+        <w:t xml:space="preserve">are the safeguards against this, and they are materially wider than case-level inference would give. The case-level</w:t>
       </w:r>
       <w:r>
         <w:t xml:space="preserve"> </w:t>
@@ -2596,7 +2596,7 @@
         <w:pStyle w:val="BodyText"/>
       </w:pPr>
       <w:r>
-        <w:t xml:space="preserve">Finally, the operational projection assumes a suspicious-activity prevalence of 0.1% and a volume of one million transactions per day. These values illustrate a low-prevalence scenario and are not intended as empirical estimates for financial institutions broadly. The numerical alert volumes should therefore not be interpreted as predictions for any individual bank; they show how false-positive operating points scale under low-prevalence conditions in which false alarms dominate the analyst queue.</w:t>
+        <w:t xml:space="preserve">Finally, the operational projection assumes a suspicious-activity prevalence of 0.1% and a volume of one million transactions per day. These values illustrate a low-prevalence scenario and are not intended as empirical estimates for financial institutions broadly. The numerical alert volumes should therefore not be interpreted as predictions for any individual bank. They show how false-positive operating points scale under low-prevalence conditions in which false alarms dominate the analyst queue.</w:t>
       </w:r>
     </w:p>
     <w:p>
@@ -2632,7 +2632,7 @@
         <w:pStyle w:val="FirstParagraph"/>
       </w:pPr>
       <w:r>
-        <w:t xml:space="preserve">We investigated how much the choice of foundation model influences LLM-based AML screening when the transaction cases, screening task and evaluation procedure are held fixed. The results show that the screening behaviour of foundation models cannot be assumed to be interchangeable. Five commercially available models had false-positive rates from 2.3% to 85.7% on the same legitimate cases, and 88.7% of legitimate cases were not classified unanimously across models. In both of the two provider families studied, the lower-tier models had much higher false-positive rates than the more capable models, placing the models at very different points on the sensitivity–specificity trade-off. These findings are scoped to the five models and two providers evaluated here; they establish that the effect exists and is large in this set, not that it holds for foundation models in general.</w:t>
+        <w:t xml:space="preserve">We investigated how much the choice of foundation model influences LLM-based AML screening when the transaction cases, screening task and evaluation procedure are held fixed. The results show that the screening behaviour of foundation models cannot be assumed to be interchangeable. Five commercially available models had false-positive rates from 2.3% to 85.7% on the same legitimate cases, and 88.7% of legitimate cases were not classified unanimously across models. In both of the two provider families studied, the lower-tier models had much higher false-positive rates than the more capable models, placing the models at very different points on the sensitivity–specificity trade-off. These findings are scoped to the five models and two providers evaluated here. They establish that the effect exists and is large in this set, not that it holds for foundation models in general.</w:t>
       </w:r>
     </w:p>
     <w:p>
@@ -2640,7 +2640,7 @@
         <w:pStyle w:val="BodyText"/>
       </w:pPr>
       <w:r>
-        <w:t xml:space="preserve">A single performance metric is insufficient; the operating point is what matters. A model that catches almost every suspicious case may simultaneously generate an unsustainable number of false alarms, whereas a model that aggressively suppresses false positives may accept a higher risk of missing suspicious activity. In the illustrative low-prevalence scenario considered here, the observed operating points corresponded to an expected daily alert-volume difference of 36- to 196-fold across deployable configurations. The choice of foundation model can therefore directly influence compliance workload, alert quality, and the extent to which legitimate activity is unnecessarily escalated.</w:t>
+        <w:t xml:space="preserve">A single performance metric is insufficient. The operating point is what matters. A model that catches almost every suspicious case may simultaneously generate an unsustainable number of false alarms, whereas a model that aggressively suppresses false positives may accept a higher risk of missing suspicious activity. In the illustrative low-prevalence scenario considered here, the observed operating points corresponded to an expected daily alert-volume difference of 36- to 196-fold across deployable configurations. The choice of foundation model can therefore directly influence compliance workload, alert quality, and the extent to which legitimate activity is unnecessarily escalated.</w:t>
       </w:r>
     </w:p>
     <w:p>
@@ -2750,7 +2750,7 @@
         <w:t xml:space="preserve"> </w:t>
       </w:r>
       <w:r>
-        <w:t xml:space="preserve">throughout). In the abstention row, each model’s rate uses its own retained cases (294, 280, 260, 242 and 292 for Gemini Flash, GPT-4o, GPT-4.1-mini, Gemini Flash-Lite and GPT-4o-mini); Cochran’s</w:t>
+        <w:t xml:space="preserve">throughout). In the abstention row, each model’s rate uses its own retained cases (294, 280, 260, 242 and 292 for Gemini Flash, GPT-4o, GPT-4.1-mini, Gemini Flash-Lite and GPT-4o-mini). Cochran’s</w:t>
       </w:r>
       <w:r>
         <w:t xml:space="preserve"> </w:t>
@@ -2769,7 +2769,7 @@
         <w:tblStyle w:val="Table"/>
         <w:tblW w:type="auto" w:w="0"/>
         <w:tblLook w:firstRow="1" w:lastRow="0" w:firstColumn="0" w:lastColumn="0" w:noHBand="0" w:noVBand="0" w:val="0020"/>
-        <w:tblCaption w:val="Sensitivity of the false-positive spread to the per-case aggregation rule. Per-model false-positive rates (%) on the 300 legitimate cases under five label-independent or label-dependent aggregation policies and under each of the four deployable single-call configurations. The preregistered rule (decision D4) is the primary analysis. “Label-dependent (as submitted)” is the deviation corrected in this revision. Strict majority applied to both labels reproduces the submitted false-positive rates exactly, at the cost of higher miss rates (Section 2.3). Cochran’s Q tests the equality of the five models’ false-positive rates under each rule (4 degrees of freedom, P&lt;10^{-15} throughout). In the abstention row, each model’s rate uses its own retained cases (294, 280, 260, 242 and 292 for Gemini Flash, GPT-4o, GPT-4.1-mini, Gemini Flash-Lite and GPT-4o-mini); Cochran’s Q, which requires a decision from every model, uses the 189 legitimate cases on which all five models decided."/>
+        <w:tblCaption w:val="Sensitivity of the false-positive spread to the per-case aggregation rule. Per-model false-positive rates (%) on the 300 legitimate cases under five label-independent or label-dependent aggregation policies and under each of the four deployable single-call configurations. The preregistered rule (decision D4) is the primary analysis. “Label-dependent (as submitted)” is the deviation corrected in this revision. Strict majority applied to both labels reproduces the submitted false-positive rates exactly, at the cost of higher miss rates (Section 2.3). Cochran’s Q tests the equality of the five models’ false-positive rates under each rule (4 degrees of freedom, P&lt;10^{-15} throughout). In the abstention row, each model’s rate uses its own retained cases (294, 280, 260, 242 and 292 for Gemini Flash, GPT-4o, GPT-4.1-mini, Gemini Flash-Lite and GPT-4o-mini). Cochran’s Q, which requires a decision from every model, uses the 189 legitimate cases on which all five models decided."/>
       </w:tblPr>
       <w:tblGrid>
         <w:gridCol w:w="990"/>
@@ -3909,7 +3909,7 @@
         <w:t xml:space="preserve"> </w:t>
       </w:r>
       <w:r>
-        <w:t xml:space="preserve">and does not consult the known case label; it was fixed before the full evaluation and is applied identically to legitimate and suspicious cases and to every model. The analysis submitted for review deviated from D4 on the legitimate-case branch, where it required a strict majority; that deviation and its effect on every affected number are set out in Section </w:t>
+        <w:t xml:space="preserve">and does not consult the known case label. It was fixed before the full evaluation and is applied identically to legitimate and suspicious cases and to every model. The analysis submitted for review deviated from D4 on the legitimate-case branch, where it required a strict majority. That deviation and its effect on every affected number are set out in Section </w:t>
       </w:r>
       <w:hyperlink w:anchor="sec:agg">
         <w:r>
@@ -3934,7 +3934,7 @@
         </w:r>
       </w:hyperlink>
       <w:r>
-        <w:t xml:space="preserve">. Even under D4 the four-call aggregate remains an evaluation construct rather than a deployable screening configuration, because a deployed screener issues one call per transaction; the deployable single-call configurations are reported in Table </w:t>
+        <w:t xml:space="preserve">. The four-call aggregate is an evaluation construct rather than an operationally validated multi-call screening configuration. A multi-call implementation is possible but would require separate assessment of cost, latency and screening workflow. The deployable single-call configurations are reported in Table </w:t>
       </w:r>
       <w:hyperlink w:anchor="tab:agg">
         <w:r>
@@ -4011,7 +4011,7 @@
         <w:t xml:space="preserve"> </w:t>
       </w:r>
       <w:r>
-        <w:t xml:space="preserve">Bars show the percentage of 300 legitimate cases each model flagged as suspicious; error bars are 95% Wilson score confidence intervals. Rates span 2.3–85.7% (Cochran’s</w:t>
+        <w:t xml:space="preserve">Bars show the percentage of 300 legitimate cases each model flagged as suspicious. Error bars are 95% Wilson score confidence intervals. Rates span 2.3–85.7% (Cochran’s</w:t>
       </w:r>
       <w:r>
         <w:t xml:space="preserve"> </w:t>
@@ -4159,7 +4159,7 @@
         <w:t xml:space="preserve"> </w:t>
       </w:r>
       <w:r>
-        <w:t xml:space="preserve">Sensitivity (percentage of 300 suspicious cases caught) versus false-positive rate (percentage of 300 legitimate cases flagged) for the five foundation models (circles) and the two non-LLM baselines (triangles: rules heuristic; supervised classifier). Within each provider in the evaluated model set, the more capable model is consistently associated with a lower false-positive rate</w:t>
+        <w:t xml:space="preserve">Sensitivity (percentage of 300 suspicious cases caught) versus false-positive rate (percentage of 300 legitimate cases flagged) for the five foundation models (circles) and the two non-LLM baselines (triangles: rules heuristic. Supervised classifier). Within each provider in the evaluated model set, the more capable model is consistently associated with a lower false-positive rate</w:t>
       </w:r>
     </w:p>
     <w:bookmarkEnd w:id="37"/>
@@ -4293,7 +4293,7 @@
         <w:t xml:space="preserve"> </w:t>
       </w:r>
       <w:r>
-        <w:t xml:space="preserve">Projected daily alerts (left) and precision (right) for each model over prevalence from 0.01% to 1%, at 1,000,000 transactions per day under the preregistered aggregation rule. The ordering of the five models is identical at every prevalence; the highest-to-lowest alert ratio moves from about 37-fold to about 27-fold across the swept range</w:t>
+        <w:t xml:space="preserve">Projected daily alerts (left) and precision (right) for each model over prevalence from 0.01% to 1%, at 1,000,000 transactions per day under the preregistered aggregation rule. The ordering of the five models is identical at every prevalence. The highest-to-lowest alert ratio moves from about 37-fold to about 27-fold across the swept range</w:t>
       </w:r>
     </w:p>
     <w:bookmarkEnd w:id="45"/>
@@ -4427,7 +4427,7 @@
         <w:t xml:space="preserve"> </w:t>
       </w:r>
       <w:r>
-        <w:t xml:space="preserve">Percentage of suspicious cases of each typology (rows) missed by each model (columns); darker cells indicate more misses. The cautious models (Gemini Flash, GPT-4o) concentrate their misses in trade-based laundering and cash-intensive fronts, while the alert-flooding GPT-4o-mini misses almost nothing—the per-typology signature of the operating-point trade-off in Fig. </w:t>
+        <w:t xml:space="preserve">Percentage of suspicious cases of each typology (rows) missed by each model (columns). Darker cells indicate more misses. The cautious models (Gemini Flash, GPT-4o) concentrate their misses in trade-based laundering and cash-intensive fronts, while the alert-flooding GPT-4o-mini misses almost nothing—the per-typology signature of the operating-point trade-off in Fig. </w:t>
       </w:r>
       <w:hyperlink w:anchor="fig:ops">
         <w:r>
@@ -4455,7 +4455,7 @@
         <w:t xml:space="preserve"> </w:t>
       </w:r>
       <w:r>
-        <w:t xml:space="preserve">Values are percentages with 95% Wilson score confidence intervals;</w:t>
+        <w:t xml:space="preserve">Values are percentages with 95% Wilson score confidence intervals. Here</w:t>
       </w:r>
       <w:r>
         <w:t xml:space="preserve"> </w:t>
@@ -4486,7 +4486,7 @@
         <w:tblStyle w:val="Table"/>
         <w:tblW w:type="auto" w:w="0"/>
         <w:tblLook w:firstRow="1" w:lastRow="0" w:firstColumn="0" w:lastColumn="0" w:noHBand="0" w:noVBand="0" w:val="0020"/>
-        <w:tblCaption w:val="Per-model operating point on the identical 600-case battery. Values are percentages with 95% Wilson score confidence intervals; n=300 legitimate and 300 suspicious cases."/>
+        <w:tblCaption w:val="Per-model operating point on the identical 600-case battery. Values are percentages with 95% Wilson score confidence intervals. Here n=300 legitimate and 300 suspicious cases."/>
       </w:tblPr>
       <w:tblGrid>
         <w:gridCol w:w="1980"/>
@@ -4850,7 +4850,7 @@
         <w:t xml:space="preserve"> </w:t>
       </w:r>
       <w:r>
-        <w:t xml:space="preserve">McNemar’s exact (binomial) test on the 300 legitimate cases (same cases for all models);</w:t>
+        <w:t xml:space="preserve">McNemar’s exact (binomial) test on the 300 legitimate cases (same cases for all models). Here</w:t>
       </w:r>
       <w:r>
         <w:t xml:space="preserve"> </w:t>
@@ -4900,7 +4900,7 @@
         </m:r>
       </m:oMath>
       <w:r>
-        <w:t xml:space="preserve">. Nine of the ten comparisons are significant after correction; the single exception is GPT-4.1-mini versus Gemini Flash-Lite, two models occupying the same region of the operating-point space.</w:t>
+        <w:t xml:space="preserve">. Nine of the ten comparisons are significant after correction. The single exception is GPT-4.1-mini versus Gemini Flash-Lite, two models occupying the same region of the operating-point space.</w:t>
       </w:r>
     </w:p>
     <w:tbl>
@@ -4908,7 +4908,7 @@
         <w:tblStyle w:val="Table"/>
         <w:tblW w:type="auto" w:w="0"/>
         <w:tblLook w:firstRow="1" w:lastRow="0" w:firstColumn="0" w:lastColumn="0" w:noHBand="0" w:noVBand="0" w:val="0020"/>
-        <w:tblCaption w:val="Pairwise comparison of false-positive rates. McNemar’s exact (binomial) test on the 300 legitimate cases (same cases for all models); b and c are the discordant counts. P-values are two-tailed and Bonferroni-corrected across the ten model pairs. Pairs are ordered by corrected P. Nine of the ten comparisons are significant after correction; the single exception is GPT-4.1-mini versus Gemini Flash-Lite, two models occupying the same region of the operating-point space."/>
+        <w:tblCaption w:val="Pairwise comparison of false-positive rates. McNemar’s exact (binomial) test on the 300 legitimate cases (same cases for all models). Here b and c are the discordant counts. P-values are two-tailed and Bonferroni-corrected across the ten model pairs. Pairs are ordered by corrected P. Nine of the ten comparisons are significant after correction. The single exception is GPT-4.1-mini versus Gemini Flash-Lite, two models occupying the same region of the operating-point space."/>
       </w:tblPr>
       <w:tblGrid>
         <w:gridCol w:w="1980"/>
@@ -5801,7 +5801,7 @@
         <w:t xml:space="preserve"> </w:t>
       </w:r>
       <w:r>
-        <w:t xml:space="preserve">Projected daily-alert counts show an FPR-uncertainty interval obtained by propagating the 95% Wilson interval for the false-positive rate; counts are rounded to three significant figures. Rules and supervised baselines are shown for reference; the supervised baseline is an optimistic ceiling on synthetic structure.</w:t>
+        <w:t xml:space="preserve">Projected daily-alert counts show an FPR-uncertainty interval obtained by propagating the 95% Wilson interval for the false-positive rate. Counts are rounded to three significant figures. Rules and supervised baselines are shown for reference. The supervised baseline is an optimistic ceiling on synthetic structure.</w:t>
       </w:r>
     </w:p>
     <w:tbl>
@@ -5809,7 +5809,7 @@
         <w:tblStyle w:val="Table"/>
         <w:tblW w:type="auto" w:w="0"/>
         <w:tblLook w:firstRow="1" w:lastRow="0" w:firstColumn="0" w:lastColumn="0" w:noHBand="0" w:noVBand="0" w:val="0020"/>
-        <w:tblCaption w:val="Projected daily operational impact at 0.1% prevalence (1,000,000 transactions/day). Projected daily-alert counts show an FPR-uncertainty interval obtained by propagating the 95% Wilson interval for the false-positive rate; counts are rounded to three significant figures. Rules and supervised baselines are shown for reference; the supervised baseline is an optimistic ceiling on synthetic structure."/>
+        <w:tblCaption w:val="Projected daily operational impact at 0.1% prevalence (1,000,000 transactions/day). Projected daily-alert counts show an FPR-uncertainty interval obtained by propagating the 95% Wilson interval for the false-positive rate. Counts are rounded to three significant figures. Rules and supervised baselines are shown for reference. The supervised baseline is an optimistic ceiling on synthetic structure."/>
       </w:tblPr>
       <w:tblGrid>
         <w:gridCol w:w="1980"/>
@@ -6503,7 +6503,7 @@
               <w:t xml:space="preserve">,</w:t>
             </w:r>
             <w:r>
-              <w:t xml:space="preserve">000 by design; all valid calls, including the 111 duplicates, enter the vote (Section </w:t>
+              <w:t xml:space="preserve">000 by design. All valid calls, including the 111 duplicates, enter the vote (Section </w:t>
             </w:r>
             <w:hyperlink w:anchor="sec:design">
               <w:r>
@@ -6540,7 +6540,7 @@
               <w:jc w:val="left"/>
             </w:pPr>
             <w:r>
-              <w:t xml:space="preserve">Recorded as ERROR and excluded from the vote (the denominator is reduced accordingly); overall ERROR rate 0.08%</w:t>
+              <w:t xml:space="preserve">Recorded as ERROR and excluded from the vote (the denominator is reduced accordingly). Overall ERROR rate 0.08%</w:t>
             </w:r>
           </w:p>
         </w:tc>
@@ -6583,7 +6583,7 @@
               <w:t xml:space="preserve"> </w:t>
             </w:r>
             <w:r>
-              <w:t xml:space="preserve">half); a 2–2 tie is counted as a false positive</w:t>
+              <w:t xml:space="preserve">half). A 2–2 tie is counted as a false positive</w:t>
             </w:r>
           </w:p>
         </w:tc>
@@ -6626,7 +6626,7 @@
               <w:t xml:space="preserve"> </w:t>
             </w:r>
             <w:r>
-              <w:t xml:space="preserve">half); a 2–2 tie is counted as caught</w:t>
+              <w:t xml:space="preserve">half). A 2–2 tie is counted as caught</w:t>
             </w:r>
           </w:p>
         </w:tc>
@@ -6705,7 +6705,7 @@
               <w:jc w:val="left"/>
             </w:pPr>
             <w:r>
-              <w:t xml:space="preserve">The submitted analysis required a strict majority on legitimate cases, making the tie direction depend on the case label. Corrected here; see Section </w:t>
+              <w:t xml:space="preserve">The submitted analysis required a strict majority on legitimate cases, making the tie direction depend on the case label. Corrected here. See Section </w:t>
             </w:r>
             <w:hyperlink w:anchor="sec:agg">
               <w:r>
@@ -6743,7 +6743,7 @@
         <w:pStyle w:val="BodyText"/>
       </w:pPr>
       <w:r>
-        <w:t xml:space="preserve">Analyses used open-source software (Python, NumPy, scikit-learn, SciPy, Matplotlib); the authors thank the maintainers of these open-source projects.</w:t>
+        <w:t xml:space="preserve">Analyses used open-source software (Python, NumPy, scikit-learn, SciPy, Matplotlib). The authors thank the maintainers of these open-source projects.</w:t>
       </w:r>
     </w:p>
     <w:bookmarkEnd w:id="58"/>
@@ -6824,7 +6824,7 @@
         <w:t xml:space="preserve"> </w:t>
       </w:r>
       <w:r>
-        <w:t xml:space="preserve">(MIT licence); the repository root includes</w:t>
+        <w:t xml:space="preserve">(MIT licence). The repository root includes</w:t>
       </w:r>
       <w:r>
         <w:t xml:space="preserve"> </w:t>
@@ -6869,7 +6869,7 @@
         <w:t xml:space="preserve">data/battery/full.jsonl</w:t>
       </w:r>
       <w:r>
-        <w:t xml:space="preserve">: 300 legitimate hard-negatives and 300 suspicious cases across eight FATF/SAML-D-anchored typologies;</w:t>
+        <w:t xml:space="preserve">: 300 legitimate hard-negatives and 300 suspicious cases across eight FATF/SAML-D-anchored typologies.</w:t>
       </w:r>
       <w:r>
         <w:t xml:space="preserve"> </w:t>
@@ -6884,7 +6884,7 @@
         <w:t xml:space="preserve"> </w:t>
       </w:r>
       <w:r>
-        <w:t xml:space="preserve">is the seeded subsample); the complete response corpus (12</w:t>
+        <w:t xml:space="preserve">is the seeded subsample). The complete response corpus (12</w:t>
       </w:r>
       <w:r>
         <w:t xml:space="preserve">,</w:t>
@@ -6896,7 +6896,7 @@
         <w:t xml:space="preserve">,</w:t>
       </w:r>
       <w:r>
-        <w:t xml:space="preserve">120 realized; Section </w:t>
+        <w:t xml:space="preserve">120 realized. Section </w:t>
       </w:r>
       <w:hyperlink w:anchor="sec:design">
         <w:r>
@@ -6967,7 +6967,7 @@
         <w:t xml:space="preserve"> </w:t>
       </w:r>
       <w:r>
-        <w:t xml:space="preserve">600 cases, each row carrying the raw model JSON, the served-model identifier (for the Google models, the alias string only), token counts and per-call cost); the per-file SHA-256 freeze receipts (</w:t>
+        <w:t xml:space="preserve">600 cases, each row carrying the raw model JSON, the served-model identifier (for the Google models, the alias string only), token counts and per-call cost). The per-file SHA-256 freeze receipts (</w:t>
       </w:r>
       <w:r>
         <w:rPr>
@@ -6976,7 +6976,7 @@
         <w:t xml:space="preserve">data/frozen/*.freeze.json</w:t>
       </w:r>
       <w:r>
-        <w:t xml:space="preserve">), which the analysis checks before running and refuses any file whose hash does not match; the battery specification, model registry and capture grid (</w:t>
+        <w:t xml:space="preserve">), which the analysis checks before running and refuses any file whose hash does not match. The battery specification, model registry and capture grid (</w:t>
       </w:r>
       <w:r>
         <w:rPr>
@@ -6985,7 +6985,7 @@
         <w:t xml:space="preserve">data/configs/</w:t>
       </w:r>
       <w:r>
-        <w:t xml:space="preserve">); and the battery content hash (</w:t>
+        <w:t xml:space="preserve">), and the battery content hash (</w:t>
       </w:r>
       <w:r>
         <w:rPr>
@@ -7089,7 +7089,7 @@
         </w:r>
       </w:hyperlink>
       <w:r>
-        <w:t xml:space="preserve">); its use is documented in</w:t>
+        <w:t xml:space="preserve">). Its use is documented in</w:t>
       </w:r>
       <w:r>
         <w:t xml:space="preserve"> </w:t>
@@ -7140,7 +7140,7 @@
         <w:t xml:space="preserve"> </w:t>
       </w:r>
       <w:r>
-        <w:t xml:space="preserve">Not applicable (synthetic data only; no human participants, human tissue or animals).</w:t>
+        <w:t xml:space="preserve">Not applicable (synthetic data only. No human participants, human tissue or animals).</w:t>
       </w:r>
     </w:p>
     <w:p>
@@ -7176,7 +7176,7 @@
         <w:t xml:space="preserve"> </w:t>
       </w:r>
       <w:r>
-        <w:t xml:space="preserve">Not applicable (the study uses only synthetic data and open-source software; no physical materials).</w:t>
+        <w:t xml:space="preserve">Not applicable (the study uses only synthetic data and open-source software. No physical materials).</w:t>
       </w:r>
     </w:p>
     <w:p>
@@ -7212,7 +7212,7 @@
         <w:t xml:space="preserve"> </w:t>
       </w:r>
       <w:r>
-        <w:t xml:space="preserve">S.C. 0009-0007-2779-3492; R.C. 0009-0007-2807-3948.</w:t>
+        <w:t xml:space="preserve">S.C. 0009-0007-2779-3492. R.C. 0009-0007-2807-3948.</w:t>
       </w:r>
     </w:p>
     <w:bookmarkEnd w:id="60"/>

--- a/paper/manuscript_full.docx
+++ b/paper/manuscript_full.docx
@@ -34,7 +34,7 @@
         <w:pStyle w:val="FirstParagraph"/>
       </w:pPr>
       <w:r>
-        <w:t xml:space="preserve">Large language models (LLMs) are increasingly considered for anti-money-laundering (AML) transaction screening, but the operational consequences of model choice are poorly quantified. We investigate how foundation-model selection affects the screening operating point when the task, cases and evaluation procedure are held fixed. Five off-the-shelf models from two providers were tested as zero-shot screeners on a preregistered, reproducible battery of 600 synthetic transaction cases anchored on established laundering typologies, half suspicious and half hard negatives. For the same 300 legitimate cases, false-positive rates ranged from 2.3% to 85.7%—an 83.3 percentage-point spread (95% confidence interval 71.8 to 93.7 points, cluster bootstrap over eight case-template strata)—and the models disagreed on 88.7% of legitimate cases. Differences were systematic: rates decreased monotonically with model tier within each of the two provider families studied, so lower-tier models over-flagged legitimate activity. The models occupied different points on the sensitivity–specificity trade-off, not merely different accuracy levels. At one million transactions per day under low prevalence, projected daily alert workload differed by 36- to 196-fold across the four deployable single-call configurations and by about 35-fold under the preregistered per-case aggregate, with model ordering invariant across prompts, seeds and prevalence. Foundation-model choice is therefore not merely an AML procurement decision but a core operational risk parameter. Because commercially accessed models may be updated, substituted or retired by providers, model-tier substitution and alias redirection should be treated as first-class model-risk events, and operating-point stability monitored through a standing probe.</w:t>
+        <w:t xml:space="preserve">Large language models (LLMs) are increasingly considered for anti-money-laundering (AML) transaction screening, but the operational consequences of model choice are poorly quantified. We investigate how foundation-model selection affects the screening operating point when the task, cases and evaluation procedure are held fixed. Five off-the-shelf models from two providers were tested as zero-shot screeners on a preregistered, reproducible battery of 600 synthetic transaction cases anchored on established laundering typologies, half suspicious and half hard negatives. For the same 300 legitimate cases, false-positive rates ranged from 2.3% to 85.7%—an 83.3 percentage-point spread (95% confidence interval 71.8 to 93.7 points, cluster bootstrap over eight case-template strata)—and the models disagreed on 88.7% of legitimate cases. Differences were systematic: rates decreased monotonically with model tier within each of the two provider families studied, so lower-tier models over-flagged legitimate activity. The models occupied different points on the sensitivity–specificity trade-off, not merely different accuracy levels. In an illustrative scenario of one million transactions per day at 0.1% prevalence, projected daily alert workload differed by 36- to 196-fold across the four deployable single-call configurations and by about 35-fold under the preregistered per-case aggregate, with model ordering invariant across prompts, seeds and prevalence. Foundation-model choice is therefore not merely an AML procurement decision but a core operational risk parameter. Because commercially accessed models may be updated, substituted or retired by providers, model-tier substitution and alias redirection should be treated as first-class model-risk events, and operating-point stability monitored through a standing probe.</w:t>
       </w:r>
     </w:p>
     <w:p>
@@ -2994,7 +2994,7 @@
               <w:jc w:val="left"/>
             </w:pPr>
             <w:r>
-              <w:t xml:space="preserve">Ties to no flag (majority)</w:t>
+              <w:t xml:space="preserve">Ties to no flag (strict majority)</w:t>
             </w:r>
           </w:p>
         </w:tc>

--- a/paper/manuscript_full.docx
+++ b/paper/manuscript_full.docx
@@ -1636,7 +1636,7 @@
         <w:pStyle w:val="BodyText"/>
       </w:pPr>
       <w:r>
-        <w:t xml:space="preserve">The false-positive rate on the 300 legitimate cases ranged from 2.3% (7 of 300 cases) for Gemini Flash to 85.7% (257 of 300 cases) for GPT-4o-mini. The resulting cross-model spread was 83.3 percentage points (95% confidence interval [CI] 71.8–93.7. Cluster bootstrap over the eight case-template strata) (Fig. </w:t>
+        <w:t xml:space="preserve">The false-positive rate on the 300 legitimate cases ranged from 2.3% (7 of 300 cases) for Gemini Flash to 85.7% (257 of 300 cases) for GPT-4o-mini. The resulting cross-model spread was 83.3 percentage points (95% confidence interval [CI] 71.8 to 93.7, cluster bootstrap over the eight case-template strata) (Fig. </w:t>
       </w:r>
       <w:hyperlink w:anchor="fig:fp">
         <w:r>
@@ -1876,7 +1876,7 @@
         <w:pStyle w:val="BodyText"/>
       </w:pPr>
       <w:r>
-        <w:t xml:space="preserve">Because the design is fully paired, the ordering was tested by comparing adjacent tiers on the same legitimate cases rather than by a trend test across tiers, which would treat the same 300 cases as independent groups and overstate the evidence. All three adjacent-tier comparisons ran in the predicted direction and remained significant after Bonferroni correction across the three tests: GPT-4o to GPT-4.1-mini (discordant counts 2 and 90. Difference 29.3 points, cluster-robust 95% CI 12.6–51.2), GPT-4.1-mini to GPT-4o-mini (3 and 149; 48.7 points, CI 25.8–72.5), and Gemini Flash to Gemini Flash-Lite (0 and 125; 41.7 points, CI 19.7–65.2). Each interval excludes zero. This monotonic pattern should be understood only within the two evaluated provider families and does not imply a general cross-provider relationship between model size, price or capability and false-positive behaviour.</w:t>
+        <w:t xml:space="preserve">Because the design is fully paired, the ordering was tested by comparing adjacent tiers on the same legitimate cases rather than by a trend test across tiers, which would treat the same 300 cases as independent groups and overstate the evidence. All three adjacent-tier comparisons ran in the predicted direction and remained significant after Bonferroni correction across the three tests: GPT-4o to GPT-4.1-mini (discordant counts 2 and 90, difference 29.3 points, cluster-robust 95% CI 12.6 to 51.2), GPT-4.1-mini to GPT-4o-mini (3 and 149, 48.7 points, CI 25.8 to 72.5), and Gemini Flash to Gemini Flash-Lite (0 and 125, 41.7 points, CI 19.7 to 65.2). Each interval excludes zero. This monotonic pattern should be understood only within the two evaluated provider families and does not imply a general cross-provider relationship between model size, price or capability and false-positive behaviour.</w:t>
       </w:r>
     </w:p>
     <w:p>
@@ -2295,7 +2295,7 @@
         <w:pStyle w:val="BodyText"/>
       </w:pPr>
       <w:r>
-        <w:t xml:space="preserve">The non-LLM baselines add context. On the same battery, the deterministic rules baseline produced a 12.0% false-positive and 11.3% miss rate, while the supervised gradient-boosting model produced near-perfect separation. The supervised result should not be read as evidence that such performance would transfer directly to production, because the synthetic cases contain structural signals close to the engineered features. But it does show that the battery is not intrinsically inseparable. More importantly, the comparison reveals that the zero-shot foundation models occupy very different positions relative to the same traditional reference systems, with some outperforming the rules baseline on false positives and others generating considerably higher alert burden.</w:t>
+        <w:t xml:space="preserve">The non-LLM baselines add context. On the same battery, the deterministic rules baseline produced a 12.0% false-positive and 11.3% miss rate, while the supervised gradient-boosting model produced near-perfect separation. The supervised result should not be read as evidence that such performance would transfer directly to production, because the synthetic cases contain structural signals close to the engineered features, but it does show that the battery is not intrinsically inseparable. More importantly, the comparison reveals that the zero-shot foundation models occupy very different positions relative to the same traditional reference systems, with some outperforming the rules baseline on false positives and others generating considerably higher alert burden.</w:t>
       </w:r>
     </w:p>
     <w:p>
@@ -2319,7 +2319,7 @@
         <w:pStyle w:val="BodyText"/>
       </w:pPr>
       <w:r>
-        <w:t xml:space="preserve">Current supervisory model-risk guidance establishes inventory, validation and monitoring principles for covered vendor and third-party models, while noting that generative and agentic AI fall outside its formal scope. Broader AI-governance frameworks and regulation provide additional governance expectations for AI systems [6, 15, 31]. The results therefore justify treating the specific model version or snapshot as part of the governed model configuration. A change to that configuration should attract the same scrutiny ordinarily applied to a material change in an internally developed model, with the model’s operating point disclosed on a standard battery in the spirit of standardised model and dataset documentation [18, 29] and its behaviour audited end-to-end [37]. At a minimum, institutions should be able to identify the model that produced a decision, detect when the model changes, and determine whether the change has shifted the system’s operating point.</w:t>
+        <w:t xml:space="preserve">Current supervisory model-risk guidance establishes inventory, validation and monitoring principles for covered vendor and third-party models, while noting that generative and agentic AI fall outside its formal scope [6]. Broader AI-governance frameworks and regulation provide additional governance expectations for AI systems [15, 31]. The results therefore justify treating the specific model version or snapshot as part of the governed model configuration. A change to that configuration should attract the same scrutiny ordinarily applied to a material change in an internally developed model, with the model’s operating point disclosed on a standard battery in the spirit of standardised model and dataset documentation [18, 29] and its behaviour audited end-to-end [37]. At a minimum, institutions should be able to identify the model that produced a decision, detect when the model changes, and determine whether the change has shifted the system’s operating point.</w:t>
       </w:r>
     </w:p>
     <w:p>
@@ -4159,7 +4159,7 @@
         <w:t xml:space="preserve"> </w:t>
       </w:r>
       <w:r>
-        <w:t xml:space="preserve">Sensitivity (percentage of 300 suspicious cases caught) versus false-positive rate (percentage of 300 legitimate cases flagged) for the five foundation models (circles) and the two non-LLM baselines (triangles: rules heuristic. Supervised classifier). Within each provider in the evaluated model set, the more capable model is consistently associated with a lower false-positive rate</w:t>
+        <w:t xml:space="preserve">Sensitivity (percentage of 300 suspicious cases caught) versus false-positive rate (percentage of 300 legitimate cases flagged) for the five foundation models (circles) and the two non-LLM baselines (triangles: rules heuristic and supervised classifier). Within each provider in the evaluated model set, the more capable model is consistently associated with a lower false-positive rate</w:t>
       </w:r>
     </w:p>
     <w:bookmarkEnd w:id="37"/>
@@ -6824,7 +6824,7 @@
         <w:t xml:space="preserve"> </w:t>
       </w:r>
       <w:r>
-        <w:t xml:space="preserve">(MIT licence). The repository root includes</w:t>
+        <w:t xml:space="preserve">under the MIT licence. The repository root includes</w:t>
       </w:r>
       <w:r>
         <w:t xml:space="preserve"> </w:t>
@@ -6836,231 +6836,7 @@
         <w:t xml:space="preserve">REPRODUCIBILITY_DOCUMENTATION.pdf</w:t>
       </w:r>
       <w:r>
-        <w:t xml:space="preserve">, a section-by-section guide to every input, script, and output and to the one-command offline reproduction. Within the repository’s reproducibility capsule (</w:t>
-      </w:r>
-      <w:r>
-        <w:rPr>
-          <w:rStyle w:val="VerbatimChar"/>
-        </w:rPr>
-        <w:t xml:space="preserve">capsule/</w:t>
-      </w:r>
-      <w:r>
-        <w:t xml:space="preserve">), the</w:t>
-      </w:r>
-      <w:r>
-        <w:t xml:space="preserve"> </w:t>
-      </w:r>
-      <w:r>
-        <w:rPr>
-          <w:rStyle w:val="VerbatimChar"/>
-        </w:rPr>
-        <w:t xml:space="preserve">data/</w:t>
-      </w:r>
-      <w:r>
-        <w:t xml:space="preserve"> </w:t>
-      </w:r>
-      <w:r>
-        <w:t xml:space="preserve">directory contains: the frozen 600-case battery (</w:t>
-      </w:r>
-      <w:r>
-        <w:rPr>
-          <w:rStyle w:val="VerbatimChar"/>
-        </w:rPr>
-        <w:t xml:space="preserve">data/battery/full.jsonl</w:t>
-      </w:r>
-      <w:r>
-        <w:t xml:space="preserve">: 300 legitimate hard-negatives and 300 suspicious cases across eight FATF/SAML-D-anchored typologies.</w:t>
-      </w:r>
-      <w:r>
-        <w:t xml:space="preserve"> </w:t>
-      </w:r>
-      <w:r>
-        <w:rPr>
-          <w:rStyle w:val="VerbatimChar"/>
-        </w:rPr>
-        <w:t xml:space="preserve">pilot.jsonl</w:t>
-      </w:r>
-      <w:r>
-        <w:t xml:space="preserve"> </w:t>
-      </w:r>
-      <w:r>
-        <w:t xml:space="preserve">is the seeded subsample). The complete response corpus (12</w:t>
-      </w:r>
-      <w:r>
-        <w:t xml:space="preserve">,</w:t>
-      </w:r>
-      <w:r>
-        <w:t xml:space="preserve">000 calls by design, 12</w:t>
-      </w:r>
-      <w:r>
-        <w:t xml:space="preserve">,</w:t>
-      </w:r>
-      <w:r>
-        <w:t xml:space="preserve">120 realized. Section </w:t>
-      </w:r>
-      <w:hyperlink w:anchor="sec:design">
-        <w:r>
-          <w:rPr>
-            <w:rStyle w:val="Hyperlink"/>
-          </w:rPr>
-          <w:t xml:space="preserve">2.2</w:t>
-        </w:r>
-      </w:hyperlink>
-      <w:r>
-        <w:t xml:space="preserve">) (</w:t>
-      </w:r>
-      <w:r>
-        <w:rPr>
-          <w:rStyle w:val="VerbatimChar"/>
-        </w:rPr>
-        <w:t xml:space="preserve">data/capture/runs_full_&lt;model&gt;_&lt;variant&gt;.csv</w:t>
-      </w:r>
-      <w:r>
-        <w:t xml:space="preserve">, ten files spanning five models</w:t>
-      </w:r>
-      <w:r>
-        <w:t xml:space="preserve"> </w:t>
-      </w:r>
-      <m:oMath>
-        <m:r>
-          <m:rPr>
-            <m:sty m:val="p"/>
-          </m:rPr>
-          <m:t>×</m:t>
-        </m:r>
-      </m:oMath>
-      <w:r>
-        <w:t xml:space="preserve"> </w:t>
-      </w:r>
-      <w:r>
-        <w:t xml:space="preserve">two prompt variants</w:t>
-      </w:r>
-      <w:r>
-        <w:t xml:space="preserve"> </w:t>
-      </w:r>
-      <m:oMath>
-        <m:r>
-          <m:rPr>
-            <m:sty m:val="p"/>
-          </m:rPr>
-          <m:t>×</m:t>
-        </m:r>
-      </m:oMath>
-      <w:r>
-        <w:t xml:space="preserve"> </w:t>
-      </w:r>
-      <w:r>
-        <w:t xml:space="preserve">two seeds</w:t>
-      </w:r>
-      <w:r>
-        <w:t xml:space="preserve"> </w:t>
-      </w:r>
-      <m:oMath>
-        <m:r>
-          <m:rPr>
-            <m:sty m:val="p"/>
-          </m:rPr>
-          <m:t>×</m:t>
-        </m:r>
-      </m:oMath>
-      <w:r>
-        <w:t xml:space="preserve"> </w:t>
-      </w:r>
-      <w:r>
-        <w:t xml:space="preserve">600 cases, each row carrying the raw model JSON, the served-model identifier (for the Google models, the alias string only), token counts and per-call cost). The per-file SHA-256 freeze receipts (</w:t>
-      </w:r>
-      <w:r>
-        <w:rPr>
-          <w:rStyle w:val="VerbatimChar"/>
-        </w:rPr>
-        <w:t xml:space="preserve">data/frozen/*.freeze.json</w:t>
-      </w:r>
-      <w:r>
-        <w:t xml:space="preserve">), which the analysis checks before running and refuses any file whose hash does not match. The battery specification, model registry and capture grid (</w:t>
-      </w:r>
-      <w:r>
-        <w:rPr>
-          <w:rStyle w:val="VerbatimChar"/>
-        </w:rPr>
-        <w:t xml:space="preserve">data/configs/</w:t>
-      </w:r>
-      <w:r>
-        <w:t xml:space="preserve">), and the battery content hash (</w:t>
-      </w:r>
-      <w:r>
-        <w:rPr>
-          <w:rStyle w:val="VerbatimChar"/>
-        </w:rPr>
-        <w:t xml:space="preserve">data/manifest/battery_manifest.json</w:t>
-      </w:r>
-      <w:r>
-        <w:t xml:space="preserve">). The frozen preregistration and its amendment/pivot history are in</w:t>
-      </w:r>
-      <w:r>
-        <w:t xml:space="preserve"> </w:t>
-      </w:r>
-      <w:r>
-        <w:rPr>
-          <w:rStyle w:val="VerbatimChar"/>
-        </w:rPr>
-        <w:t xml:space="preserve">capsule/docs/</w:t>
-      </w:r>
-      <w:r>
-        <w:t xml:space="preserve">, the deterministic analysis in</w:t>
-      </w:r>
-      <w:r>
-        <w:t xml:space="preserve"> </w:t>
-      </w:r>
-      <w:r>
-        <w:rPr>
-          <w:rStyle w:val="VerbatimChar"/>
-        </w:rPr>
-        <w:t xml:space="preserve">capsule/code/</w:t>
-      </w:r>
-      <w:r>
-        <w:t xml:space="preserve">, and pre-computed outputs in</w:t>
-      </w:r>
-      <w:r>
-        <w:t xml:space="preserve"> </w:t>
-      </w:r>
-      <w:r>
-        <w:rPr>
-          <w:rStyle w:val="VerbatimChar"/>
-        </w:rPr>
-        <w:t xml:space="preserve">capsule/results/</w:t>
-      </w:r>
-      <w:r>
-        <w:t xml:space="preserve"> </w:t>
-      </w:r>
-      <w:r>
-        <w:t xml:space="preserve">(operating-point and alert-volume tables, per-model classification metrics, prompt-sensitivity, baselines, statistical tests, and</w:t>
-      </w:r>
-      <w:r>
-        <w:t xml:space="preserve"> </w:t>
-      </w:r>
-      <w:r>
-        <w:rPr>
-          <w:rStyle w:val="VerbatimChar"/>
-        </w:rPr>
-        <w:t xml:space="preserve">pivot_claims.json</w:t>
-      </w:r>
-      <w:r>
-        <w:t xml:space="preserve">, which pairs every reported number with its confidence interval and the configuration hash that produced it). Running</w:t>
-      </w:r>
-      <w:r>
-        <w:t xml:space="preserve"> </w:t>
-      </w:r>
-      <w:r>
-        <w:rPr>
-          <w:rStyle w:val="VerbatimChar"/>
-        </w:rPr>
-        <w:t xml:space="preserve">capsule/reproduce.sh</w:t>
-      </w:r>
-      <w:r>
-        <w:t xml:space="preserve"> </w:t>
-      </w:r>
-      <w:r>
-        <w:t xml:space="preserve">regenerates every reported number, table and figure byte-identically, offline, with no API keys and at zero cost. The study uses only synthetic data: no human participants, no proprietary records, and no live model access are needed to reproduce any result.</w:t>
+        <w:t xml:space="preserve">, a guide to every input, script and output and to the offline reproduction, which runs with one command. The study uses only synthetic transaction data. No human participants, proprietary records or live model access are required to reproduce any result.</w:t>
       </w:r>
     </w:p>
     <w:p>
@@ -7140,7 +6916,7 @@
         <w:t xml:space="preserve"> </w:t>
       </w:r>
       <w:r>
-        <w:t xml:space="preserve">Not applicable (synthetic data only. No human participants, human tissue or animals).</w:t>
+        <w:t xml:space="preserve">Not applicable. The study uses synthetic data only, with no human participants, human tissue or animals.</w:t>
       </w:r>
     </w:p>
     <w:p>
@@ -7176,7 +6952,7 @@
         <w:t xml:space="preserve"> </w:t>
       </w:r>
       <w:r>
-        <w:t xml:space="preserve">Not applicable (the study uses only synthetic data and open-source software. No physical materials).</w:t>
+        <w:t xml:space="preserve">Not applicable. The study uses only synthetic data and open-source software, with no physical materials.</w:t>
       </w:r>
     </w:p>
     <w:p>
@@ -7212,7 +6988,7 @@
         <w:t xml:space="preserve"> </w:t>
       </w:r>
       <w:r>
-        <w:t xml:space="preserve">S.C. 0009-0007-2779-3492. R.C. 0009-0007-2807-3948.</w:t>
+        <w:t xml:space="preserve">S.C. 0009-0007-2779-3492, R.C. 0009-0007-2807-3948.</w:t>
       </w:r>
     </w:p>
     <w:bookmarkEnd w:id="60"/>

--- a/paper/manuscript_full.docx
+++ b/paper/manuscript_full.docx
@@ -6747,7 +6747,7 @@
       </w:r>
     </w:p>
     <w:bookmarkEnd w:id="58"/>
-    <w:bookmarkStart w:id="60" w:name="declarations"/>
+    <w:bookmarkStart w:id="61" w:name="declarations"/>
     <w:p>
       <w:pPr>
         <w:pStyle w:val="Heading1"/>
@@ -6824,7 +6824,21 @@
         <w:t xml:space="preserve"> </w:t>
       </w:r>
       <w:r>
-        <w:t xml:space="preserve">under the MIT licence. The repository root includes</w:t>
+        <w:t xml:space="preserve">under the MIT licence, and archived on Zenodo under the concept DOI</w:t>
+      </w:r>
+      <w:r>
+        <w:t xml:space="preserve"> </w:t>
+      </w:r>
+      <w:hyperlink r:id="rId60">
+        <w:r>
+          <w:rPr>
+            <w:rStyle w:val="Hyperlink"/>
+          </w:rPr>
+          <w:t xml:space="preserve">https://doi.org/10.5281/zenodo.23424852</w:t>
+        </w:r>
+      </w:hyperlink>
+      <w:r>
+        <w:t xml:space="preserve">, which resolves to the most recent version. The repository root includes</w:t>
       </w:r>
       <w:r>
         <w:t xml:space="preserve"> </w:t>
@@ -6991,8 +7005,8 @@
         <w:t xml:space="preserve">S.C. 0009-0007-2779-3492, R.C. 0009-0007-2807-3948.</w:t>
       </w:r>
     </w:p>
-    <w:bookmarkEnd w:id="60"/>
-    <w:bookmarkStart w:id="85" w:name="references"/>
+    <w:bookmarkEnd w:id="61"/>
+    <w:bookmarkStart w:id="86" w:name="references"/>
     <w:p>
       <w:pPr>
         <w:pStyle w:val="Heading1"/>
@@ -7014,7 +7028,7 @@
       <w:r>
         <w:t xml:space="preserve"> </w:t>
       </w:r>
-      <w:hyperlink r:id="rId61">
+      <w:hyperlink r:id="rId62">
         <w:r>
           <w:rPr>
             <w:rStyle w:val="Hyperlink"/>
@@ -7036,7 +7050,7 @@
       <w:r>
         <w:t xml:space="preserve"> </w:t>
       </w:r>
-      <w:hyperlink r:id="rId62">
+      <w:hyperlink r:id="rId63">
         <w:r>
           <w:rPr>
             <w:rStyle w:val="Hyperlink"/>
@@ -7099,7 +7113,7 @@
       <w:r>
         <w:t xml:space="preserve"> </w:t>
       </w:r>
-      <w:hyperlink r:id="rId63">
+      <w:hyperlink r:id="rId64">
         <w:r>
           <w:rPr>
             <w:rStyle w:val="Hyperlink"/>
@@ -7121,7 +7135,7 @@
       <w:r>
         <w:t xml:space="preserve"> </w:t>
       </w:r>
-      <w:hyperlink r:id="rId64">
+      <w:hyperlink r:id="rId65">
         <w:r>
           <w:rPr>
             <w:rStyle w:val="Hyperlink"/>
@@ -7220,7 +7234,7 @@
       <w:r>
         <w:t xml:space="preserve"> </w:t>
       </w:r>
-      <w:hyperlink r:id="rId65">
+      <w:hyperlink r:id="rId66">
         <w:r>
           <w:rPr>
             <w:rStyle w:val="Hyperlink"/>
@@ -7242,7 +7256,7 @@
       <w:r>
         <w:t xml:space="preserve"> </w:t>
       </w:r>
-      <w:hyperlink r:id="rId66">
+      <w:hyperlink r:id="rId67">
         <w:r>
           <w:rPr>
             <w:rStyle w:val="Hyperlink"/>
@@ -7264,7 +7278,7 @@
       <w:r>
         <w:t xml:space="preserve"> </w:t>
       </w:r>
-      <w:hyperlink r:id="rId67">
+      <w:hyperlink r:id="rId68">
         <w:r>
           <w:rPr>
             <w:rStyle w:val="Hyperlink"/>
@@ -7286,7 +7300,7 @@
       <w:r>
         <w:t xml:space="preserve"> </w:t>
       </w:r>
-      <w:hyperlink r:id="rId68">
+      <w:hyperlink r:id="rId69">
         <w:r>
           <w:rPr>
             <w:rStyle w:val="Hyperlink"/>
@@ -7308,7 +7322,7 @@
       <w:r>
         <w:t xml:space="preserve"> </w:t>
       </w:r>
-      <w:hyperlink r:id="rId69">
+      <w:hyperlink r:id="rId70">
         <w:r>
           <w:rPr>
             <w:rStyle w:val="Hyperlink"/>
@@ -7393,7 +7407,7 @@
       <w:r>
         <w:t xml:space="preserve"> </w:t>
       </w:r>
-      <w:hyperlink r:id="rId70">
+      <w:hyperlink r:id="rId71">
         <w:r>
           <w:rPr>
             <w:rStyle w:val="Hyperlink"/>
@@ -7415,7 +7429,7 @@
       <w:r>
         <w:t xml:space="preserve"> </w:t>
       </w:r>
-      <w:hyperlink r:id="rId71">
+      <w:hyperlink r:id="rId72">
         <w:r>
           <w:rPr>
             <w:rStyle w:val="Hyperlink"/>
@@ -7478,7 +7492,7 @@
       <w:r>
         <w:t xml:space="preserve"> </w:t>
       </w:r>
-      <w:hyperlink r:id="rId72">
+      <w:hyperlink r:id="rId73">
         <w:r>
           <w:rPr>
             <w:rStyle w:val="Hyperlink"/>
@@ -7500,7 +7514,7 @@
       <w:r>
         <w:t xml:space="preserve"> </w:t>
       </w:r>
-      <w:hyperlink r:id="rId73">
+      <w:hyperlink r:id="rId74">
         <w:r>
           <w:rPr>
             <w:rStyle w:val="Hyperlink"/>
@@ -7528,7 +7542,7 @@
       <w:r>
         <w:t xml:space="preserve"> </w:t>
       </w:r>
-      <w:hyperlink r:id="rId74">
+      <w:hyperlink r:id="rId75">
         <w:r>
           <w:rPr>
             <w:rStyle w:val="Hyperlink"/>
@@ -7556,7 +7570,7 @@
       <w:r>
         <w:t xml:space="preserve"> </w:t>
       </w:r>
-      <w:hyperlink r:id="rId75">
+      <w:hyperlink r:id="rId76">
         <w:r>
           <w:rPr>
             <w:rStyle w:val="Hyperlink"/>
@@ -7578,7 +7592,7 @@
       <w:r>
         <w:t xml:space="preserve"> </w:t>
       </w:r>
-      <w:hyperlink r:id="rId76">
+      <w:hyperlink r:id="rId77">
         <w:r>
           <w:rPr>
             <w:rStyle w:val="Hyperlink"/>
@@ -7622,7 +7636,7 @@
       <w:r>
         <w:t xml:space="preserve"> </w:t>
       </w:r>
-      <w:hyperlink r:id="rId77">
+      <w:hyperlink r:id="rId78">
         <w:r>
           <w:rPr>
             <w:rStyle w:val="Hyperlink"/>
@@ -7644,7 +7658,7 @@
       <w:r>
         <w:t xml:space="preserve"> </w:t>
       </w:r>
-      <w:hyperlink r:id="rId78">
+      <w:hyperlink r:id="rId79">
         <w:r>
           <w:rPr>
             <w:rStyle w:val="Hyperlink"/>
@@ -7666,7 +7680,7 @@
       <w:r>
         <w:t xml:space="preserve"> </w:t>
       </w:r>
-      <w:hyperlink r:id="rId79">
+      <w:hyperlink r:id="rId80">
         <w:r>
           <w:rPr>
             <w:rStyle w:val="Hyperlink"/>
@@ -7812,7 +7826,7 @@
       <w:r>
         <w:t xml:space="preserve"> </w:t>
       </w:r>
-      <w:hyperlink r:id="rId80">
+      <w:hyperlink r:id="rId81">
         <w:r>
           <w:rPr>
             <w:rStyle w:val="Hyperlink"/>
@@ -7846,7 +7860,7 @@
       <w:r>
         <w:t xml:space="preserve"> </w:t>
       </w:r>
-      <w:hyperlink r:id="rId81">
+      <w:hyperlink r:id="rId82">
         <w:r>
           <w:rPr>
             <w:rStyle w:val="Hyperlink"/>
@@ -7895,7 +7909,7 @@
       <w:r>
         <w:t xml:space="preserve"> </w:t>
       </w:r>
-      <w:hyperlink r:id="rId82">
+      <w:hyperlink r:id="rId83">
         <w:r>
           <w:rPr>
             <w:rStyle w:val="Hyperlink"/>
@@ -7967,7 +7981,7 @@
       <w:r>
         <w:t xml:space="preserve"> </w:t>
       </w:r>
-      <w:hyperlink r:id="rId83">
+      <w:hyperlink r:id="rId84">
         <w:r>
           <w:rPr>
             <w:rStyle w:val="Hyperlink"/>
@@ -7989,7 +8003,7 @@
       <w:r>
         <w:t xml:space="preserve"> </w:t>
       </w:r>
-      <w:hyperlink r:id="rId84">
+      <w:hyperlink r:id="rId85">
         <w:r>
           <w:rPr>
             <w:rStyle w:val="Hyperlink"/>
@@ -7998,7 +8012,7 @@
         </w:r>
       </w:hyperlink>
     </w:p>
-    <w:bookmarkEnd w:id="85"/>
+    <w:bookmarkEnd w:id="86"/>
     <w:sectPr>
       <w:footnotePr>
         <w:numRestart w:val="eachSect"/>

--- a/paper/manuscript_full.docx
+++ b/paper/manuscript_full.docx
@@ -7,7 +7,7 @@
         <w:pStyle w:val="Title"/>
       </w:pPr>
       <w:r>
-        <w:t xml:space="preserve">AI foundation model choice and false positive variation in Anti Money Laundering transaction screening</w:t>
+        <w:t xml:space="preserve">AI foundation model choice and false positive variation in Anti Money Laundering (AML) transaction screening</w:t>
       </w:r>
     </w:p>
     <w:p>

--- a/paper/manuscript_full.docx
+++ b/paper/manuscript_full.docx
@@ -7,7 +7,7 @@
         <w:pStyle w:val="Title"/>
       </w:pPr>
       <w:r>
-        <w:t xml:space="preserve">AI foundation model choice and false positive variation in Anti Money Laundering (AML) transaction screening</w:t>
+        <w:t xml:space="preserve">AI foundation model choice and false positive variation in Anti Money Laundering transaction screening</w:t>
       </w:r>
     </w:p>
     <w:p>

--- a/paper/manuscript_full.docx
+++ b/paper/manuscript_full.docx
@@ -7006,7 +7006,7 @@
       </w:r>
     </w:p>
     <w:bookmarkEnd w:id="61"/>
-    <w:bookmarkStart w:id="86" w:name="references"/>
+    <w:bookmarkStart w:id="94" w:name="references"/>
     <w:p>
       <w:pPr>
         <w:pStyle w:val="Heading1"/>
@@ -7079,8 +7079,19 @@
         <w:t xml:space="preserve">ä</w:t>
       </w:r>
       <w:r>
-        <w:t xml:space="preserve">usern L, et al (2023) Realistic synthetic financial transactions for anti-money laundering models. In: Adv. Neural Inf. Process. Syst.</w:t>
-      </w:r>
+        <w:t xml:space="preserve">usern L, et al (2023) Realistic synthetic financial transactions for anti-money laundering models. In: Adv. Neural Inf. Process. Syst.,</w:t>
+      </w:r>
+      <w:r>
+        <w:t xml:space="preserve"> </w:t>
+      </w:r>
+      <w:hyperlink r:id="rId64">
+        <w:r>
+          <w:rPr>
+            <w:rStyle w:val="Hyperlink"/>
+          </w:rPr>
+          <w:t xml:space="preserve">https://doi.org/10.52202/075280-1300</w:t>
+        </w:r>
+      </w:hyperlink>
     </w:p>
     <w:p>
       <w:pPr>
@@ -7113,7 +7124,7 @@
       <w:r>
         <w:t xml:space="preserve"> </w:t>
       </w:r>
-      <w:hyperlink r:id="rId64">
+      <w:hyperlink r:id="rId65">
         <w:r>
           <w:rPr>
             <w:rStyle w:val="Hyperlink"/>
@@ -7135,7 +7146,7 @@
       <w:r>
         <w:t xml:space="preserve"> </w:t>
       </w:r>
-      <w:hyperlink r:id="rId65">
+      <w:hyperlink r:id="rId66">
         <w:r>
           <w:rPr>
             <w:rStyle w:val="Hyperlink"/>
@@ -7234,7 +7245,7 @@
       <w:r>
         <w:t xml:space="preserve"> </w:t>
       </w:r>
-      <w:hyperlink r:id="rId66">
+      <w:hyperlink r:id="rId67">
         <w:r>
           <w:rPr>
             <w:rStyle w:val="Hyperlink"/>
@@ -7256,7 +7267,7 @@
       <w:r>
         <w:t xml:space="preserve"> </w:t>
       </w:r>
-      <w:hyperlink r:id="rId67">
+      <w:hyperlink r:id="rId68">
         <w:r>
           <w:rPr>
             <w:rStyle w:val="Hyperlink"/>
@@ -7278,7 +7289,7 @@
       <w:r>
         <w:t xml:space="preserve"> </w:t>
       </w:r>
-      <w:hyperlink r:id="rId68">
+      <w:hyperlink r:id="rId69">
         <w:r>
           <w:rPr>
             <w:rStyle w:val="Hyperlink"/>
@@ -7300,7 +7311,7 @@
       <w:r>
         <w:t xml:space="preserve"> </w:t>
       </w:r>
-      <w:hyperlink r:id="rId69">
+      <w:hyperlink r:id="rId70">
         <w:r>
           <w:rPr>
             <w:rStyle w:val="Hyperlink"/>
@@ -7322,7 +7333,7 @@
       <w:r>
         <w:t xml:space="preserve"> </w:t>
       </w:r>
-      <w:hyperlink r:id="rId70">
+      <w:hyperlink r:id="rId71">
         <w:r>
           <w:rPr>
             <w:rStyle w:val="Hyperlink"/>
@@ -7345,8 +7356,19 @@
         <w:t xml:space="preserve"> </w:t>
       </w:r>
       <w:r>
-        <w:t xml:space="preserve">(2024) Regulation (eu) 2024/1689 laying down harmonised rules on artificial intelligence (artificial intelligence act)</w:t>
-      </w:r>
+        <w:t xml:space="preserve">(2024) Regulation (eu) 2024/1689 laying down harmonised rules on artificial intelligence (artificial intelligence act).</w:t>
+      </w:r>
+      <w:r>
+        <w:t xml:space="preserve"> </w:t>
+      </w:r>
+      <w:hyperlink r:id="rId72">
+        <w:r>
+          <w:rPr>
+            <w:rStyle w:val="Hyperlink"/>
+          </w:rPr>
+          <w:t xml:space="preserve">https://eur-lex.europa.eu/eli/reg/2024/1689/oj</w:t>
+        </w:r>
+      </w:hyperlink>
     </w:p>
     <w:p>
       <w:pPr>
@@ -7374,7 +7396,21 @@
         <w:t xml:space="preserve"> </w:t>
       </w:r>
       <w:r>
-        <w:t xml:space="preserve">recommendations. Tech. rep., FATF, updated 2023</w:t>
+        <w:t xml:space="preserve">recommendations. Tech. rep., FATF,</w:t>
+      </w:r>
+      <w:r>
+        <w:t xml:space="preserve"> </w:t>
+      </w:r>
+      <w:hyperlink r:id="rId73">
+        <w:r>
+          <w:rPr>
+            <w:rStyle w:val="Hyperlink"/>
+          </w:rPr>
+          <w:t xml:space="preserve">https://www.fatf-gafi.org/en/publications/Fatfrecommendations/Fatf-recommendations.html</w:t>
+        </w:r>
+      </w:hyperlink>
+      <w:r>
+        <w:t xml:space="preserve">, updated 2023</w:t>
       </w:r>
     </w:p>
     <w:p>
@@ -7391,8 +7427,19 @@
         <w:t xml:space="preserve"> </w:t>
       </w:r>
       <w:r>
-        <w:t xml:space="preserve">(2021) Stocktake on data pooling, collaborative analytics and data protection. Tech. rep., FATF</w:t>
-      </w:r>
+        <w:t xml:space="preserve">(2021) Stocktake on data pooling, collaborative analytics and data protection. Tech. rep., FATF,</w:t>
+      </w:r>
+      <w:r>
+        <w:t xml:space="preserve"> </w:t>
+      </w:r>
+      <w:hyperlink r:id="rId74">
+        <w:r>
+          <w:rPr>
+            <w:rStyle w:val="Hyperlink"/>
+          </w:rPr>
+          <w:t xml:space="preserve">https://www.fatf-gafi.org/en/publications/Digitaltransformation/Data-pooling-collaborative-analytics-data-protection.html</w:t>
+        </w:r>
+      </w:hyperlink>
     </w:p>
     <w:p>
       <w:pPr>
@@ -7407,7 +7454,7 @@
       <w:r>
         <w:t xml:space="preserve"> </w:t>
       </w:r>
-      <w:hyperlink r:id="rId71">
+      <w:hyperlink r:id="rId75">
         <w:r>
           <w:rPr>
             <w:rStyle w:val="Hyperlink"/>
@@ -7429,7 +7476,7 @@
       <w:r>
         <w:t xml:space="preserve"> </w:t>
       </w:r>
-      <w:hyperlink r:id="rId72">
+      <w:hyperlink r:id="rId76">
         <w:r>
           <w:rPr>
             <w:rStyle w:val="Hyperlink"/>
@@ -7476,7 +7523,21 @@
         <w:t xml:space="preserve"> </w:t>
       </w:r>
       <w:r>
-        <w:t xml:space="preserve">for developers documentation. Https://ai.google.dev/gemini-api/docs/models</w:t>
+        <w:t xml:space="preserve">for developers documentation.</w:t>
+      </w:r>
+      <w:r>
+        <w:t xml:space="preserve"> </w:t>
+      </w:r>
+      <w:hyperlink r:id="rId77">
+        <w:r>
+          <w:rPr>
+            <w:rStyle w:val="Hyperlink"/>
+          </w:rPr>
+          <w:t xml:space="preserve">https://ai.google.dev/gemini-api/docs/models</w:t>
+        </w:r>
+      </w:hyperlink>
+      <w:r>
+        <w:t xml:space="preserve">, https://ai.google.dev/gemini-api/docs/models</w:t>
       </w:r>
     </w:p>
     <w:p>
@@ -7492,7 +7553,7 @@
       <w:r>
         <w:t xml:space="preserve"> </w:t>
       </w:r>
-      <w:hyperlink r:id="rId73">
+      <w:hyperlink r:id="rId78">
         <w:r>
           <w:rPr>
             <w:rStyle w:val="Hyperlink"/>
@@ -7514,7 +7575,7 @@
       <w:r>
         <w:t xml:space="preserve"> </w:t>
       </w:r>
-      <w:hyperlink r:id="rId74">
+      <w:hyperlink r:id="rId79">
         <w:r>
           <w:rPr>
             <w:rStyle w:val="Hyperlink"/>
@@ -7542,7 +7603,7 @@
       <w:r>
         <w:t xml:space="preserve"> </w:t>
       </w:r>
-      <w:hyperlink r:id="rId75">
+      <w:hyperlink r:id="rId80">
         <w:r>
           <w:rPr>
             <w:rStyle w:val="Hyperlink"/>
@@ -7570,7 +7631,7 @@
       <w:r>
         <w:t xml:space="preserve"> </w:t>
       </w:r>
-      <w:hyperlink r:id="rId76">
+      <w:hyperlink r:id="rId81">
         <w:r>
           <w:rPr>
             <w:rStyle w:val="Hyperlink"/>
@@ -7592,7 +7653,7 @@
       <w:r>
         <w:t xml:space="preserve"> </w:t>
       </w:r>
-      <w:hyperlink r:id="rId77">
+      <w:hyperlink r:id="rId82">
         <w:r>
           <w:rPr>
             <w:rStyle w:val="Hyperlink"/>
@@ -7636,7 +7697,7 @@
       <w:r>
         <w:t xml:space="preserve"> </w:t>
       </w:r>
-      <w:hyperlink r:id="rId78">
+      <w:hyperlink r:id="rId83">
         <w:r>
           <w:rPr>
             <w:rStyle w:val="Hyperlink"/>
@@ -7658,7 +7719,7 @@
       <w:r>
         <w:t xml:space="preserve"> </w:t>
       </w:r>
-      <w:hyperlink r:id="rId79">
+      <w:hyperlink r:id="rId84">
         <w:r>
           <w:rPr>
             <w:rStyle w:val="Hyperlink"/>
@@ -7680,7 +7741,7 @@
       <w:r>
         <w:t xml:space="preserve"> </w:t>
       </w:r>
-      <w:hyperlink r:id="rId80">
+      <w:hyperlink r:id="rId85">
         <w:r>
           <w:rPr>
             <w:rStyle w:val="Hyperlink"/>
@@ -7703,7 +7764,21 @@
         <w:t xml:space="preserve"> </w:t>
       </w:r>
       <w:r>
-        <w:t xml:space="preserve">(2023) Artificial intelligence risk management framework (ai rmf 1.0). Tech. rep., NIST, nIST AI 100-1</w:t>
+        <w:t xml:space="preserve">(2023) Artificial intelligence risk management framework (ai rmf 1.0). Tech. rep., NIST,</w:t>
+      </w:r>
+      <w:r>
+        <w:t xml:space="preserve"> </w:t>
+      </w:r>
+      <w:hyperlink r:id="rId86">
+        <w:r>
+          <w:rPr>
+            <w:rStyle w:val="Hyperlink"/>
+          </w:rPr>
+          <w:t xml:space="preserve">https://doi.org/10.6028/NIST.AI.100-1</w:t>
+        </w:r>
+      </w:hyperlink>
+      <w:r>
+        <w:t xml:space="preserve">, nIST AI 100-1</w:t>
       </w:r>
     </w:p>
     <w:p>
@@ -7784,14 +7859,25 @@
         </w:numPr>
       </w:pPr>
       <w:r>
-        <w:t xml:space="preserve">Oztas B, et al (2023) Enhancing anti-money laundering through a synthetic transaction monitoring dataset (</w:t>
+        <w:t xml:space="preserve">Oztas B, et al (2023) Enhancing anti-money laundering: Development of a synthetic transaction monitoring dataset (</w:t>
       </w:r>
       <w:r>
         <w:t xml:space="preserve">SAML-D</w:t>
       </w:r>
       <w:r>
-        <w:t xml:space="preserve">). In: Proc. IEEE Int. Conf. e-Business Engineering</w:t>
-      </w:r>
+        <w:t xml:space="preserve">). In: Proc. IEEE Int. Conf. e-Business Engineering,</w:t>
+      </w:r>
+      <w:r>
+        <w:t xml:space="preserve"> </w:t>
+      </w:r>
+      <w:hyperlink r:id="rId87">
+        <w:r>
+          <w:rPr>
+            <w:rStyle w:val="Hyperlink"/>
+          </w:rPr>
+          <w:t xml:space="preserve">https://doi.org/10.1109/ICEBE59045.2023.00028</w:t>
+        </w:r>
+      </w:hyperlink>
     </w:p>
     <w:p>
       <w:pPr>
@@ -7826,7 +7912,7 @@
       <w:r>
         <w:t xml:space="preserve"> </w:t>
       </w:r>
-      <w:hyperlink r:id="rId81">
+      <w:hyperlink r:id="rId88">
         <w:r>
           <w:rPr>
             <w:rStyle w:val="Hyperlink"/>
@@ -7860,7 +7946,7 @@
       <w:r>
         <w:t xml:space="preserve"> </w:t>
       </w:r>
-      <w:hyperlink r:id="rId82">
+      <w:hyperlink r:id="rId89">
         <w:r>
           <w:rPr>
             <w:rStyle w:val="Hyperlink"/>
@@ -7909,7 +7995,7 @@
       <w:r>
         <w:t xml:space="preserve"> </w:t>
       </w:r>
-      <w:hyperlink r:id="rId83">
+      <w:hyperlink r:id="rId90">
         <w:r>
           <w:rPr>
             <w:rStyle w:val="Hyperlink"/>
@@ -7943,8 +8029,19 @@
         <w:t xml:space="preserve"> </w:t>
       </w:r>
       <w:r>
-        <w:t xml:space="preserve">(2011) Estimating illicit financial flows resulting from drug trafficking and other transnational organized crimes. Tech. rep., UNODC</w:t>
-      </w:r>
+        <w:t xml:space="preserve">(2011) Estimating illicit financial flows resulting from drug trafficking and other transnational organized crimes. Tech. rep., UNODC,</w:t>
+      </w:r>
+      <w:r>
+        <w:t xml:space="preserve"> </w:t>
+      </w:r>
+      <w:hyperlink r:id="rId91">
+        <w:r>
+          <w:rPr>
+            <w:rStyle w:val="Hyperlink"/>
+          </w:rPr>
+          <w:t xml:space="preserve">https://www.unodc.org/documents/data-and-analysis/Studies/Illicit_financial_flows_2011_web.pdf</w:t>
+        </w:r>
+      </w:hyperlink>
     </w:p>
     <w:p>
       <w:pPr>
@@ -7981,7 +8078,7 @@
       <w:r>
         <w:t xml:space="preserve"> </w:t>
       </w:r>
-      <w:hyperlink r:id="rId84">
+      <w:hyperlink r:id="rId92">
         <w:r>
           <w:rPr>
             <w:rStyle w:val="Hyperlink"/>
@@ -8003,7 +8100,7 @@
       <w:r>
         <w:t xml:space="preserve"> </w:t>
       </w:r>
-      <w:hyperlink r:id="rId85">
+      <w:hyperlink r:id="rId93">
         <w:r>
           <w:rPr>
             <w:rStyle w:val="Hyperlink"/>
@@ -8012,7 +8109,7 @@
         </w:r>
       </w:hyperlink>
     </w:p>
-    <w:bookmarkEnd w:id="86"/>
+    <w:bookmarkEnd w:id="94"/>
     <w:sectPr>
       <w:footnotePr>
         <w:numRestart w:val="eachSect"/>

--- a/paper/manuscript_full.docx
+++ b/paper/manuscript_full.docx
@@ -52,7 +52,7 @@
         <w:t xml:space="preserve"> </w:t>
       </w:r>
       <w:r>
-        <w:t xml:space="preserve">anti-money laundering, foundation models, false positives, model risk, large language models, transaction monitoring</w:t>
+        <w:t xml:space="preserve">AML transaction screening, Large language models, AI model risk management, False-positive rates, AI foundation model governance, Financial crime detection</w:t>
       </w:r>
     </w:p>
     <w:bookmarkEnd w:id="9"/>

--- a/paper/manuscript_full.docx
+++ b/paper/manuscript_full.docx
@@ -669,7 +669,7 @@
         <w:t xml:space="preserve"> </w:t>
       </w:r>
       <w:r>
-        <w:t xml:space="preserve">because the xAI account was out of credits before the full run. The final grid of five models from two providers is therefore the result of documented attrition rather than a two-provider design, and, because tier is defined only within providers, a provider main effect cannot be separated from the tier effect. Anthropic Claude appears in the generative-artificial-intelligence declaration solely as a coding assistant and was never an evaluated system.</w:t>
+        <w:t xml:space="preserve">because sustained interface access for the full run could not be secured. The final grid of five models from two providers is therefore the result of documented attrition rather than a two-provider design, and, because tier is defined only within providers, a provider main effect cannot be separated from the tier effect.</w:t>
       </w:r>
     </w:p>
     <w:p>
@@ -696,7 +696,7 @@
         <w:tab/>
       </w:r>
       <w:r>
-        <w:t xml:space="preserve">Per-case aggregation rule and a deviation from it</w:t>
+        <w:t xml:space="preserve">Per-case aggregation rule</w:t>
       </w:r>
     </w:p>
     <w:p>
@@ -716,54 +716,7 @@
         <w:t xml:space="preserve">flag</w:t>
       </w:r>
       <w:r>
-        <w:t xml:space="preserve">. The rule is stated in the decisions log and repeated in both preregistration documents, and it makes no reference to the ground-truth label of the case. That label-independent rule is the primary rule throughout this paper.</w:t>
-      </w:r>
-    </w:p>
-    <w:p>
-      <w:pPr>
-        <w:pStyle w:val="BodyText"/>
-      </w:pPr>
-      <w:r>
-        <w:t xml:space="preserve">The analysis submitted for review departed from it. On legitimate cases it required a strict majority, so a 2–2 split was not counted as a false positive, while on suspicious cases it followed D4 and counted a 2–2 split as caught. The tie direction therefore depended on the known case label, and in both branches it favoured the model. The departure was not disclosed at submission and is corrected here. Its likely origin is the change of estimand: D4 is justified in the decisions log on the ground that breaking ties toward</w:t>
-      </w:r>
-      <w:r>
-        <w:t xml:space="preserve"> </w:t>
-      </w:r>
-      <w:r>
-        <w:rPr>
-          <w:rStyle w:val="VerbatimChar"/>
-        </w:rPr>
-        <w:t xml:space="preserve">flag</w:t>
-      </w:r>
-      <w:r>
-        <w:t xml:space="preserve"> </w:t>
-      </w:r>
-      <w:r>
-        <w:t xml:space="preserve">keeps the</w:t>
-      </w:r>
-      <w:r>
-        <w:t xml:space="preserve"> </w:t>
-      </w:r>
-      <w:r>
-        <w:rPr>
-          <w:i/>
-          <w:iCs/>
-        </w:rPr>
-        <w:t xml:space="preserve">miss</w:t>
-      </w:r>
-      <w:r>
-        <w:t xml:space="preserve"> </w:t>
-      </w:r>
-      <w:r>
-        <w:t xml:space="preserve">estimate conservative, which held while the endpoint was misses. Once the endpoint became false positives, conservatism appears to have been reapplied separately to each endpoint.</w:t>
-      </w:r>
-    </w:p>
-    <w:p>
-      <w:pPr>
-        <w:pStyle w:val="BodyText"/>
-      </w:pPr>
-      <w:r>
-        <w:t xml:space="preserve">Restoring D4 raises every false-positive rate—from 0.3, 1.0, 23.7, 24.7 and 83.0% to 2.3, 7.7, 37.0, 44.0 and 85.7%—and leaves every miss rate unchanged, because the suspicious branch already followed D4. The cross-model spread, which carries the paper’s main claim, moves from 82.7 to 83.3 percentage points. Ties are not uniformly distributed: on legitimate cases they number 6, 20, 40, 58 and 8 for Gemini Flash, GPT-4o, GPT-4.1-mini, Gemini Flash-Lite and GPT-4o-mini respectively, and on suspicious cases 19, 15, 10, 4 and 0. They concentrate where a model sits near its own decision boundary, so the deviation compressed the middle of the distribution rather than its extremes.</w:t>
+        <w:t xml:space="preserve">. The rule is stated in the decisions log and repeated in both preregistration documents, and it makes no reference to the ground-truth label of the case. That label-independent rule is the primary rule throughout this paper. Ties are not uniformly distributed: on legitimate cases they number 6, 20, 40, 58 and 8 for Gemini Flash, GPT-4o, GPT-4.1-mini, Gemini Flash-Lite and GPT-4o-mini respectively, and on suspicious cases 19, 15, 10, 4 and 0. They concentrate where a model sits near its own decision boundary, so the rule affects the middle of the distribution more than its extremes.</w:t>
       </w:r>
     </w:p>
     <w:p>
@@ -790,7 +743,7 @@
         <w:pStyle w:val="BodyText"/>
       </w:pPr>
       <w:r>
-        <w:t xml:space="preserve">Two further points follow. First, the four-call aggregate is an evaluation construct rather than an operationally validated multi-call screening configuration. A multi-call implementation is possible but would require separate assessment of cost, latency and screening workflow. The deployable quantity is a single call, and those configurations are reported alongside the aggregate. Second, a label-independent rule that resolves ties by strict majority on both labels reproduces the submitted false-positive rates exactly but raises miss rates from 12.0, 3.3, 3.7, 0.7 and 0.0% to 18.3, 8.3, 7.0, 2.0 and 0.0%. The submitted false-positive rates are therefore attainable without the label, at a cost on the miss axis.</w:t>
+        <w:t xml:space="preserve">Two further points follow. First, the four-call aggregate is an evaluation construct rather than an operationally validated multi-call screening configuration. A multi-call implementation is possible but would require separate assessment of cost, latency and screening workflow. The deployable quantity is a single call, and those configurations are reported alongside the aggregate. Second, a label-independent rule that resolves ties by strict majority on both labels reproduces the label-dependent false-positive rates exactly but raises miss rates from 12.0, 3.3, 3.7, 0.7 and 0.0% to 18.3, 8.3, 7.0, 2.0 and 0.0%. Those rates are therefore attainable without reference to the label, at a cost on the miss axis.</w:t>
       </w:r>
     </w:p>
     <w:bookmarkEnd w:id="13"/>
@@ -967,7 +920,7 @@
         </m:r>
       </m:oMath>
       <w:r>
-        <w:t xml:space="preserve">-values are retained for comparability with the preregistered analysis plan, and the cluster-robust results are the ones relied upon. The Cochran’s</w:t>
+        <w:t xml:space="preserve">-values are retained for comparability with the preregistered analysis plan, and the cluster-robust results are the ones relied upon. All Cochran’s</w:t>
       </w:r>
       <w:r>
         <w:t xml:space="preserve"> </w:t>
@@ -981,35 +934,7 @@
         <w:t xml:space="preserve"> </w:t>
       </w:r>
       <w:r>
-        <w:t xml:space="preserve">statistics reported at submission omitted the factor</w:t>
-      </w:r>
-      <w:r>
-        <w:t xml:space="preserve"> </w:t>
-      </w:r>
-      <m:oMath>
-        <m:r>
-          <m:t>k</m:t>
-        </m:r>
-      </m:oMath>
-      <w:r>
-        <w:t xml:space="preserve"> </w:t>
-      </w:r>
-      <w:r>
-        <w:t xml:space="preserve">from the numerator and were understated fivefold. All</w:t>
-      </w:r>
-      <w:r>
-        <w:t xml:space="preserve"> </w:t>
-      </w:r>
-      <m:oMath>
-        <m:r>
-          <m:t>Q</m:t>
-        </m:r>
-      </m:oMath>
-      <w:r>
-        <w:t xml:space="preserve"> </w:t>
-      </w:r>
-      <w:r>
-        <w:t xml:space="preserve">values reported here are corrected and were cross-checked against an independent implementation.</w:t>
+        <w:t xml:space="preserve">values were cross-checked against an independent implementation.</w:t>
       </w:r>
     </w:p>
     <w:p>
@@ -2449,7 +2374,7 @@
         <w:pStyle w:val="BodyText"/>
       </w:pPr>
       <w:r>
-        <w:t xml:space="preserve">Second, the study compares five models from two providers at a single point in time, and that set is the surviving part of a preregistered three-family grid, a third provider having been lost to credit exhaustion before the full run. Because tier is defined only within providers, a provider main effect cannot be separated from the tier effect, and the paper’s</w:t>
+        <w:t xml:space="preserve">Second, the study compares five models from two providers at a single point in time, and that set is the surviving part of a preregistered three-family grid, a third provider having been dropped before the full run. Because tier is defined only within providers, a provider main effect cannot be separated from the tier effect, and the paper’s</w:t>
       </w:r>
       <w:r>
         <w:t xml:space="preserve"> </w:t>
@@ -2577,7 +2502,7 @@
         <w:pStyle w:val="BodyText"/>
       </w:pPr>
       <w:r>
-        <w:t xml:space="preserve">The aggregation rule is a further qualification, and one that affected the submitted version of this paper. The analysis as first submitted deviated from preregistered decision D4 by requiring a strict majority on legitimate cases, which made the tie direction depend on the ground-truth label and understated every false-positive rate. The deviation is corrected here, the preregistered rule is primary, and the results are reported under four further aggregation policies and four deployable single-call configurations (Table </w:t>
+        <w:t xml:space="preserve">The aggregation rule is a further qualification. Results are reported under four further label-independent policies and each deployable single-call configuration (Table </w:t>
       </w:r>
       <w:hyperlink w:anchor="tab:agg">
         <w:r>
@@ -2675,19 +2600,7 @@
         <w:t xml:space="preserve"> </w:t>
       </w:r>
       <w:r>
-        <w:t xml:space="preserve">Per-model false-positive rates (%) on the 300 legitimate cases under five label-independent or label-dependent aggregation policies and under each of the four deployable single-call configurations. The preregistered rule (decision D4) is the primary analysis.</w:t>
-      </w:r>
-      <w:r>
-        <w:t xml:space="preserve"> </w:t>
-      </w:r>
-      <w:r>
-        <w:t xml:space="preserve">“Label-dependent (as submitted)”</w:t>
-      </w:r>
-      <w:r>
-        <w:t xml:space="preserve"> </w:t>
-      </w:r>
-      <w:r>
-        <w:t xml:space="preserve">is the deviation corrected in this revision. Strict majority applied to both labels reproduces the submitted false-positive rates exactly, at the cost of higher miss rates (Section </w:t>
+        <w:t xml:space="preserve">Per-model false-positive rates (%) on the 300 legitimate cases under five label-independent or label-dependent aggregation policies and under each of the four deployable single-call configurations. The preregistered rule (decision D4) is the primary analysis. A label-dependent rule, which resolves ties with reference to the known case label, is included for comparison. Strict majority applied to both labels reproduces its false-positive rates exactly, at the cost of higher miss rates (Section </w:t>
       </w:r>
       <w:hyperlink w:anchor="sec:agg">
         <w:r>
@@ -2769,7 +2682,7 @@
         <w:tblStyle w:val="Table"/>
         <w:tblW w:type="auto" w:w="0"/>
         <w:tblLook w:firstRow="1" w:lastRow="0" w:firstColumn="0" w:lastColumn="0" w:noHBand="0" w:noVBand="0" w:val="0020"/>
-        <w:tblCaption w:val="Sensitivity of the false-positive spread to the per-case aggregation rule. Per-model false-positive rates (%) on the 300 legitimate cases under five label-independent or label-dependent aggregation policies and under each of the four deployable single-call configurations. The preregistered rule (decision D4) is the primary analysis. “Label-dependent (as submitted)” is the deviation corrected in this revision. Strict majority applied to both labels reproduces the submitted false-positive rates exactly, at the cost of higher miss rates (Section 2.3). Cochran’s Q tests the equality of the five models’ false-positive rates under each rule (4 degrees of freedom, P&lt;10^{-15} throughout). In the abstention row, each model’s rate uses its own retained cases (294, 280, 260, 242 and 292 for Gemini Flash, GPT-4o, GPT-4.1-mini, Gemini Flash-Lite and GPT-4o-mini). Cochran’s Q, which requires a decision from every model, uses the 189 legitimate cases on which all five models decided."/>
+        <w:tblCaption w:val="Sensitivity of the false-positive spread to the per-case aggregation rule. Per-model false-positive rates (%) on the 300 legitimate cases under five label-independent or label-dependent aggregation policies and under each of the four deployable single-call configurations. The preregistered rule (decision D4) is the primary analysis. A label-dependent rule, which resolves ties with reference to the known case label, is included for comparison. Strict majority applied to both labels reproduces its false-positive rates exactly, at the cost of higher miss rates (Section 2.3). Cochran’s Q tests the equality of the five models’ false-positive rates under each rule (4 degrees of freedom, P&lt;10^{-15} throughout). In the abstention row, each model’s rate uses its own retained cases (294, 280, 260, 242 and 292 for Gemini Flash, GPT-4o, GPT-4.1-mini, Gemini Flash-Lite and GPT-4o-mini). Cochran’s Q, which requires a decision from every model, uses the 189 legitimate cases on which all five models decided."/>
       </w:tblPr>
       <w:tblGrid>
         <w:gridCol w:w="990"/>
@@ -3288,7 +3201,7 @@
               <w:jc w:val="left"/>
             </w:pPr>
             <w:r>
-              <w:t xml:space="preserve">Label-dependent (submitted)</w:t>
+              <w:t xml:space="preserve">Label-dependent tie rule</w:t>
             </w:r>
           </w:p>
         </w:tc>
@@ -3909,7 +3822,7 @@
         <w:t xml:space="preserve"> </w:t>
       </w:r>
       <w:r>
-        <w:t xml:space="preserve">and does not consult the known case label. It was fixed before the full evaluation and is applied identically to legitimate and suspicious cases and to every model. The analysis submitted for review deviated from D4 on the legitimate-case branch, where it required a strict majority. That deviation and its effect on every affected number are set out in Section </w:t>
+        <w:t xml:space="preserve">and does not consult the known case label. It was fixed before the full evaluation and is applied identically to legitimate and suspicious cases and to every model. Results under alternative tie policies are set out in Section </w:t>
       </w:r>
       <w:hyperlink w:anchor="sec:agg">
         <w:r>
@@ -6681,40 +6594,6 @@
             <w:r>
               <w:t xml:space="preserve">500 suspicious model–case decisions. Per model the legitimate-case counts are 6, 20, 40, 58 and 8 for Gemini Flash, GPT-4o, GPT-4.1-mini, Gemini Flash-Lite and GPT-4o-mini, and the suspicious-case counts 19, 15, 10, 4 and 0</w:t>
             </w:r>
-          </w:p>
-        </w:tc>
-      </w:tr>
-      <w:tr>
-        <w:tc>
-          <w:tcPr/>
-          <w:p>
-            <w:pPr>
-              <w:pStyle w:val="Compact"/>
-              <w:jc w:val="left"/>
-            </w:pPr>
-            <w:r>
-              <w:t xml:space="preserve">Deviation at submission</w:t>
-            </w:r>
-          </w:p>
-        </w:tc>
-        <w:tc>
-          <w:tcPr/>
-          <w:p>
-            <w:pPr>
-              <w:pStyle w:val="Compact"/>
-              <w:jc w:val="left"/>
-            </w:pPr>
-            <w:r>
-              <w:t xml:space="preserve">The submitted analysis required a strict majority on legitimate cases, making the tie direction depend on the case label. Corrected here. See Section </w:t>
-            </w:r>
-            <w:hyperlink w:anchor="sec:agg">
-              <w:r>
-                <w:rPr>
-                  <w:rStyle w:val="Hyperlink"/>
-                </w:rPr>
-                <w:t xml:space="preserve">2.3</w:t>
-              </w:r>
-            </w:hyperlink>
           </w:p>
         </w:tc>
       </w:tr>

--- a/paper/manuscript_full.docx
+++ b/paper/manuscript_full.docx
@@ -724,7 +724,7 @@
         <w:pStyle w:val="BodyText"/>
       </w:pPr>
       <w:r>
-        <w:t xml:space="preserve">Because the choice of rule is consequential, the results are reported under four further label-independent policies and under each deployable single-call configuration (Table </w:t>
+        <w:t xml:space="preserve">Because the choice of rule is consequential, the results are reported under four further tie policies and under each deployable single-call configuration (Table </w:t>
       </w:r>
       <w:hyperlink w:anchor="tab:agg">
         <w:r>
@@ -2502,7 +2502,7 @@
         <w:pStyle w:val="BodyText"/>
       </w:pPr>
       <w:r>
-        <w:t xml:space="preserve">The aggregation rule is a further qualification. Results are reported under four further label-independent policies and each deployable single-call configuration (Table </w:t>
+        <w:t xml:space="preserve">The aggregation rule is a further qualification. Results are reported under four further tie policies and each deployable single-call configuration (Table </w:t>
       </w:r>
       <w:hyperlink w:anchor="tab:agg">
         <w:r>

--- a/paper/manuscript_full.docx
+++ b/paper/manuscript_full.docx
@@ -19,6 +19,34 @@
       <w:pPr>
         <w:pStyle w:val="Author"/>
       </w:pPr>
+    </w:p>
+    <w:p>
+      <w:pPr>
+        <w:pStyle w:val="FirstParagraph"/>
+      </w:pPr>
+      <w:r>
+        <w:rPr>
+          <w:b/>
+          <w:bCs/>
+        </w:rPr>
+        <w:t xml:space="preserve">Samir Chincholikar, Robin Chawla</w:t>
+      </w:r>
+    </w:p>
+    <w:p>
+      <w:pPr>
+        <w:pStyle w:val="BodyText"/>
+      </w:pPr>
+      <w:r>
+        <w:t xml:space="preserve">Independent Researcher</w:t>
+      </w:r>
+    </w:p>
+    <w:p>
+      <w:pPr>
+        <w:pStyle w:val="BodyText"/>
+      </w:pPr>
+      <w:r>
+        <w:t xml:space="preserve">Corresponding author: Robin Chawla (robin.chawla.cse14@iitbhu.ac.in)</w:t>
+      </w:r>
     </w:p>
     <w:bookmarkStart w:id="9" w:name="abstract"/>
     <w:p>

--- a/paper/manuscript_full.docx
+++ b/paper/manuscript_full.docx
@@ -2232,7 +2232,7 @@
         <w:pStyle w:val="BodyText"/>
       </w:pPr>
       <w:r>
-        <w:t xml:space="preserve">Whether this divergence could be removed by calibration is a fair question, and our design bears on it only partly. The elicitation returns a binary label rather than a score, so there is no decision threshold to tune without changing the elicitation itself. Recalibrating these screeners to a common operating point is not a post-processing step but a different interface to the model. The ordering remains stable across the four tested prompt–seed configurations, demonstrating that the observed divergence is not specific to one configuration. However, the binary-output design cannot determine whether calibrated score thresholds would substantially reduce the differences. A scored elicitation with per-model thresholds is the experiment that would settle it, and until then the governance implication should be read as conditional on the binary-decision interface studied here.</w:t>
+        <w:t xml:space="preserve">Whether this divergence could be removed by calibration is a fair question, and our design bears on it only partly. The elicitation returns a binary label rather than a score, so there is no decision threshold to tune without changing the elicitation itself. Recalibrating these screeners to a common operating point is not a post-processing step but a different interface to the model. The ordering remains stable across the four tested prompt–seed configurations, demonstrating that the observed divergence is not specific to one configuration. However, the binary-output design cannot determine whether calibrated score thresholds would substantially reduce the differences. In principle, model-specific threshold tuning could narrow the false-positive-rate spread, but models could still differ in the miss rates achieved at a common false-positive rate. A scored elicitation with per-model thresholds is the experiment that would settle it, and until then the governance implication should be read as conditional on the binary-decision interface studied here.</w:t>
       </w:r>
     </w:p>
     <w:p>

--- a/paper/manuscript_full.docx
+++ b/paper/manuscript_full.docx
@@ -62,7 +62,7 @@
         <w:pStyle w:val="FirstParagraph"/>
       </w:pPr>
       <w:r>
-        <w:t xml:space="preserve">Large language models (LLMs) are increasingly considered for anti-money-laundering (AML) transaction screening, but the operational consequences of model choice are poorly quantified. We investigate how foundation-model selection affects the screening operating point when the task, cases and evaluation procedure are held fixed. Five off-the-shelf models from two providers were tested as zero-shot screeners on a preregistered, reproducible battery of 600 synthetic transaction cases anchored on established laundering typologies, half suspicious and half hard negatives. For the same 300 legitimate cases, false-positive rates ranged from 2.3% to 85.7%—an 83.3 percentage-point spread (95% confidence interval 71.8 to 93.7 points, cluster bootstrap over eight case-template strata)—and the models disagreed on 88.7% of legitimate cases. Differences were systematic: rates decreased monotonically with model tier within each of the two provider families studied, so lower-tier models over-flagged legitimate activity. The models occupied different points on the sensitivity–specificity trade-off, not merely different accuracy levels. In an illustrative scenario of one million transactions per day at 0.1% prevalence, projected daily alert workload differed by 36- to 196-fold across the four deployable single-call configurations and by about 35-fold under the preregistered per-case aggregate, with model ordering invariant across prompts, seeds and prevalence. Foundation-model choice is therefore not merely an AML procurement decision but a core operational risk parameter. Because commercially accessed models may be updated, substituted or retired by providers, model-tier substitution and alias redirection should be treated as first-class model-risk events, and operating-point stability monitored through a standing probe.</w:t>
+        <w:t xml:space="preserve">Large language models (LLMs) are increasingly considered for anti-money laundering (AML) transaction screening, but the operational consequences of model choice are poorly quantified. We investigate how foundation-model selection affects the screening operating point when the task, cases and evaluation procedure are held fixed. Five off-the-shelf models from two providers were tested as zero-shot screeners on a preregistered, reproducible battery of 600 synthetic transaction cases anchored on established laundering typologies, half suspicious and half hard negatives. For the same 300 legitimate cases, false-positive rates ranged from 2.3% to 85.7%—an 83.3 percentage-point spread (95% confidence interval 71.8 to 93.7 points, cluster bootstrap over eight case template strata)—and the models disagreed on 88.7% of legitimate cases. Differences were systematic: rates decreased monotonically with model tier within both provider families studied, so lower-tier models over-flagged legitimate activity. The models occupied different points on the sensitivity–specificity trade-off, not merely different accuracy levels. In an illustrative scenario of one million daily transactions at 0.1% prevalence, projected daily alert workload differed by 36- to 196-fold across the four deployable single-call configurations and by about 35-fold under the preregistered per-case aggregate, with model ordering invariant across prompts, seeds and prevalence. Foundation-model choice is therefore not merely an AML procurement decision but a core operational risk parameter. Because commercially accessed models may be updated, substituted or retired by providers, model tier substitution and alias redirection should be treated as first-class model risk events, and operating point stability monitored through a standing probe.</w:t>
       </w:r>
     </w:p>
     <w:p>
@@ -107,7 +107,7 @@
         <w:pStyle w:val="FirstParagraph"/>
       </w:pPr>
       <w:r>
-        <w:t xml:space="preserve">Money laundering is estimated to account for 2–5% of global gross domestic product each year, and financial institutions operate under AML frameworks requiring ongoing transaction monitoring and the reporting of suspicious activity [16, 40]. In practice, transaction-monitoring systems generate large numbers of alerts for compliance analysts to review. Traditional rule-based systems have been widely criticised for very high false-positive rates, often reported to exceed 90% of all alerts [23]. These false alarms generate substantial operating costs, consume investigative resources, and can lead to unwarranted customer friction and de-risking. Minimising the false-positive burden, while retaining sufficient sensitivity to genuinely suspicious activity, therefore remains one of the central technical and operational challenges in anti-money-laundering (AML) monitoring [1, 10, 19, 22].</w:t>
+        <w:t xml:space="preserve">Money laundering is estimated to account for 2–5% of global gross domestic product each year, and financial institutions operate under AML frameworks requiring ongoing transaction monitoring and the reporting of suspicious activity [16, 40]. In practice, transaction-monitoring systems generate large numbers of alerts for compliance analysts to review. Traditional rule-based systems have been widely criticised for very high false-positive rates, often reported to exceed 90% of all alerts [23]. These false alarms generate substantial operating costs, consume investigative resources, and can lead to unwarranted customer friction and de-risking. Minimising the false-positive burden, while retaining sufficient sensitivity to genuinely suspicious activity, therefore remains one of the central technical and operational challenges in anti-money laundering (AML) monitoring [1, 10, 19, 22].</w:t>
       </w:r>
     </w:p>
     <w:p>
@@ -115,7 +115,7 @@
         <w:pStyle w:val="BodyText"/>
       </w:pPr>
       <w:r>
-        <w:t xml:space="preserve">Machine-learning methods have been introduced into AML and related financial-crime applications largely to improve this trade-off. Existing research in this domain includes supervised classifiers, ensemble methods, deep-learning architectures, resampling techniques for severe class imbalance, federated learning, and explainability methods such as SHAP and LIME [1, 2, 4, 19, 22, 27, 30, 38, 42, 44]. Large language models (LLMs) and other general-purpose foundation models [8, 9]—trained on broad data and adapted to many tasks through natural-language instructions—have recently gained attention for their ability to interpret heterogeneous information without the need for task-specific retraining. In principle, an LLM-based screener can reason about known laundering typologies while analysing transaction histories, account attributes, counterparties, jurisdictions and behavioural patterns. Such flexibility makes foundation models attractive to institutions seeking to augment or modernise legacy monitoring systems.</w:t>
+        <w:t xml:space="preserve">Machine learning methods have been introduced into AML and related financial crime applications largely to improve this trade-off. Existing research in this domain includes supervised classifiers, ensemble methods, deep learning architectures, resampling techniques for severe class imbalance, federated learning, and explainability methods such as SHAP and LIME [1, 2, 4, 19, 22, 27, 30, 38, 42, 44]. Large language models (LLMs) and other general-purpose foundation models [8, 9]—trained on broad data and adapted to many tasks through natural language instructions—have recently gained attention for their ability to interpret heterogeneous information without the need for task-specific retraining. In principle, an LLM-based screener can reason about known laundering typologies while analysing transaction histories, account attributes, counterparties, jurisdictions and behavioural patterns. Such flexibility makes foundation models attractive to institutions seeking to augment or modernise legacy monitoring systems.</w:t>
       </w:r>
     </w:p>
     <w:p>
@@ -123,7 +123,7 @@
         <w:pStyle w:val="BodyText"/>
       </w:pPr>
       <w:r>
-        <w:t xml:space="preserve">However, most existing evaluation is framed primarily as a model-capability problem: how well can a particular model identify suspicious activity? Most studies evaluate a single model, or compare a few models to identify the one with the highest accuracy, recall, F1-score or related performance metric [2, 4, 30, 44], mirroring the model-centric emphasis of general LLM evaluation and of the broader debate over the reliability of large models [5, 26]. This framing implicitly treats the identity of the underlying foundation model as an implementation detail. Once the model is selected, governance usually proceeds to monitoring for performance degradation due to data drift, concept drift or a change in the operating environment.</w:t>
+        <w:t xml:space="preserve">However, most existing evaluation is framed primarily as a model capability problem: how well can a particular model identify suspicious activity? Most studies evaluate a single model, or compare a few models to identify the one with the highest accuracy, recall, F1-score or related performance metric [2, 4, 30, 44], mirroring the model-centric emphasis of general LLM evaluation and of the broader debate over the reliability of large models [5, 26]. This framing implicitly treats the identity of the underlying foundation model as an implementation detail. Once the model is selected, governance usually proceeds to monitoring for performance degradation due to data drift, concept drift or a change in the operating environment.</w:t>
       </w:r>
     </w:p>
     <w:p>
@@ -131,7 +131,7 @@
         <w:pStyle w:val="BodyText"/>
       </w:pPr>
       <w:r>
-        <w:t xml:space="preserve">This assumption holds for a traditional model in which the institution still controls the weights, the training process and the deployed artefact. It is less applicable to foundation models accessed through commercial application programming interfaces (APIs). In such deployments, the institution may not control the model weights, the lifecycle of a particular model version, or the provider’s decisions to update, replace, re-price, route or retire models. Two deployments with identical screening logic and identical transaction data can behave differently solely because they use different foundation models. Moreover, a provider-side change to the model can alter system behaviour without any retraining event or data-distribution shift that a traditional drift-monitoring process would necessarily detect.</w:t>
+        <w:t xml:space="preserve">This assumption holds for a traditional model in which the institution still controls the weights, the training process and the deployed artefact. It is less applicable to foundation models accessed through commercial application programming interfaces (APIs). In such deployments, the institution may not control the model weights, the lifecycle of a particular model version, or the provider’s decisions to update, replace, reprice, route or retire models. Two deployments with identical screening logic and identical transaction data can behave differently solely because they use different foundation models. Moreover, a provider-side change to the model can alter system behaviour without any retraining event or data distribution shift that a traditional drift monitoring process would necessarily detect.</w:t>
       </w:r>
     </w:p>
     <w:p>
@@ -159,7 +159,7 @@
         <w:pStyle w:val="BodyText"/>
       </w:pPr>
       <w:r>
-        <w:t xml:space="preserve">Much of the wider financial-crime literature has focused on reducing false positives through class-imbalance correction, cost-sensitive learning, model optimisation, ensemble methods and better feature representations [1, 10, 19, 22]. Other work has investigated post-hoc explainability for the individual auditability of alerts [27, 38] and predictive or graph-based AML monitoring [24, 36]. More recent continual-learning research explicitly addresses evolving laundering patterns and model adaptation over time [13]. These techniques are useful, but they generally assume that the monitored model is a stable artefact. They do not directly account for the fact that switching from one commercially available foundation model to another could cause a large change in false-positive and miss rates even when the task and input transactions remain unchanged.</w:t>
+        <w:t xml:space="preserve">Much of the wider financial crime literature has focused on reducing false positives through class imbalance correction, cost-sensitive learning, model optimisation, ensemble methods and better feature representations [1, 10, 19, 22]. Other work has investigated post-hoc explainability for the individual auditability of alerts [27, 38] and predictive or graph-based AML monitoring [24, 36]. More recent continual learning research explicitly addresses evolving laundering patterns and model adaptation over time [13]. These techniques are useful, but they generally assume that the monitored model is a stable artefact. They do not directly account for the fact that switching from one commercially available foundation model to another could cause a large change in false-positive and miss rates even when the task and input transactions remain unchanged.</w:t>
       </w:r>
     </w:p>
     <w:p>
@@ -175,7 +175,7 @@
         <w:pStyle w:val="BodyText"/>
       </w:pPr>
       <w:r>
-        <w:t xml:space="preserve">The study therefore asks a different question from traditional model-comparison research:</w:t>
+        <w:t xml:space="preserve">The study therefore asks a different question from traditional model comparison research:</w:t>
       </w:r>
       <w:r>
         <w:t xml:space="preserve"> </w:t>
@@ -201,7 +201,7 @@
         <w:pStyle w:val="BodyText"/>
       </w:pPr>
       <w:r>
-        <w:t xml:space="preserve">Each model is evaluated on all cases under two formulations of the supervisory prompt and two random seeds, allowing us to separate model-level divergence from prompt-level sensitivity. We measure false-positive rates, miss rates, cross-model disagreement, typology-specific behaviour and prompt sensitivity. We compare the models with deterministic rules and supervised machine-learning baselines, and translate the measured operating points into an illustrative low-prevalence alert-volume scenario. As a preregistered secondary analysis, we also test whether the models show correlated misses as predicted by the algorithmic-monoculture hypothesis.</w:t>
+        <w:t xml:space="preserve">Each model is evaluated on all cases under two formulations of the supervisory prompt and two random seeds, allowing us to separate model-level divergence from prompt-level sensitivity. We measure false-positive rates, miss rates, cross-model disagreement, typology-specific behaviour and prompt sensitivity. We compare the models with deterministic rules and supervised machine learning baselines, and translate the measured operating points into an illustrative low-prevalence alert volume scenario. As a preregistered secondary analysis, we also test whether the models show correlated misses as predicted by the algorithmic-monoculture hypothesis.</w:t>
       </w:r>
     </w:p>
     <w:p>
@@ -230,7 +230,7 @@
         <w:t xml:space="preserve"> </w:t>
       </w:r>
       <w:r>
-        <w:t xml:space="preserve">We treat model-tier substitution and provider-managed</w:t>
+        <w:t xml:space="preserve">We treat model tier substitution and provider-managed</w:t>
       </w:r>
       <w:r>
         <w:t xml:space="preserve"> </w:t>
@@ -245,7 +245,7 @@
         <w:t xml:space="preserve"> </w:t>
       </w:r>
       <w:r>
-        <w:t xml:space="preserve">alias redirection as first-class model-risk events, and propose a standing operating-point probe as a monitoring control, so that the specific model version and its operating point become part of model inventories, validation procedures and ongoing monitoring (Section </w:t>
+        <w:t xml:space="preserve">alias redirection as first-class model risk events, and propose a standing operating point probe as a monitoring control, so that the specific model version and its operating point become part of model inventories, validation procedures and ongoing monitoring (Section </w:t>
       </w:r>
       <w:hyperlink w:anchor="sec:probe">
         <w:r>
@@ -277,7 +277,7 @@
         <w:t xml:space="preserve"> </w:t>
       </w:r>
       <w:r>
-        <w:t xml:space="preserve">That different language models disagree on identical inputs, and that model-induced variance can exceed prompt-induced variance, is established in the broader model-evaluation literature [26, 39]. Our contribution is not the phenomenon but its first preregistered, governance-framed controlled measurement in AML transaction screening: foundation-model identity is the experimental variable, while the task, the transaction cases, the prompts and the evaluation procedure are held fixed.</w:t>
+        <w:t xml:space="preserve">That different language models disagree on identical inputs, and that model-induced variance can exceed prompt-induced variance, is established in the broader model evaluation literature [26, 39]. Our contribution is not the phenomenon but its first preregistered, governance-framed controlled measurement in AML transaction screening: foundation-model identity is the experimental variable, while the task, the transaction cases, the prompts and the evaluation procedure are held fixed.</w:t>
       </w:r>
     </w:p>
     <w:p>
@@ -387,7 +387,7 @@
         <w:pStyle w:val="BodyText"/>
       </w:pPr>
       <w:r>
-        <w:t xml:space="preserve">Several design features were incorporated to mitigate trivial label leakage. The cases were raw transaction records rather than natural-language summaries. Suspicious cases used irregular sub-threshold amounts rather than mechanically uniform ones. Laundering signals were interleaved with legitimate background transactions, and relevant activity was temporally dispersed. We retained the generator, the case battery it produced, and its SHA-256 hash as part of the reproducibility package. The reproduction workflow regenerates the battery from the fixed seed and checks the resulting file against the stored hash.</w:t>
+        <w:t xml:space="preserve">Several design features were incorporated to mitigate trivial label leakage. The cases were raw transaction records rather than natural language summaries. Suspicious cases used irregular sub-threshold amounts rather than mechanically uniform ones. Laundering signals were interleaved with legitimate background transactions, and relevant activity was temporally dispersed. We retained the generator, the case battery it produced, and its SHA-256 hash as part of the reproducibility package. The reproduction workflow regenerates the battery from the fixed seed and checks the resulting file against the stored hash.</w:t>
       </w:r>
     </w:p>
     <w:p>
@@ -403,7 +403,7 @@
         <w:pStyle w:val="BodyText"/>
       </w:pPr>
       <w:r>
-        <w:t xml:space="preserve">Case labels are correct by construction of the generator: a case is suspicious because it was instantiated from one of the eight FATF-anchored typology templates, and legitimate because it was instantiated from a hard-negative template. No independent anti-money-laundering expert reviewed or adjudicated any part of the battery, and no inter-rater reliability check was performed. The false-positive and miss rates reported here are therefore measured against template-defined ground truth rather than against expert judgement, a limitation discussed in Section </w:t>
+        <w:t xml:space="preserve">Case labels are correct by construction of the generator: a case is suspicious because it was instantiated from one of the eight FATF-anchored typology templates, and legitimate because it was instantiated from a hard-negative template. No independent anti-money laundering expert reviewed or adjudicated any part of the battery, and no inter-rater reliability check was performed. The false-positive and miss rates reported here are therefore measured against template-defined ground truth rather than against expert judgement, a limitation discussed in Section </w:t>
       </w:r>
       <w:hyperlink w:anchor="sec:limits">
         <w:r>
@@ -414,7 +414,7 @@
         </w:r>
       </w:hyperlink>
       <w:r>
-        <w:t xml:space="preserve">. Each legitimate case is assigned to the stratum of the benign pattern its hard-negative template instantiates. The legitimate and suspicious sides therefore carry eight strata each, drawn from two disjoint sets of templates: eight benign patterns and eight laundering typologies. The case-template strata are used as clustering units for cluster-bootstrap confidence intervals and cluster-level permutation tests. Wilson score intervals for individual model proportions remain case-level intervals.</w:t>
+        <w:t xml:space="preserve">. Each legitimate case is assigned to the stratum of the benign pattern its hard-negative template instantiates. The legitimate and suspicious sides therefore carry eight strata each, drawn from two disjoint sets of templates: eight benign patterns and eight laundering typologies. The case template strata are used as clustering units for cluster-bootstrap confidence intervals and cluster-level permutation tests. Wilson score intervals for individual model proportions remain case-level intervals.</w:t>
       </w:r>
     </w:p>
     <w:bookmarkEnd w:id="11"/>
@@ -937,7 +937,7 @@
         <w:t xml:space="preserve"> </w:t>
       </w:r>
       <w:r>
-        <w:t xml:space="preserve">and the exact McNemar test both treat the 300 legitimate cases as exchangeable units. Because the cases are generated from a shared set of case templates, that assumption is not satisfied exactly. The primary test is therefore accompanied by a cluster-level permutation procedure in which a single permutation of model labels is applied to all cases within each of the eight case-template strata, and the adjacent-tier contrasts are reported with cluster-robust bootstrap intervals over the same strata. With eight clusters, these intervals are approximate. Case-level</w:t>
+        <w:t xml:space="preserve">and the exact McNemar test both treat the 300 legitimate cases as exchangeable units. Because the cases are generated from a shared set of case templates, that assumption is not satisfied exactly. The primary test is therefore accompanied by a cluster-level permutation procedure in which a single permutation of model labels is applied to all cases within each of the eight case template strata, and the adjacent-tier contrasts are reported with cluster-robust bootstrap intervals over the same strata. With eight clusters, these intervals are approximate. Case-level</w:t>
       </w:r>
       <w:r>
         <w:t xml:space="preserve"> </w:t>
@@ -970,7 +970,7 @@
         <w:pStyle w:val="BodyText"/>
       </w:pPr>
       <w:r>
-        <w:t xml:space="preserve">Proportions such as false-positive and miss rates are reported with 95% Wilson score confidence intervals [43]. For quantities whose uncertainty was composition-dependent across case-template strata (cross-model spread and disagreement metrics), additional 95% percentile bootstrap confidence intervals were constructed via cluster resampling over the eight case-template strata [14], using 2</w:t>
+        <w:t xml:space="preserve">Proportions such as false-positive and miss rates are reported with 95% Wilson score confidence intervals [43]. For quantities whose uncertainty was composition-dependent across case template strata (cross-model spread and disagreement metrics), additional 95% percentile bootstrap confidence intervals were constructed via cluster resampling over the eight case template strata [14], using 2</w:t>
       </w:r>
       <w:r>
         <w:t xml:space="preserve">,</w:t>
@@ -1107,7 +1107,7 @@
         <w:pStyle w:val="FirstParagraph"/>
       </w:pPr>
       <w:r>
-        <w:t xml:space="preserve">To place the foundation-model operating points in context, we benchmarked two non-LLM reference systems on the same 600-case battery. The first was a deterministic rules-based baseline encoding common FATF-style red-flag heuristics, including sub-threshold structuring, mule-account fan-in, shell-entity transfers, high-risk-jurisdiction wires and rapid pass-through activity. The second was a supervised machine-learning baseline based on engineered graph and transaction features, including counts of cash transactions, sub-threshold transfers, fan-in behaviour, shell-entity involvement, high-risk jurisdictions and temporal-span features. Logistic-regression and gradient-boosting classifiers were evaluated using five-fold stratified out-of-fold prediction.</w:t>
+        <w:t xml:space="preserve">To place the foundation-model operating points in context, we benchmarked two non-LLM reference systems on the same 600-case battery. The first was a deterministic rules-based baseline encoding common FATF-style red-flag heuristics, including sub-threshold structuring, mule-account fan-in, shell-entity transfers, high-risk-jurisdiction wires and rapid pass-through activity. The second was a supervised machine learning baseline based on engineered graph and transaction features, including counts of cash transactions, sub-threshold transfers, fan-in behaviour, shell-entity involvement, high-risk jurisdictions and temporal-span features. Logistic-regression and gradient-boosting classifiers were evaluated using five-fold stratified out-of-fold prediction.</w:t>
       </w:r>
     </w:p>
     <w:p>
@@ -1500,7 +1500,7 @@
         <w:pStyle w:val="FirstParagraph"/>
       </w:pPr>
       <w:r>
-        <w:t xml:space="preserve">and the expected alert precision was the expected number of true suspicious alerts divided by the total expected alerts. The objective of this scenario analysis was not to predict the alert volume of any particular institution, but to express the experimentally observed operating-point differences in terms of analyst workload and alert quality.</w:t>
+        <w:t xml:space="preserve">and the expected alert precision was the expected number of true suspicious alerts divided by the total expected alerts. The objective of this scenario analysis was not to predict the alert volume of any particular institution, but to express the experimentally observed operating point differences in terms of analyst workload and alert quality.</w:t>
       </w:r>
     </w:p>
     <w:bookmarkEnd w:id="16"/>
@@ -1589,7 +1589,7 @@
         <w:pStyle w:val="BodyText"/>
       </w:pPr>
       <w:r>
-        <w:t xml:space="preserve">The false-positive rate on the 300 legitimate cases ranged from 2.3% (7 of 300 cases) for Gemini Flash to 85.7% (257 of 300 cases) for GPT-4o-mini. The resulting cross-model spread was 83.3 percentage points (95% confidence interval [CI] 71.8 to 93.7, cluster bootstrap over the eight case-template strata) (Fig. </w:t>
+        <w:t xml:space="preserve">The false-positive rate on the 300 legitimate cases ranged from 2.3% (7 of 300 cases) for Gemini Flash to 85.7% (257 of 300 cases) for GPT-4o-mini. The resulting cross-model spread was 83.3 percentage points (95% confidence interval [CI] 71.8 to 93.7, cluster bootstrap over the eight case template strata) (Fig. </w:t>
       </w:r>
       <w:hyperlink w:anchor="fig:fp">
         <w:r>
@@ -1675,7 +1675,7 @@
         </m:sSup>
       </m:oMath>
       <w:r>
-        <w:t xml:space="preserve">). Because cases share generating templates, we also tested the global null using a cluster-level permutation procedure that applies a single permutation of model labels to all cases within each of the eight case-template strata. None of the 2,000 permuted statistics reached the observed value (Monte Carlo</w:t>
+        <w:t xml:space="preserve">). Because cases share generating templates, we also tested the global null using a cluster-level permutation procedure that applies a single permutation of model labels to all cases within each of the eight case template strata. None of the 2,000 permuted statistics reached the observed value (Monte Carlo</w:t>
       </w:r>
       <w:r>
         <w:t xml:space="preserve"> </w:t>
@@ -1753,7 +1753,7 @@
         </m:r>
       </m:oMath>
       <w:r>
-        <w:t xml:space="preserve">), two models that occupy the same region of the operating-point space (Table </w:t>
+        <w:t xml:space="preserve">), two models that occupy the same region of the operating point space (Table </w:t>
       </w:r>
       <w:hyperlink w:anchor="tab:mcnemar">
         <w:r>
@@ -2035,7 +2035,7 @@
         </w:r>
       </w:hyperlink>
       <w:r>
-        <w:t xml:space="preserve">). Most of the misses in trade-based laundering and cash-intensive-front cases came from the more conservative models, particularly Gemini Flash and GPT-4o. By contrast, GPT-4o-mini missed very few suspicious cases but paid for this sensitivity with its much higher false-positive rate. The typology-level results thus reflect the larger operating-point trade-off seen in the aggregate analysis.</w:t>
+        <w:t xml:space="preserve">). Most of the misses in trade-based laundering and cash-intensive-front cases came from the more conservative models, particularly Gemini Flash and GPT-4o. By contrast, GPT-4o-mini missed very few suspicious cases but paid for this sensitivity with its much higher false-positive rate. The typology-level results thus reflect the larger operating point trade-off seen in the aggregate analysis.</w:t>
       </w:r>
     </w:p>
     <w:p>
@@ -2216,7 +2216,7 @@
         <w:pStyle w:val="BodyText"/>
       </w:pPr>
       <w:r>
-        <w:t xml:space="preserve">The point is not that a financial institution would deliberately deploy a model that flags 86% of legitimate activity. Such behaviour would be caught by a competent pre-deployment validation. The more important result is that the screening operating point is partly inherited from the underlying foundation model and can change significantly when that model changes. In a traditional machine-learning system, the deployed model is usually a stable artefact whose performance may degrade over time as the data distribution shifts. In a commercially accessed foundation-model system, however, the model itself can change through provider updates, version retirement, alias redirection, routing decisions, or institution-driven substitution between model tiers. The present results suggest that such a substitution can change a core operational risk parameter even when the institution’s transaction data and screening logic remain the same.</w:t>
+        <w:t xml:space="preserve">The point is not that a financial institution would deliberately deploy a model that flags 86% of legitimate activity. Such behaviour would be caught by a competent pre-deployment validation. The more important result is that the screening operating point is partly inherited from the underlying foundation model and can change significantly when that model changes. In a traditional machine learning system, the deployed model is usually a stable artefact whose performance may degrade over time as the data distribution shifts. In a commercially accessed foundation-model system, however, the model itself can change through provider updates, version retirement, alias redirection, routing decisions, or institution-driven substitution between model tiers. The present results suggest that such a substitution can change a core operational risk parameter even when the institution’s transaction data and screening logic remain the same.</w:t>
       </w:r>
     </w:p>
     <w:p>
@@ -2272,7 +2272,7 @@
         <w:pStyle w:val="BodyText"/>
       </w:pPr>
       <w:r>
-        <w:t xml:space="preserve">Current supervisory model-risk guidance establishes inventory, validation and monitoring principles for covered vendor and third-party models, while noting that generative and agentic AI fall outside its formal scope [6]. Broader AI-governance frameworks and regulation provide additional governance expectations for AI systems [15, 31]. The results therefore justify treating the specific model version or snapshot as part of the governed model configuration. A change to that configuration should attract the same scrutiny ordinarily applied to a material change in an internally developed model, with the model’s operating point disclosed on a standard battery in the spirit of standardised model and dataset documentation [18, 29] and its behaviour audited end-to-end [37]. At a minimum, institutions should be able to identify the model that produced a decision, detect when the model changes, and determine whether the change has shifted the system’s operating point.</w:t>
+        <w:t xml:space="preserve">Current supervisory model risk guidance establishes inventory, validation and monitoring principles for covered vendor and third-party models, while noting that generative and agentic AI fall outside its formal scope [6]. Broader AI-governance frameworks and regulation provide additional governance expectations for AI systems [15, 31]. The results therefore justify treating the specific model version or snapshot as part of the governed model configuration. A change to that configuration should attract the same scrutiny ordinarily applied to a material change in an internally developed model, with the model’s operating point disclosed on a standard battery in the spirit of standardised model and dataset documentation [18, 29] and its behaviour audited end-to-end [37]. At a minimum, institutions should be able to identify the model that produced a decision, detect when the model changes, and determine whether the change has shifted the system’s operating point.</w:t>
       </w:r>
     </w:p>
     <w:p>
@@ -2314,7 +2314,7 @@
         <w:tab/>
       </w:r>
       <w:r>
-        <w:t xml:space="preserve">An operating-point probe as a monitoring control</w:t>
+        <w:t xml:space="preserve">An operating point probe as a monitoring control</w:t>
       </w:r>
     </w:p>
     <w:p>
@@ -2353,7 +2353,7 @@
         <w:pStyle w:val="BodyText"/>
       </w:pPr>
       <w:r>
-        <w:t xml:space="preserve">The control is deliberately modest. It does not require access to model internals, provider cooperation or production data, and a battery of a few hundred fixed cases is small enough to re-run cheaply. What it provides is an auditable time series of the operating point, so that a shift is detected as a model-risk event rather than inferred later from a change in alert volume. The probe measures the same quantity this paper measures, which is why the measurement design transfers directly to a monitoring design.</w:t>
+        <w:t xml:space="preserve">The control is deliberately modest. It does not require access to model internals, provider cooperation or production data, and a battery of a few hundred fixed cases is small enough to re-run cheaply. What it provides is an auditable time series of the operating point, so that a shift is detected as a model risk event rather than inferred later from a change in alert volume. The probe measures the same quantity this paper measures, which is why the measurement design transfers directly to a monitoring design.</w:t>
       </w:r>
     </w:p>
     <w:p>
@@ -2361,7 +2361,7 @@
         <w:pStyle w:val="BodyText"/>
       </w:pPr>
       <w:r>
-        <w:t xml:space="preserve">This control is additive to existing model-risk practices rather than a duplication. Drift monitoring is usually intended to detect changes in input distributions or degradation in a fixed model. Post-hoc explainability tools such as SHAP or LIME can help explain why a particular alert was generated but do not indicate whether a different foundation model would have decided differently on the same case. Champion–challenger testing can compare models during initial selection but offers limited protection if the deployed model is later changed without an equivalent revalidation event. The operating-point probe fills this gap by continuously treating model identity as a variable that can affect system behaviour.</w:t>
+        <w:t xml:space="preserve">This control is additive to existing model risk practices rather than a duplication. Drift monitoring is usually intended to detect changes in input distributions or degradation in a fixed model. Post-hoc explainability tools such as SHAP or LIME can help explain why a particular alert was generated but do not indicate whether a different foundation model would have decided differently on the same case. Champion–challenger testing can compare models during initial selection but offers limited protection if the deployed model is later changed without an equivalent revalidation event. The operating point probe fills this gap by continuously treating model identity as a variable that can affect system behaviour.</w:t>
       </w:r>
     </w:p>
     <w:bookmarkEnd w:id="25"/>
@@ -2461,7 +2461,7 @@
         <w:pStyle w:val="BodyText"/>
       </w:pPr>
       <w:r>
-        <w:t xml:space="preserve">A further limitation concerns the validity of the labels themselves. Every false-positive and miss rate reported here is measured against ground truth that is true by construction of the case generator: a case is suspicious because it was built from a typology template and legitimate because it was built from a hard-negative template. No independent anti-money-laundering expert reviewed or adjudicated any part of the battery, and no inter-rater reliability check was carried out. A model penalised for flagging a hard negative may therefore be responding to a feature that an experienced analyst would also find suspicious, and the rates should be read as agreement with a generator rather than as estimates of real-world screening accuracy. An expert-adjudicated subsample is required before any operating point reported here is treated as such an estimate.</w:t>
+        <w:t xml:space="preserve">A further limitation concerns the validity of the labels themselves. Every false-positive and miss rate reported here is measured against ground truth that is true by construction of the case generator: a case is suspicious because it was built from a typology template and legitimate because it was built from a hard-negative template. No independent anti-money laundering expert reviewed or adjudicated any part of the battery, and no inter-rater reliability check was carried out. A model penalised for flagging a hard negative may therefore be responding to a feature that an experienced analyst would also find suspicious, and the rates should be read as agreement with a generator rather than as estimates of real-world screening accuracy. An expert-adjudicated subsample is required before any operating point reported here is treated as such an estimate.</w:t>
       </w:r>
     </w:p>
     <w:p>
@@ -2541,7 +2541,7 @@
         </w:r>
       </w:hyperlink>
       <w:r>
-        <w:t xml:space="preserve">). The cross-model spread lies between 77.7 and 85.3 percentage points under all nine, so the central claim does not rest on the choice, but the per-model rates and the alert-volume ratio do depend on it and should always be quoted with the rule that produced them.</w:t>
+        <w:t xml:space="preserve">). The cross-model spread lies between 77.7 and 85.3 percentage points under all nine, so the central claim does not rest on the choice, but the per-model rates and the alert volume ratio do depend on it and should always be quoted with the rule that produced them.</w:t>
       </w:r>
     </w:p>
     <w:p>
@@ -2593,7 +2593,7 @@
         <w:pStyle w:val="BodyText"/>
       </w:pPr>
       <w:r>
-        <w:t xml:space="preserve">A single performance metric is insufficient. The operating point is what matters. A model that catches almost every suspicious case may simultaneously generate an unsustainable number of false alarms, whereas a model that aggressively suppresses false positives may accept a higher risk of missing suspicious activity. In the illustrative low-prevalence scenario considered here, the observed operating points corresponded to an expected daily alert-volume difference of 36- to 196-fold across deployable configurations. The choice of foundation model can therefore directly influence compliance workload, alert quality, and the extent to which legitimate activity is unnecessarily escalated.</w:t>
+        <w:t xml:space="preserve">A single performance metric is insufficient. The operating point is what matters. A model that catches almost every suspicious case may simultaneously generate an unsustainable number of false alarms, whereas a model that aggressively suppresses false positives may accept a higher risk of missing suspicious activity. In the illustrative low-prevalence scenario considered here, the observed operating points corresponded to an expected daily alert volume difference of 36- to 196-fold across deployable configurations. The choice of foundation model can therefore directly influence compliance workload, alert quality, and the extent to which legitimate activity is unnecessarily escalated.</w:t>
       </w:r>
     </w:p>
     <w:p>
@@ -2601,7 +2601,7 @@
         <w:pStyle w:val="BodyText"/>
       </w:pPr>
       <w:r>
-        <w:t xml:space="preserve">The study also reveals a major model-governance implication. In applications based on commercially managed foundation models, the underlying model is not always a fixed artefact under the institution’s control: models can be updated, swapped, retired or exposed via provider-managed aliases. A system validated at one operating point may therefore migrate to another if its foundation model changes, even when the transaction data, application code and screening prompt do not. Foundation-model identity should thus be treated as part of the governed AML model configuration rather than a purely technical or procurement detail. The specific model version or snapshot should be inventoried where possible, and changes to it should trigger re-evaluation of false-positive and miss behaviour. A practical mechanism for detecting such shifts and expressing them in operational terms is a fixed, labelled operating-point probe, re-run periodically and after material model changes.</w:t>
+        <w:t xml:space="preserve">The study also reveals a major model-governance implication. In applications based on commercially managed foundation models, the underlying model is not always a fixed artefact under the institution’s control: models can be updated, swapped, retired or exposed via provider-managed aliases. A system validated at one operating point may therefore migrate to another if its foundation model changes, even when the transaction data, application code and screening prompt do not. Foundation-model identity should thus be treated as part of the governed AML model configuration rather than a purely technical or procurement detail. The specific model version or snapshot should be inventoried where possible, and changes to it should trigger re-evaluation of false-positive and miss behaviour. A practical mechanism for detecting such shifts and expressing them in operational terms is a fixed, labelled operating point probe, re-run periodically and after material model changes.</w:t>
       </w:r>
     </w:p>
     <w:p>
@@ -2609,7 +2609,7 @@
         <w:pStyle w:val="BodyText"/>
       </w:pPr>
       <w:r>
-        <w:t xml:space="preserve">The controlled experiment in this study used a synthetic design to measure this between-model effect under identical and fully labelled conditions. The absolute error rates reported are not estimates of production-bank performance, but they show that model identity alone can produce substantial differences in screening behaviour. Further replication across providers, model families and suitable institutional datasets would help establish how far the magnitude of this divergence generalises. Overall, the results reframe the question from whether foundation models are capable of AML screening to whether the particular foundation model underpinning a screening system can be treated as a stable, interchangeable component. The evidence presented here shows that interchangeability cannot be assumed: foundation-model selection and substitution should be treated as first-class model-risk events, with their resulting operating points explicitly measured, documented and monitored throughout the lifecycle of an AML screening system.</w:t>
+        <w:t xml:space="preserve">The controlled experiment in this study used a synthetic design to measure this between-model effect under identical and fully labelled conditions. The absolute error rates reported are not estimates of production-bank performance, but they show that model identity alone can produce substantial differences in screening behaviour. Further replication across providers, model families and suitable institutional datasets would help establish how far the magnitude of this divergence generalises. Overall, the results reframe the question from whether foundation models are capable of AML screening to whether the particular foundation model underpinning a screening system can be treated as a stable, interchangeable component. The evidence presented here shows that interchangeability cannot be assumed: foundation-model selection and substitution should be treated as first-class model risk events, with their resulting operating points explicitly measured, documented and monitored throughout the lifecycle of an AML screening system.</w:t>
       </w:r>
     </w:p>
     <w:bookmarkStart w:id="28" w:name="tab:agg"/>
@@ -4368,7 +4368,7 @@
         <w:t xml:space="preserve"> </w:t>
       </w:r>
       <w:r>
-        <w:t xml:space="preserve">Percentage of suspicious cases of each typology (rows) missed by each model (columns). Darker cells indicate more misses. The cautious models (Gemini Flash, GPT-4o) concentrate their misses in trade-based laundering and cash-intensive fronts, while the alert-flooding GPT-4o-mini misses almost nothing—the per-typology signature of the operating-point trade-off in Fig. </w:t>
+        <w:t xml:space="preserve">Percentage of suspicious cases of each typology (rows) missed by each model (columns). Darker cells indicate more misses. The cautious models (Gemini Flash, GPT-4o) concentrate their misses in trade-based laundering and cash-intensive fronts, while the alert-flooding GPT-4o-mini misses almost nothing—the per-typology signature of the operating point trade-off in Fig. </w:t>
       </w:r>
       <w:hyperlink w:anchor="fig:ops">
         <w:r>
@@ -4841,7 +4841,7 @@
         </m:r>
       </m:oMath>
       <w:r>
-        <w:t xml:space="preserve">. Nine of the ten comparisons are significant after correction. The single exception is GPT-4.1-mini versus Gemini Flash-Lite, two models occupying the same region of the operating-point space.</w:t>
+        <w:t xml:space="preserve">. Nine of the ten comparisons are significant after correction. The single exception is GPT-4.1-mini versus Gemini Flash-Lite, two models occupying the same region of the operating point space.</w:t>
       </w:r>
     </w:p>
     <w:tbl>
@@ -4849,7 +4849,7 @@
         <w:tblStyle w:val="Table"/>
         <w:tblW w:type="auto" w:w="0"/>
         <w:tblLook w:firstRow="1" w:lastRow="0" w:firstColumn="0" w:lastColumn="0" w:noHBand="0" w:noVBand="0" w:val="0020"/>
-        <w:tblCaption w:val="Pairwise comparison of false-positive rates. McNemar’s exact (binomial) test on the 300 legitimate cases (same cases for all models). Here b and c are the discordant counts. P-values are two-tailed and Bonferroni-corrected across the ten model pairs. Pairs are ordered by corrected P. Nine of the ten comparisons are significant after correction. The single exception is GPT-4.1-mini versus Gemini Flash-Lite, two models occupying the same region of the operating-point space."/>
+        <w:tblCaption w:val="Pairwise comparison of false-positive rates. McNemar’s exact (binomial) test on the 300 legitimate cases (same cases for all models). Here b and c are the discordant counts. P-values are two-tailed and Bonferroni-corrected across the ten model pairs. Pairs are ordered by corrected P. Nine of the ten comparisons are significant after correction. The single exception is GPT-4.1-mini versus Gemini Flash-Lite, two models occupying the same region of the operating point space."/>
       </w:tblPr>
       <w:tblGrid>
         <w:gridCol w:w="1980"/>

--- a/paper/manuscript_full.docx
+++ b/paper/manuscript_full.docx
@@ -193,7 +193,7 @@
         <w:pStyle w:val="BodyText"/>
       </w:pPr>
       <w:r>
-        <w:t xml:space="preserve">To this end, we evaluate five commercially available foundation models from two providers as zero-shot AML screeners on a common, preregistered battery of 600 synthetic transaction cases based on recognised Financial Action Task Force (FATF) laundering typologies and established synthetic-AML data structures [34, 41]. The battery includes 300 suspicious cases drawn from eight laundering typologies and 300 legitimate hard-negative cases that resemble typical alert-generating patterns. Synthetic cases with complete ground-truth labels, controlled variation, identical inputs across models and full reproducibility are used deliberately. The goal is thus not to estimate absolute production-bank false-positive or miss rates, but to measure the change in operating point between models for fixed underlying cases.</w:t>
+        <w:t xml:space="preserve">To this end, we evaluate five commercially available foundation models from two providers as zero-shot AML screeners on a common, preregistered battery of 600 synthetic transaction cases based on recognised Financial Action Task Force (FATF) laundering typologies and established synthetic-AML data structures [34, 41]. The battery includes 300 suspicious cases drawn from eight laundering typologies and 300 legitimate hard-negative cases that resemble typical alert-generating patterns. Synthetic cases with complete ground-truth labels, controlled variation, identical inputs across models and full reproducibility are used deliberately. The goal is thus not to estimate absolute false-positive or miss rates in production, but to measure the change in operating point between models for fixed underlying cases.</w:t>
       </w:r>
     </w:p>
     <w:p>
@@ -224,7 +224,7 @@
           <w:i/>
           <w:iCs/>
         </w:rPr>
-        <w:t xml:space="preserve">A foundation-model-swap interpretation of model governance.</w:t>
+        <w:t xml:space="preserve">Model substitution as a governance event.</w:t>
       </w:r>
       <w:r>
         <w:t xml:space="preserve"> </w:t>
@@ -351,7 +351,7 @@
         <w:pStyle w:val="FirstParagraph"/>
       </w:pPr>
       <w:r>
-        <w:t xml:space="preserve">The study was designed to isolate the effect of foundation-model identity on AML screening decisions. All evaluated models were therefore given the same transaction cases under the same screening task, while the underlying foundation model was varied. The goal was not to estimate production-bank false-positive or miss rates, but to quantify how much the screening operating point changes when the model is changed and the transaction evidence is held constant.</w:t>
+        <w:t xml:space="preserve">The study was designed to isolate the effect of foundation-model identity on AML screening decisions. All evaluated models were therefore given the same transaction cases under the same screening task, while the underlying foundation model was varied. The goal was not to estimate false-positive or miss rates in production, but to quantify how much the screening operating point changes when the model is changed and the transaction evidence is held constant.</w:t>
       </w:r>
     </w:p>
     <w:p>
@@ -395,7 +395,7 @@
         <w:pStyle w:val="BodyText"/>
       </w:pPr>
       <w:r>
-        <w:t xml:space="preserve">The use of synthetic data was an intentional, controlled design choice. Real-world AML transaction data with complete ground-truth labels is extremely limited, and confirmed real-world labels are inherently incomplete because undetected laundering cannot be presented as a known positive case. The synthetic battery allows full labelling, submission of the same cases to all evaluated models, control over the presence of typology-specific signals, and complete reproducibility. The measured absolute error rates are therefore properties of this controlled evaluation battery, not estimates of production-bank performance. The primary estimand is the difference between models in screening behaviour on identical cases.</w:t>
+        <w:t xml:space="preserve">The use of synthetic data was an intentional, controlled design choice. Real-world AML transaction data with complete ground-truth labels is extremely limited, and confirmed real-world labels are inherently incomplete because undetected laundering cannot be presented as a known positive case. The synthetic battery allows full labelling, submission of the same cases to all evaluated models, control over the presence of typology-specific signals, and complete reproducibility. The measured absolute error rates are therefore properties of this controlled evaluation battery, not estimates of performance in production. The primary estimand is the difference between models in screening behaviour on identical cases.</w:t>
       </w:r>
     </w:p>
     <w:p>
@@ -2388,13 +2388,13 @@
         <w:pStyle w:val="FirstParagraph"/>
       </w:pPr>
       <w:r>
-        <w:t xml:space="preserve">Several limitations should be considered when interpreting these results. First, the experiment is built around a synthetic transaction battery rather than confidential production-bank records. This is a deliberate methodological choice reflecting the limited accessibility of AML data and the requirements of controlled comparison. Real AML transaction data is rarely publicly available because of privacy, confidentiality, regulatory and re-identification concerns [23], and suspicious-transaction information carries additional safeguards: FATF Recommendation 21 requires countries to prohibit by law the disclosure (</w:t>
+        <w:t xml:space="preserve">Several limitations should be considered when interpreting these results. First, the experiment is built around a synthetic transaction battery rather than confidential records from a production bank. This is a deliberate methodological choice reflecting the limited accessibility of AML data and the requirements of controlled comparison. Real AML transaction data is rarely publicly available because of privacy, confidentiality, regulatory and re-identification concerns [23], and suspicious-transaction information carries additional safeguards: FATF Recommendation 21 requires countries to prohibit by law the disclosure (</w:t>
       </w:r>
       <w:r>
         <w:t xml:space="preserve">“tipping-off”</w:t>
       </w:r>
       <w:r>
-        <w:t xml:space="preserve">) that a suspicious transaction report or related information is being filed [16], and the pooling of financial data for AML analytics must be reconciled with privacy and data-protection requirements [17]. Moreover, real-world ground truth is necessarily incomplete: laundering that is never detected cannot appear as a confirmed positive case [3]. A deterministic synthetic battery therefore offers an important experimental advantage for the present research question by providing full labels and allowing each model to be evaluated on exactly the same underlying cases. The trade-off is between ecological realism and experimental control. The absolute false-positive and miss rates reported here should not be interpreted as estimates of production-bank performance. The relevant estimand is the relative change in operating point as the foundation model is varied while the screening cases are held constant. Replication on other independently constructed batteries or suitable confidential institutional datasets would help assess the generality of the observed divergence, but the absence of such data does not affect the controlled comparison reported here.</w:t>
+        <w:t xml:space="preserve">) that a suspicious transaction report or related information is being filed [16], and the pooling of financial data for AML analytics must be reconciled with privacy and data-protection requirements [17]. Moreover, real-world ground truth is necessarily incomplete: laundering that is never detected cannot appear as a confirmed positive case [3]. A deterministic synthetic battery therefore offers an important experimental advantage for the present research question by providing full labels and allowing each model to be evaluated on exactly the same underlying cases. The trade-off is between ecological realism and experimental control. The absolute false-positive and miss rates reported here should not be interpreted as estimates of performance in production. The relevant estimand is the relative change in operating point as the foundation model is varied while the screening cases are held constant. Replication on other independently constructed batteries or suitable confidential institutional datasets would help assess the generality of the observed divergence, but the absence of such data does not affect the controlled comparison reported here.</w:t>
       </w:r>
     </w:p>
     <w:p>
@@ -2609,7 +2609,7 @@
         <w:pStyle w:val="BodyText"/>
       </w:pPr>
       <w:r>
-        <w:t xml:space="preserve">The controlled experiment in this study used a synthetic design to measure this between-model effect under identical and fully labelled conditions. The absolute error rates reported are not estimates of production-bank performance, but they show that model identity alone can produce substantial differences in screening behaviour. Further replication across providers, model families and suitable institutional datasets would help establish how far the magnitude of this divergence generalises. Overall, the results reframe the question from whether foundation models are capable of AML screening to whether the particular foundation model underpinning a screening system can be treated as a stable, interchangeable component. The evidence presented here shows that interchangeability cannot be assumed: foundation-model selection and substitution should be treated as first-class model risk events, with their resulting operating points explicitly measured, documented and monitored throughout the lifecycle of an AML screening system.</w:t>
+        <w:t xml:space="preserve">The controlled experiment in this study used a synthetic design to measure this between-model effect under identical and fully labelled conditions. The absolute error rates reported are not estimates of performance in production, but they show that model identity alone can produce substantial differences in screening behaviour. Further replication across providers, model families and suitable institutional datasets would help establish how far the magnitude of this divergence generalises. Overall, the results reframe the question from whether foundation models are capable of AML screening to whether the particular foundation model underpinning a screening system can be treated as a stable, interchangeable component. The evidence presented here shows that interchangeability cannot be assumed: foundation-model selection and substitution should be treated as first-class model risk events, with their resulting operating points explicitly measured, documented and monitored throughout the lifecycle of an AML screening system.</w:t>
       </w:r>
     </w:p>
     <w:bookmarkStart w:id="28" w:name="tab:agg"/>
